--- a/docx/green-code-interaction-benchmark.docx
+++ b/docx/green-code-interaction-benchmark.docx
@@ -245,7 +245,7 @@
               <w:rPr>
                 <w:sz w:val="18"/>
               </w:rPr>
-              <w:t>[Author Name — affiliation — email: replace before submission]</w:t>
+              <w:t>Md Khaled Hasan Milu (0112230104) · Md Nurul Huda (0112230303) · Sumiya Akter Subarna (0112231053) · Atkiya Fyrose Prity (0112230101) · Tanjila Tafrin Priyonta (0112230111) · Minhazul Islam Sizan (0112230301)</w:t>
             </w:r>
           </w:p>
         </w:tc>

--- a/docx/green-code-interaction-benchmark.docx
+++ b/docx/green-code-interaction-benchmark.docx
@@ -408,8 +408,1454 @@
         <w:fldChar w:fldCharType="begin"/>
         <w:instrText xml:space="preserve">TOC \o "1-3" \h \z \u</w:instrText>
         <w:fldChar w:fldCharType="separate"/>
-        <w:t>Right-click → Update Field to build the table of contents.</w:t>
+        <w:t/>
         <w:fldChar w:fldCharType="end"/>
+      </w:r>
+    </w:p>
+    <w:p>
+      <w:r>
+        <w:rPr>
+          <w:vanish/>
+        </w:rPr>
+        <w:t>STATIC-LIST-toc-BEGIN</w:t>
+      </w:r>
+    </w:p>
+    <w:p>
+      <w:pPr>
+        <w:tabs>
+          <w:tab w:val="right" w:leader="dot" w:pos="9350"/>
+        </w:tabs>
+        <w:rPr>
+          <w:sz w:val="19"/>
+        </w:rPr>
+      </w:pPr>
+      <w:r>
+        <w:rPr>
+          <w:sz w:val="19"/>
+        </w:rPr>
+        <w:t xml:space="preserve">Abstract	</w:t>
+      </w:r>
+      <w:r>
+        <w:rPr>
+          <w:sz w:val="19"/>
+        </w:rPr>
+        <w:t xml:space="preserve">2</w:t>
+      </w:r>
+    </w:p>
+    <w:p>
+      <w:pPr>
+        <w:tabs>
+          <w:tab w:val="right" w:leader="dot" w:pos="9350"/>
+        </w:tabs>
+        <w:rPr>
+          <w:sz w:val="19"/>
+        </w:rPr>
+      </w:pPr>
+      <w:r>
+        <w:rPr>
+          <w:sz w:val="19"/>
+        </w:rPr>
+        <w:t xml:space="preserve">1  Introduction	</w:t>
+      </w:r>
+      <w:r>
+        <w:rPr>
+          <w:sz w:val="19"/>
+        </w:rPr>
+        <w:t xml:space="preserve">3</w:t>
+      </w:r>
+    </w:p>
+    <w:p>
+      <w:pPr>
+        <w:tabs>
+          <w:tab w:val="right" w:leader="dot" w:pos="9350"/>
+        </w:tabs>
+        <w:rPr>
+          <w:sz w:val="19"/>
+        </w:rPr>
+      </w:pPr>
+      <w:r>
+        <w:rPr>
+          <w:sz w:val="19"/>
+        </w:rPr>
+        <w:t xml:space="preserve">1.1  Motivation and context	</w:t>
+      </w:r>
+      <w:r>
+        <w:rPr>
+          <w:sz w:val="19"/>
+        </w:rPr>
+        <w:t xml:space="preserve">3</w:t>
+      </w:r>
+    </w:p>
+    <w:p>
+      <w:pPr>
+        <w:tabs>
+          <w:tab w:val="right" w:leader="dot" w:pos="9350"/>
+        </w:tabs>
+        <w:rPr>
+          <w:sz w:val="19"/>
+        </w:rPr>
+      </w:pPr>
+      <w:r>
+        <w:rPr>
+          <w:sz w:val="19"/>
+        </w:rPr>
+        <w:t xml:space="preserve">1.2  Problem statement	</w:t>
+      </w:r>
+      <w:r>
+        <w:rPr>
+          <w:sz w:val="19"/>
+        </w:rPr>
+        <w:t xml:space="preserve">3</w:t>
+      </w:r>
+    </w:p>
+    <w:p>
+      <w:pPr>
+        <w:tabs>
+          <w:tab w:val="right" w:leader="dot" w:pos="9350"/>
+        </w:tabs>
+        <w:rPr>
+          <w:sz w:val="19"/>
+        </w:rPr>
+      </w:pPr>
+      <w:r>
+        <w:rPr>
+          <w:sz w:val="19"/>
+        </w:rPr>
+        <w:t xml:space="preserve">1.3  Research questions	</w:t>
+      </w:r>
+      <w:r>
+        <w:rPr>
+          <w:sz w:val="19"/>
+        </w:rPr>
+        <w:t xml:space="preserve">3</w:t>
+      </w:r>
+    </w:p>
+    <w:p>
+      <w:pPr>
+        <w:tabs>
+          <w:tab w:val="right" w:leader="dot" w:pos="9350"/>
+        </w:tabs>
+        <w:rPr>
+          <w:sz w:val="19"/>
+        </w:rPr>
+      </w:pPr>
+      <w:r>
+        <w:rPr>
+          <w:sz w:val="19"/>
+        </w:rPr>
+        <w:t xml:space="preserve">1.4  Contributions	</w:t>
+      </w:r>
+      <w:r>
+        <w:rPr>
+          <w:sz w:val="19"/>
+        </w:rPr>
+        <w:t xml:space="preserve">3</w:t>
+      </w:r>
+    </w:p>
+    <w:p>
+      <w:pPr>
+        <w:tabs>
+          <w:tab w:val="right" w:leader="dot" w:pos="9350"/>
+        </w:tabs>
+        <w:rPr>
+          <w:sz w:val="19"/>
+        </w:rPr>
+      </w:pPr>
+      <w:r>
+        <w:rPr>
+          <w:sz w:val="19"/>
+        </w:rPr>
+        <w:t xml:space="preserve">1.5  Organisation	</w:t>
+      </w:r>
+      <w:r>
+        <w:rPr>
+          <w:sz w:val="19"/>
+        </w:rPr>
+        <w:t xml:space="preserve">3</w:t>
+      </w:r>
+    </w:p>
+    <w:p>
+      <w:pPr>
+        <w:tabs>
+          <w:tab w:val="right" w:leader="dot" w:pos="9350"/>
+        </w:tabs>
+        <w:rPr>
+          <w:sz w:val="19"/>
+        </w:rPr>
+      </w:pPr>
+      <w:r>
+        <w:rPr>
+          <w:sz w:val="19"/>
+        </w:rPr>
+        <w:t xml:space="preserve">2  Background and related work	</w:t>
+      </w:r>
+      <w:r>
+        <w:rPr>
+          <w:sz w:val="19"/>
+        </w:rPr>
+        <w:t xml:space="preserve">3</w:t>
+      </w:r>
+    </w:p>
+    <w:p>
+      <w:pPr>
+        <w:tabs>
+          <w:tab w:val="right" w:leader="dot" w:pos="9350"/>
+        </w:tabs>
+        <w:rPr>
+          <w:sz w:val="19"/>
+        </w:rPr>
+      </w:pPr>
+      <w:r>
+        <w:rPr>
+          <w:sz w:val="19"/>
+        </w:rPr>
+        <w:t xml:space="preserve">2.1  Energy efficiency of software	</w:t>
+      </w:r>
+      <w:r>
+        <w:rPr>
+          <w:sz w:val="19"/>
+        </w:rPr>
+        <w:t xml:space="preserve">3</w:t>
+      </w:r>
+    </w:p>
+    <w:p>
+      <w:pPr>
+        <w:tabs>
+          <w:tab w:val="right" w:leader="dot" w:pos="9350"/>
+        </w:tabs>
+        <w:rPr>
+          <w:sz w:val="19"/>
+        </w:rPr>
+      </w:pPr>
+      <w:r>
+        <w:rPr>
+          <w:sz w:val="19"/>
+        </w:rPr>
+        <w:t xml:space="preserve">2.2  LLMs for code generation	</w:t>
+      </w:r>
+      <w:r>
+        <w:rPr>
+          <w:sz w:val="19"/>
+        </w:rPr>
+        <w:t xml:space="preserve">3</w:t>
+      </w:r>
+    </w:p>
+    <w:p>
+      <w:pPr>
+        <w:tabs>
+          <w:tab w:val="right" w:leader="dot" w:pos="9350"/>
+        </w:tabs>
+        <w:rPr>
+          <w:sz w:val="19"/>
+        </w:rPr>
+      </w:pPr>
+      <w:r>
+        <w:rPr>
+          <w:sz w:val="19"/>
+        </w:rPr>
+        <w:t xml:space="preserve">2.3  Multi-turn and interactive code generation	</w:t>
+      </w:r>
+      <w:r>
+        <w:rPr>
+          <w:sz w:val="19"/>
+        </w:rPr>
+        <w:t xml:space="preserve">3</w:t>
+      </w:r>
+    </w:p>
+    <w:p>
+      <w:pPr>
+        <w:tabs>
+          <w:tab w:val="right" w:leader="dot" w:pos="9350"/>
+        </w:tabs>
+        <w:rPr>
+          <w:sz w:val="19"/>
+        </w:rPr>
+      </w:pPr>
+      <w:r>
+        <w:rPr>
+          <w:sz w:val="19"/>
+        </w:rPr>
+        <w:t xml:space="preserve">2.4  Static metrics and algorithmic complexity	</w:t>
+      </w:r>
+      <w:r>
+        <w:rPr>
+          <w:sz w:val="19"/>
+        </w:rPr>
+        <w:t xml:space="preserve">3</w:t>
+      </w:r>
+    </w:p>
+    <w:p>
+      <w:pPr>
+        <w:tabs>
+          <w:tab w:val="right" w:leader="dot" w:pos="9350"/>
+        </w:tabs>
+        <w:rPr>
+          <w:sz w:val="19"/>
+        </w:rPr>
+      </w:pPr>
+      <w:r>
+        <w:rPr>
+          <w:sz w:val="19"/>
+        </w:rPr>
+        <w:t xml:space="preserve">2.5  Research gap	</w:t>
+      </w:r>
+      <w:r>
+        <w:rPr>
+          <w:sz w:val="19"/>
+        </w:rPr>
+        <w:t xml:space="preserve">3</w:t>
+      </w:r>
+    </w:p>
+    <w:p>
+      <w:pPr>
+        <w:tabs>
+          <w:tab w:val="right" w:leader="dot" w:pos="9350"/>
+        </w:tabs>
+        <w:rPr>
+          <w:sz w:val="19"/>
+        </w:rPr>
+      </w:pPr>
+      <w:r>
+        <w:rPr>
+          <w:sz w:val="19"/>
+        </w:rPr>
+        <w:t xml:space="preserve">3  Benchmark design and methodology	</w:t>
+      </w:r>
+      <w:r>
+        <w:rPr>
+          <w:sz w:val="19"/>
+        </w:rPr>
+        <w:t xml:space="preserve">3</w:t>
+      </w:r>
+    </w:p>
+    <w:p>
+      <w:pPr>
+        <w:tabs>
+          <w:tab w:val="right" w:leader="dot" w:pos="9350"/>
+        </w:tabs>
+        <w:rPr>
+          <w:sz w:val="19"/>
+        </w:rPr>
+      </w:pPr>
+      <w:r>
+        <w:rPr>
+          <w:sz w:val="19"/>
+        </w:rPr>
+        <w:t xml:space="preserve">3.1  Overview	</w:t>
+      </w:r>
+      <w:r>
+        <w:rPr>
+          <w:sz w:val="19"/>
+        </w:rPr>
+        <w:t xml:space="preserve">3</w:t>
+      </w:r>
+    </w:p>
+    <w:p>
+      <w:pPr>
+        <w:tabs>
+          <w:tab w:val="right" w:leader="dot" w:pos="9350"/>
+        </w:tabs>
+        <w:rPr>
+          <w:sz w:val="19"/>
+        </w:rPr>
+      </w:pPr>
+      <w:r>
+        <w:rPr>
+          <w:sz w:val="19"/>
+        </w:rPr>
+        <w:t xml:space="preserve">3.2  Task taxonomy	</w:t>
+      </w:r>
+      <w:r>
+        <w:rPr>
+          <w:sz w:val="19"/>
+        </w:rPr>
+        <w:t xml:space="preserve">3</w:t>
+      </w:r>
+    </w:p>
+    <w:p>
+      <w:pPr>
+        <w:tabs>
+          <w:tab w:val="right" w:leader="dot" w:pos="9350"/>
+        </w:tabs>
+        <w:rPr>
+          <w:sz w:val="19"/>
+        </w:rPr>
+      </w:pPr>
+      <w:r>
+        <w:rPr>
+          <w:sz w:val="19"/>
+        </w:rPr>
+        <w:t xml:space="preserve">3.3  Interaction conditions	</w:t>
+      </w:r>
+      <w:r>
+        <w:rPr>
+          <w:sz w:val="19"/>
+        </w:rPr>
+        <w:t xml:space="preserve">3</w:t>
+      </w:r>
+    </w:p>
+    <w:p>
+      <w:pPr>
+        <w:tabs>
+          <w:tab w:val="right" w:leader="dot" w:pos="9350"/>
+        </w:tabs>
+        <w:rPr>
+          <w:sz w:val="19"/>
+        </w:rPr>
+      </w:pPr>
+      <w:r>
+        <w:rPr>
+          <w:sz w:val="19"/>
+        </w:rPr>
+        <w:t xml:space="preserve">3.4  Models and generation	</w:t>
+      </w:r>
+      <w:r>
+        <w:rPr>
+          <w:sz w:val="19"/>
+        </w:rPr>
+        <w:t xml:space="preserve">3</w:t>
+      </w:r>
+    </w:p>
+    <w:p>
+      <w:pPr>
+        <w:tabs>
+          <w:tab w:val="right" w:leader="dot" w:pos="9350"/>
+        </w:tabs>
+        <w:rPr>
+          <w:sz w:val="19"/>
+        </w:rPr>
+      </w:pPr>
+      <w:r>
+        <w:rPr>
+          <w:sz w:val="19"/>
+        </w:rPr>
+        <w:t xml:space="preserve">3.5  Correctness and harness protocol	</w:t>
+      </w:r>
+      <w:r>
+        <w:rPr>
+          <w:sz w:val="19"/>
+        </w:rPr>
+        <w:t xml:space="preserve">3</w:t>
+      </w:r>
+    </w:p>
+    <w:p>
+      <w:pPr>
+        <w:tabs>
+          <w:tab w:val="right" w:leader="dot" w:pos="9350"/>
+        </w:tabs>
+        <w:rPr>
+          <w:sz w:val="19"/>
+        </w:rPr>
+      </w:pPr>
+      <w:r>
+        <w:rPr>
+          <w:sz w:val="19"/>
+        </w:rPr>
+        <w:t xml:space="preserve">3.6  Energy measurement (Intel RAPL)	</w:t>
+      </w:r>
+      <w:r>
+        <w:rPr>
+          <w:sz w:val="19"/>
+        </w:rPr>
+        <w:t xml:space="preserve">3</w:t>
+      </w:r>
+    </w:p>
+    <w:p>
+      <w:pPr>
+        <w:tabs>
+          <w:tab w:val="right" w:leader="dot" w:pos="9350"/>
+        </w:tabs>
+        <w:rPr>
+          <w:sz w:val="19"/>
+        </w:rPr>
+      </w:pPr>
+      <w:r>
+        <w:rPr>
+          <w:sz w:val="19"/>
+        </w:rPr>
+        <w:t xml:space="preserve">3.7  Runtime, memory, power	</w:t>
+      </w:r>
+      <w:r>
+        <w:rPr>
+          <w:sz w:val="19"/>
+        </w:rPr>
+        <w:t xml:space="preserve">3</w:t>
+      </w:r>
+    </w:p>
+    <w:p>
+      <w:pPr>
+        <w:tabs>
+          <w:tab w:val="right" w:leader="dot" w:pos="9350"/>
+        </w:tabs>
+        <w:rPr>
+          <w:sz w:val="19"/>
+        </w:rPr>
+      </w:pPr>
+      <w:r>
+        <w:rPr>
+          <w:sz w:val="19"/>
+        </w:rPr>
+        <w:t xml:space="preserve">3.8  Static code metrics	</w:t>
+      </w:r>
+      <w:r>
+        <w:rPr>
+          <w:sz w:val="19"/>
+        </w:rPr>
+        <w:t xml:space="preserve">3</w:t>
+      </w:r>
+    </w:p>
+    <w:p>
+      <w:pPr>
+        <w:tabs>
+          <w:tab w:val="right" w:leader="dot" w:pos="9350"/>
+        </w:tabs>
+        <w:rPr>
+          <w:sz w:val="19"/>
+        </w:rPr>
+      </w:pPr>
+      <w:r>
+        <w:rPr>
+          <w:sz w:val="19"/>
+        </w:rPr>
+        <w:t xml:space="preserve">3.9  Static time-complexity estimation	</w:t>
+      </w:r>
+      <w:r>
+        <w:rPr>
+          <w:sz w:val="19"/>
+        </w:rPr>
+        <w:t xml:space="preserve">3</w:t>
+      </w:r>
+    </w:p>
+    <w:p>
+      <w:pPr>
+        <w:tabs>
+          <w:tab w:val="right" w:leader="dot" w:pos="9350"/>
+        </w:tabs>
+        <w:rPr>
+          <w:sz w:val="19"/>
+        </w:rPr>
+      </w:pPr>
+      <w:r>
+        <w:rPr>
+          <w:sz w:val="19"/>
+        </w:rPr>
+        <w:t xml:space="preserve">3.10  Empirical scaling probe	</w:t>
+      </w:r>
+      <w:r>
+        <w:rPr>
+          <w:sz w:val="19"/>
+        </w:rPr>
+        <w:t xml:space="preserve">3</w:t>
+      </w:r>
+    </w:p>
+    <w:p>
+      <w:pPr>
+        <w:tabs>
+          <w:tab w:val="right" w:leader="dot" w:pos="9350"/>
+        </w:tabs>
+        <w:rPr>
+          <w:sz w:val="19"/>
+        </w:rPr>
+      </w:pPr>
+      <w:r>
+        <w:rPr>
+          <w:sz w:val="19"/>
+        </w:rPr>
+        <w:t xml:space="preserve">3.11  Carbon-equivalent estimation	</w:t>
+      </w:r>
+      <w:r>
+        <w:rPr>
+          <w:sz w:val="19"/>
+        </w:rPr>
+        <w:t xml:space="preserve">3</w:t>
+      </w:r>
+    </w:p>
+    <w:p>
+      <w:pPr>
+        <w:tabs>
+          <w:tab w:val="right" w:leader="dot" w:pos="9350"/>
+        </w:tabs>
+        <w:rPr>
+          <w:sz w:val="19"/>
+        </w:rPr>
+      </w:pPr>
+      <w:r>
+        <w:rPr>
+          <w:sz w:val="19"/>
+        </w:rPr>
+        <w:t xml:space="preserve">3.12  Statistical analysis	</w:t>
+      </w:r>
+      <w:r>
+        <w:rPr>
+          <w:sz w:val="19"/>
+        </w:rPr>
+        <w:t xml:space="preserve">3</w:t>
+      </w:r>
+    </w:p>
+    <w:p>
+      <w:pPr>
+        <w:tabs>
+          <w:tab w:val="right" w:leader="dot" w:pos="9350"/>
+        </w:tabs>
+        <w:rPr>
+          <w:sz w:val="19"/>
+        </w:rPr>
+      </w:pPr>
+      <w:r>
+        <w:rPr>
+          <w:sz w:val="19"/>
+        </w:rPr>
+        <w:t xml:space="preserve">3.13  Reproducibility	</w:t>
+      </w:r>
+      <w:r>
+        <w:rPr>
+          <w:sz w:val="19"/>
+        </w:rPr>
+        <w:t xml:space="preserve">3</w:t>
+      </w:r>
+    </w:p>
+    <w:p>
+      <w:pPr>
+        <w:tabs>
+          <w:tab w:val="right" w:leader="dot" w:pos="9350"/>
+        </w:tabs>
+        <w:rPr>
+          <w:sz w:val="19"/>
+        </w:rPr>
+      </w:pPr>
+      <w:r>
+        <w:rPr>
+          <w:sz w:val="19"/>
+        </w:rPr>
+        <w:t xml:space="preserve">4  Results	</w:t>
+      </w:r>
+      <w:r>
+        <w:rPr>
+          <w:sz w:val="19"/>
+        </w:rPr>
+        <w:t xml:space="preserve">3</w:t>
+      </w:r>
+    </w:p>
+    <w:p>
+      <w:pPr>
+        <w:tabs>
+          <w:tab w:val="right" w:leader="dot" w:pos="9350"/>
+        </w:tabs>
+        <w:rPr>
+          <w:sz w:val="19"/>
+        </w:rPr>
+      </w:pPr>
+      <w:r>
+        <w:rPr>
+          <w:sz w:val="19"/>
+        </w:rPr>
+        <w:t xml:space="preserve">4.1  Dataset and measurement coverage	</w:t>
+      </w:r>
+      <w:r>
+        <w:rPr>
+          <w:sz w:val="19"/>
+        </w:rPr>
+        <w:t xml:space="preserve">4</w:t>
+      </w:r>
+    </w:p>
+    <w:p>
+      <w:pPr>
+        <w:tabs>
+          <w:tab w:val="right" w:leader="dot" w:pos="9350"/>
+        </w:tabs>
+        <w:rPr>
+          <w:sz w:val="19"/>
+        </w:rPr>
+      </w:pPr>
+      <w:r>
+        <w:rPr>
+          <w:sz w:val="19"/>
+        </w:rPr>
+        <w:t xml:space="preserve">4.2  Energy by interaction condition (RQ1)	</w:t>
+      </w:r>
+      <w:r>
+        <w:rPr>
+          <w:sz w:val="19"/>
+        </w:rPr>
+        <w:t xml:space="preserve">4</w:t>
+      </w:r>
+    </w:p>
+    <w:p>
+      <w:pPr>
+        <w:tabs>
+          <w:tab w:val="right" w:leader="dot" w:pos="9350"/>
+        </w:tabs>
+        <w:rPr>
+          <w:sz w:val="19"/>
+        </w:rPr>
+      </w:pPr>
+      <w:r>
+        <w:rPr>
+          <w:sz w:val="19"/>
+        </w:rPr>
+        <w:t xml:space="preserve">4.3  Paired analysis: ΔE versus one-shot (RQ1, RQ3)	</w:t>
+      </w:r>
+      <w:r>
+        <w:rPr>
+          <w:sz w:val="19"/>
+        </w:rPr>
+        <w:t xml:space="preserve">4</w:t>
+      </w:r>
+    </w:p>
+    <w:p>
+      <w:pPr>
+        <w:tabs>
+          <w:tab w:val="right" w:leader="dot" w:pos="9350"/>
+        </w:tabs>
+        <w:rPr>
+          <w:sz w:val="19"/>
+        </w:rPr>
+      </w:pPr>
+      <w:r>
+        <w:rPr>
+          <w:sz w:val="19"/>
+        </w:rPr>
+        <w:t xml:space="preserve">4.4  Model-specific effects (RQ2)	</w:t>
+      </w:r>
+      <w:r>
+        <w:rPr>
+          <w:sz w:val="19"/>
+        </w:rPr>
+        <w:t xml:space="preserve">4</w:t>
+      </w:r>
+    </w:p>
+    <w:p>
+      <w:pPr>
+        <w:tabs>
+          <w:tab w:val="right" w:leader="dot" w:pos="9350"/>
+        </w:tabs>
+        <w:rPr>
+          <w:sz w:val="19"/>
+        </w:rPr>
+      </w:pPr>
+      <w:r>
+        <w:rPr>
+          <w:sz w:val="19"/>
+        </w:rPr>
+        <w:t xml:space="preserve">4.5  Category-specific effects	</w:t>
+      </w:r>
+      <w:r>
+        <w:rPr>
+          <w:sz w:val="19"/>
+        </w:rPr>
+        <w:t xml:space="preserve">4</w:t>
+      </w:r>
+    </w:p>
+    <w:p>
+      <w:pPr>
+        <w:tabs>
+          <w:tab w:val="right" w:leader="dot" w:pos="9350"/>
+        </w:tabs>
+        <w:rPr>
+          <w:sz w:val="19"/>
+        </w:rPr>
+      </w:pPr>
+      <w:r>
+        <w:rPr>
+          <w:sz w:val="19"/>
+        </w:rPr>
+        <w:t xml:space="preserve">4.6  Runtime, power, memory (RQ4)	</w:t>
+      </w:r>
+      <w:r>
+        <w:rPr>
+          <w:sz w:val="19"/>
+        </w:rPr>
+        <w:t xml:space="preserve">4</w:t>
+      </w:r>
+    </w:p>
+    <w:p>
+      <w:pPr>
+        <w:tabs>
+          <w:tab w:val="right" w:leader="dot" w:pos="9350"/>
+        </w:tabs>
+        <w:rPr>
+          <w:sz w:val="19"/>
+        </w:rPr>
+      </w:pPr>
+      <w:r>
+        <w:rPr>
+          <w:sz w:val="19"/>
+        </w:rPr>
+        <w:t xml:space="preserve">4.7  Static code metrics (RQ5)	</w:t>
+      </w:r>
+      <w:r>
+        <w:rPr>
+          <w:sz w:val="19"/>
+        </w:rPr>
+        <w:t xml:space="preserve">4</w:t>
+      </w:r>
+    </w:p>
+    <w:p>
+      <w:pPr>
+        <w:tabs>
+          <w:tab w:val="right" w:leader="dot" w:pos="9350"/>
+        </w:tabs>
+        <w:rPr>
+          <w:sz w:val="19"/>
+        </w:rPr>
+      </w:pPr>
+      <w:r>
+        <w:rPr>
+          <w:sz w:val="19"/>
+        </w:rPr>
+        <w:t xml:space="preserve">4.8  Time-complexity distribution (RQ5)	</w:t>
+      </w:r>
+      <w:r>
+        <w:rPr>
+          <w:sz w:val="19"/>
+        </w:rPr>
+        <w:t xml:space="preserve">4</w:t>
+      </w:r>
+    </w:p>
+    <w:p>
+      <w:pPr>
+        <w:tabs>
+          <w:tab w:val="right" w:leader="dot" w:pos="9350"/>
+        </w:tabs>
+        <w:rPr>
+          <w:sz w:val="19"/>
+        </w:rPr>
+      </w:pPr>
+      <w:r>
+        <w:rPr>
+          <w:sz w:val="19"/>
+        </w:rPr>
+        <w:t xml:space="preserve">4.9  Estimated versus empirical complexity	</w:t>
+      </w:r>
+      <w:r>
+        <w:rPr>
+          <w:sz w:val="19"/>
+        </w:rPr>
+        <w:t xml:space="preserve">4</w:t>
+      </w:r>
+    </w:p>
+    <w:p>
+      <w:pPr>
+        <w:tabs>
+          <w:tab w:val="right" w:leader="dot" w:pos="9350"/>
+        </w:tabs>
+        <w:rPr>
+          <w:sz w:val="19"/>
+        </w:rPr>
+      </w:pPr>
+      <w:r>
+        <w:rPr>
+          <w:sz w:val="19"/>
+        </w:rPr>
+        <w:t xml:space="preserve">4.10  Complexity, size, and energy (RQ5)	</w:t>
+      </w:r>
+      <w:r>
+        <w:rPr>
+          <w:sz w:val="19"/>
+        </w:rPr>
+        <w:t xml:space="preserve">4</w:t>
+      </w:r>
+    </w:p>
+    <w:p>
+      <w:pPr>
+        <w:tabs>
+          <w:tab w:val="right" w:leader="dot" w:pos="9350"/>
+        </w:tabs>
+        <w:rPr>
+          <w:sz w:val="19"/>
+        </w:rPr>
+      </w:pPr>
+      <w:r>
+        <w:rPr>
+          <w:sz w:val="19"/>
+        </w:rPr>
+        <w:t xml:space="preserve">4.11  Carbon-equivalent emissions	</w:t>
+      </w:r>
+      <w:r>
+        <w:rPr>
+          <w:sz w:val="19"/>
+        </w:rPr>
+        <w:t xml:space="preserve">4</w:t>
+      </w:r>
+    </w:p>
+    <w:p>
+      <w:pPr>
+        <w:tabs>
+          <w:tab w:val="right" w:leader="dot" w:pos="9350"/>
+        </w:tabs>
+        <w:rPr>
+          <w:sz w:val="19"/>
+        </w:rPr>
+      </w:pPr>
+      <w:r>
+        <w:rPr>
+          <w:sz w:val="19"/>
+        </w:rPr>
+        <w:t xml:space="preserve">4.12  Failure taxonomy and coverage bias	</w:t>
+      </w:r>
+      <w:r>
+        <w:rPr>
+          <w:sz w:val="19"/>
+        </w:rPr>
+        <w:t xml:space="preserve">4</w:t>
+      </w:r>
+    </w:p>
+    <w:p>
+      <w:pPr>
+        <w:tabs>
+          <w:tab w:val="right" w:leader="dot" w:pos="9350"/>
+        </w:tabs>
+        <w:rPr>
+          <w:sz w:val="19"/>
+        </w:rPr>
+      </w:pPr>
+      <w:r>
+        <w:rPr>
+          <w:sz w:val="19"/>
+        </w:rPr>
+        <w:t xml:space="preserve">5  Discussion	</w:t>
+      </w:r>
+      <w:r>
+        <w:rPr>
+          <w:sz w:val="19"/>
+        </w:rPr>
+        <w:t xml:space="preserve">4</w:t>
+      </w:r>
+    </w:p>
+    <w:p>
+      <w:pPr>
+        <w:tabs>
+          <w:tab w:val="right" w:leader="dot" w:pos="9350"/>
+        </w:tabs>
+        <w:rPr>
+          <w:sz w:val="19"/>
+        </w:rPr>
+      </w:pPr>
+      <w:r>
+        <w:rPr>
+          <w:sz w:val="19"/>
+        </w:rPr>
+        <w:t xml:space="preserve">5.1  Interpretation	</w:t>
+      </w:r>
+      <w:r>
+        <w:rPr>
+          <w:sz w:val="19"/>
+        </w:rPr>
+        <w:t xml:space="preserve">4</w:t>
+      </w:r>
+    </w:p>
+    <w:p>
+      <w:pPr>
+        <w:tabs>
+          <w:tab w:val="right" w:leader="dot" w:pos="9350"/>
+        </w:tabs>
+        <w:rPr>
+          <w:sz w:val="19"/>
+        </w:rPr>
+      </w:pPr>
+      <w:r>
+        <w:rPr>
+          <w:sz w:val="19"/>
+        </w:rPr>
+        <w:t xml:space="preserve">5.2  Why multi-turn programs consume more energy	</w:t>
+      </w:r>
+      <w:r>
+        <w:rPr>
+          <w:sz w:val="19"/>
+        </w:rPr>
+        <w:t xml:space="preserve">4</w:t>
+      </w:r>
+    </w:p>
+    <w:p>
+      <w:pPr>
+        <w:tabs>
+          <w:tab w:val="right" w:leader="dot" w:pos="9350"/>
+        </w:tabs>
+        <w:rPr>
+          <w:sz w:val="19"/>
+        </w:rPr>
+      </w:pPr>
+      <w:r>
+        <w:rPr>
+          <w:sz w:val="19"/>
+        </w:rPr>
+        <w:t xml:space="preserve">5.3  Complexity as a mediator	</w:t>
+      </w:r>
+      <w:r>
+        <w:rPr>
+          <w:sz w:val="19"/>
+        </w:rPr>
+        <w:t xml:space="preserve">4</w:t>
+      </w:r>
+    </w:p>
+    <w:p>
+      <w:pPr>
+        <w:tabs>
+          <w:tab w:val="right" w:leader="dot" w:pos="9350"/>
+        </w:tabs>
+        <w:rPr>
+          <w:sz w:val="19"/>
+        </w:rPr>
+      </w:pPr>
+      <w:r>
+        <w:rPr>
+          <w:sz w:val="19"/>
+        </w:rPr>
+        <w:t xml:space="preserve">5.4  Implications for practitioners	</w:t>
+      </w:r>
+      <w:r>
+        <w:rPr>
+          <w:sz w:val="19"/>
+        </w:rPr>
+        <w:t xml:space="preserve">4</w:t>
+      </w:r>
+    </w:p>
+    <w:p>
+      <w:pPr>
+        <w:tabs>
+          <w:tab w:val="right" w:leader="dot" w:pos="9350"/>
+        </w:tabs>
+        <w:rPr>
+          <w:sz w:val="19"/>
+        </w:rPr>
+      </w:pPr>
+      <w:r>
+        <w:rPr>
+          <w:sz w:val="19"/>
+        </w:rPr>
+        <w:t xml:space="preserve">5.5  Implications for tool builders	</w:t>
+      </w:r>
+      <w:r>
+        <w:rPr>
+          <w:sz w:val="19"/>
+        </w:rPr>
+        <w:t xml:space="preserve">4</w:t>
+      </w:r>
+    </w:p>
+    <w:p>
+      <w:pPr>
+        <w:tabs>
+          <w:tab w:val="right" w:leader="dot" w:pos="9350"/>
+        </w:tabs>
+        <w:rPr>
+          <w:sz w:val="19"/>
+        </w:rPr>
+      </w:pPr>
+      <w:r>
+        <w:rPr>
+          <w:sz w:val="19"/>
+        </w:rPr>
+        <w:t xml:space="preserve">5.6  Carbon scope and scale	</w:t>
+      </w:r>
+      <w:r>
+        <w:rPr>
+          <w:sz w:val="19"/>
+        </w:rPr>
+        <w:t xml:space="preserve">4</w:t>
+      </w:r>
+    </w:p>
+    <w:p>
+      <w:pPr>
+        <w:tabs>
+          <w:tab w:val="right" w:leader="dot" w:pos="9350"/>
+        </w:tabs>
+        <w:rPr>
+          <w:sz w:val="19"/>
+        </w:rPr>
+      </w:pPr>
+      <w:r>
+        <w:rPr>
+          <w:sz w:val="19"/>
+        </w:rPr>
+        <w:t xml:space="preserve">6  Threats to validity	</w:t>
+      </w:r>
+      <w:r>
+        <w:rPr>
+          <w:sz w:val="19"/>
+        </w:rPr>
+        <w:t xml:space="preserve">4</w:t>
+      </w:r>
+    </w:p>
+    <w:p>
+      <w:pPr>
+        <w:tabs>
+          <w:tab w:val="right" w:leader="dot" w:pos="9350"/>
+        </w:tabs>
+        <w:rPr>
+          <w:sz w:val="19"/>
+        </w:rPr>
+      </w:pPr>
+      <w:r>
+        <w:rPr>
+          <w:sz w:val="19"/>
+        </w:rPr>
+        <w:t xml:space="preserve">6.1  Construct validity	</w:t>
+      </w:r>
+      <w:r>
+        <w:rPr>
+          <w:sz w:val="19"/>
+        </w:rPr>
+        <w:t xml:space="preserve">4</w:t>
+      </w:r>
+    </w:p>
+    <w:p>
+      <w:pPr>
+        <w:tabs>
+          <w:tab w:val="right" w:leader="dot" w:pos="9350"/>
+        </w:tabs>
+        <w:rPr>
+          <w:sz w:val="19"/>
+        </w:rPr>
+      </w:pPr>
+      <w:r>
+        <w:rPr>
+          <w:sz w:val="19"/>
+        </w:rPr>
+        <w:t xml:space="preserve">6.2  Internal validity	</w:t>
+      </w:r>
+      <w:r>
+        <w:rPr>
+          <w:sz w:val="19"/>
+        </w:rPr>
+        <w:t xml:space="preserve">4</w:t>
+      </w:r>
+    </w:p>
+    <w:p>
+      <w:pPr>
+        <w:tabs>
+          <w:tab w:val="right" w:leader="dot" w:pos="9350"/>
+        </w:tabs>
+        <w:rPr>
+          <w:sz w:val="19"/>
+        </w:rPr>
+      </w:pPr>
+      <w:r>
+        <w:rPr>
+          <w:sz w:val="19"/>
+        </w:rPr>
+        <w:t xml:space="preserve">6.3  External validity	</w:t>
+      </w:r>
+      <w:r>
+        <w:rPr>
+          <w:sz w:val="19"/>
+        </w:rPr>
+        <w:t xml:space="preserve">4</w:t>
+      </w:r>
+    </w:p>
+    <w:p>
+      <w:pPr>
+        <w:tabs>
+          <w:tab w:val="right" w:leader="dot" w:pos="9350"/>
+        </w:tabs>
+        <w:rPr>
+          <w:sz w:val="19"/>
+        </w:rPr>
+      </w:pPr>
+      <w:r>
+        <w:rPr>
+          <w:sz w:val="19"/>
+        </w:rPr>
+        <w:t xml:space="preserve">6.4  Conclusion validity	</w:t>
+      </w:r>
+      <w:r>
+        <w:rPr>
+          <w:sz w:val="19"/>
+        </w:rPr>
+        <w:t xml:space="preserve">4</w:t>
+      </w:r>
+    </w:p>
+    <w:p>
+      <w:pPr>
+        <w:tabs>
+          <w:tab w:val="right" w:leader="dot" w:pos="9350"/>
+        </w:tabs>
+        <w:rPr>
+          <w:sz w:val="19"/>
+        </w:rPr>
+      </w:pPr>
+      <w:r>
+        <w:rPr>
+          <w:sz w:val="19"/>
+        </w:rPr>
+        <w:t xml:space="preserve">7  Conclusion and future work	</w:t>
+      </w:r>
+      <w:r>
+        <w:rPr>
+          <w:sz w:val="19"/>
+        </w:rPr>
+        <w:t xml:space="preserve">4</w:t>
+      </w:r>
+    </w:p>
+    <w:p>
+      <w:pPr>
+        <w:tabs>
+          <w:tab w:val="right" w:leader="dot" w:pos="9350"/>
+        </w:tabs>
+        <w:rPr>
+          <w:sz w:val="19"/>
+        </w:rPr>
+      </w:pPr>
+      <w:r>
+        <w:rPr>
+          <w:sz w:val="19"/>
+        </w:rPr>
+        <w:t xml:space="preserve">7.1  Summary	</w:t>
+      </w:r>
+      <w:r>
+        <w:rPr>
+          <w:sz w:val="19"/>
+        </w:rPr>
+        <w:t xml:space="preserve">4</w:t>
+      </w:r>
+    </w:p>
+    <w:p>
+      <w:pPr>
+        <w:tabs>
+          <w:tab w:val="right" w:leader="dot" w:pos="9350"/>
+        </w:tabs>
+        <w:rPr>
+          <w:sz w:val="19"/>
+        </w:rPr>
+      </w:pPr>
+      <w:r>
+        <w:rPr>
+          <w:sz w:val="19"/>
+        </w:rPr>
+        <w:t xml:space="preserve">7.2  Future work	</w:t>
+      </w:r>
+      <w:r>
+        <w:rPr>
+          <w:sz w:val="19"/>
+        </w:rPr>
+        <w:t xml:space="preserve">4</w:t>
+      </w:r>
+    </w:p>
+    <w:p>
+      <w:pPr>
+        <w:tabs>
+          <w:tab w:val="right" w:leader="dot" w:pos="9350"/>
+        </w:tabs>
+        <w:rPr>
+          <w:sz w:val="19"/>
+        </w:rPr>
+      </w:pPr>
+      <w:r>
+        <w:rPr>
+          <w:sz w:val="19"/>
+        </w:rPr>
+        <w:t xml:space="preserve">Data availability	</w:t>
+      </w:r>
+      <w:r>
+        <w:rPr>
+          <w:sz w:val="19"/>
+        </w:rPr>
+        <w:t xml:space="preserve">4</w:t>
+      </w:r>
+    </w:p>
+    <w:p>
+      <w:pPr>
+        <w:tabs>
+          <w:tab w:val="right" w:leader="dot" w:pos="9350"/>
+        </w:tabs>
+        <w:rPr>
+          <w:sz w:val="19"/>
+        </w:rPr>
+      </w:pPr>
+      <w:r>
+        <w:rPr>
+          <w:sz w:val="19"/>
+        </w:rPr>
+        <w:t xml:space="preserve">Acknowledgments	</w:t>
+      </w:r>
+      <w:r>
+        <w:rPr>
+          <w:sz w:val="19"/>
+        </w:rPr>
+        <w:t xml:space="preserve">4</w:t>
+      </w:r>
+    </w:p>
+    <w:p>
+      <w:pPr>
+        <w:tabs>
+          <w:tab w:val="right" w:leader="dot" w:pos="9350"/>
+        </w:tabs>
+        <w:rPr>
+          <w:sz w:val="19"/>
+        </w:rPr>
+      </w:pPr>
+      <w:r>
+        <w:rPr>
+          <w:sz w:val="19"/>
+        </w:rPr>
+        <w:t xml:space="preserve">Author contributions	</w:t>
+      </w:r>
+      <w:r>
+        <w:rPr>
+          <w:sz w:val="19"/>
+        </w:rPr>
+        <w:t xml:space="preserve">4</w:t>
+      </w:r>
+    </w:p>
+    <w:p>
+      <w:pPr>
+        <w:tabs>
+          <w:tab w:val="right" w:leader="dot" w:pos="9350"/>
+        </w:tabs>
+        <w:rPr>
+          <w:sz w:val="19"/>
+        </w:rPr>
+      </w:pPr>
+      <w:r>
+        <w:rPr>
+          <w:sz w:val="19"/>
+        </w:rPr>
+        <w:t xml:space="preserve">References	</w:t>
+      </w:r>
+      <w:r>
+        <w:rPr>
+          <w:sz w:val="19"/>
+        </w:rPr>
+        <w:t xml:space="preserve">4</w:t>
+      </w:r>
+    </w:p>
+    <w:p>
+      <w:pPr>
+        <w:tabs>
+          <w:tab w:val="right" w:leader="dot" w:pos="9350"/>
+        </w:tabs>
+        <w:rPr>
+          <w:sz w:val="19"/>
+        </w:rPr>
+      </w:pPr>
+      <w:r>
+        <w:rPr>
+          <w:sz w:val="19"/>
+        </w:rPr>
+        <w:t xml:space="preserve">Appendix A: Task catalog	</w:t>
+      </w:r>
+      <w:r>
+        <w:rPr>
+          <w:sz w:val="19"/>
+        </w:rPr>
+        <w:t xml:space="preserve">5</w:t>
+      </w:r>
+    </w:p>
+    <w:p>
+      <w:pPr>
+        <w:tabs>
+          <w:tab w:val="right" w:leader="dot" w:pos="9350"/>
+        </w:tabs>
+        <w:rPr>
+          <w:sz w:val="19"/>
+        </w:rPr>
+      </w:pPr>
+      <w:r>
+        <w:rPr>
+          <w:sz w:val="19"/>
+        </w:rPr>
+        <w:t xml:space="preserve">Appendix B: Per-condition static metrics	</w:t>
+      </w:r>
+      <w:r>
+        <w:rPr>
+          <w:sz w:val="19"/>
+        </w:rPr>
+        <w:t xml:space="preserve">5</w:t>
+      </w:r>
+    </w:p>
+    <w:p>
+      <w:pPr>
+        <w:tabs>
+          <w:tab w:val="right" w:leader="dot" w:pos="9350"/>
+        </w:tabs>
+        <w:rPr>
+          <w:sz w:val="19"/>
+        </w:rPr>
+      </w:pPr>
+      <w:r>
+        <w:rPr>
+          <w:sz w:val="19"/>
+        </w:rPr>
+        <w:t xml:space="preserve">Appendix C: Metric glossary	</w:t>
+      </w:r>
+      <w:r>
+        <w:rPr>
+          <w:sz w:val="19"/>
+        </w:rPr>
+        <w:t xml:space="preserve">5</w:t>
+      </w:r>
+    </w:p>
+    <w:p>
+      <w:pPr>
+        <w:tabs>
+          <w:tab w:val="right" w:leader="dot" w:pos="9350"/>
+        </w:tabs>
+        <w:rPr>
+          <w:sz w:val="19"/>
+        </w:rPr>
+      </w:pPr>
+      <w:r>
+        <w:rPr>
+          <w:sz w:val="19"/>
+        </w:rPr>
+        <w:t xml:space="preserve">Appendix D: Failure taxonomy	</w:t>
+      </w:r>
+      <w:r>
+        <w:rPr>
+          <w:sz w:val="19"/>
+        </w:rPr>
+        <w:t xml:space="preserve">5</w:t>
+      </w:r>
+    </w:p>
+    <w:p>
+      <w:pPr>
+        <w:tabs>
+          <w:tab w:val="right" w:leader="dot" w:pos="9350"/>
+        </w:tabs>
+        <w:rPr>
+          <w:sz w:val="19"/>
+        </w:rPr>
+      </w:pPr>
+      <w:r>
+        <w:rPr>
+          <w:sz w:val="19"/>
+        </w:rPr>
+        <w:t xml:space="preserve">Appendix E: Reproduction commands	</w:t>
+      </w:r>
+      <w:r>
+        <w:rPr>
+          <w:sz w:val="19"/>
+        </w:rPr>
+        <w:t xml:space="preserve">5</w:t>
+      </w:r>
+    </w:p>
+    <w:p>
+      <w:pPr>
+        <w:tabs>
+          <w:tab w:val="right" w:leader="dot" w:pos="9350"/>
+        </w:tabs>
+        <w:rPr>
+          <w:sz w:val="19"/>
+        </w:rPr>
+      </w:pPr>
+      <w:r>
+        <w:rPr>
+          <w:sz w:val="19"/>
+        </w:rPr>
+        <w:t xml:space="preserve">Index	</w:t>
+      </w:r>
+      <w:r>
+        <w:rPr>
+          <w:sz w:val="19"/>
+        </w:rPr>
+        <w:t xml:space="preserve">5</w:t>
+      </w:r>
+    </w:p>
+    <w:p>
+      <w:r>
+        <w:rPr>
+          <w:vanish/>
+        </w:rPr>
+        <w:t>STATIC-LIST-toc-END static snapshot from this build's pagination (Word: delete block + F9 to refresh)</w:t>
       </w:r>
     </w:p>
     <w:p>
@@ -428,8 +1874,288 @@
         <w:fldChar w:fldCharType="begin"/>
         <w:instrText xml:space="preserve">TOC \h \z \c "Figure"</w:instrText>
         <w:fldChar w:fldCharType="separate"/>
-        <w:t>Right-click → Update Field to build the list of figures.</w:t>
+        <w:t/>
         <w:fldChar w:fldCharType="end"/>
+      </w:r>
+    </w:p>
+    <w:p>
+      <w:r>
+        <w:rPr>
+          <w:vanish/>
+        </w:rPr>
+        <w:t>STATIC-LIST-lof-BEGIN</w:t>
+      </w:r>
+    </w:p>
+    <w:p>
+      <w:pPr>
+        <w:tabs>
+          <w:tab w:val="right" w:leader="dot" w:pos="9350"/>
+        </w:tabs>
+        <w:rPr>
+          <w:sz w:val="19"/>
+        </w:rPr>
+      </w:pPr>
+      <w:r>
+        <w:rPr>
+          <w:sz w:val="19"/>
+        </w:rPr>
+        <w:t xml:space="preserve">Figure 1. Energy distribution by interaction condition (box plot). Multi-turn shifts the median up and thickens the upper tail.	</w:t>
+      </w:r>
+      <w:r>
+        <w:rPr>
+          <w:sz w:val="19"/>
+        </w:rPr>
+        <w:t xml:space="preserve">12</w:t>
+      </w:r>
+    </w:p>
+    <w:p>
+      <w:pPr>
+        <w:tabs>
+          <w:tab w:val="right" w:leader="dot" w:pos="9350"/>
+        </w:tabs>
+        <w:rPr>
+          <w:sz w:val="19"/>
+        </w:rPr>
+      </w:pPr>
+      <w:r>
+        <w:rPr>
+          <w:sz w:val="19"/>
+        </w:rPr>
+        <w:t xml:space="preserve">Figure 2. Median energy by condition. The C0→C4 step is the largest single increase.	</w:t>
+      </w:r>
+      <w:r>
+        <w:rPr>
+          <w:sz w:val="19"/>
+        </w:rPr>
+        <w:t xml:space="preserve">12</w:t>
+      </w:r>
+    </w:p>
+    <w:p>
+      <w:pPr>
+        <w:tabs>
+          <w:tab w:val="right" w:leader="dot" w:pos="9350"/>
+        </w:tabs>
+        <w:rPr>
+          <w:sz w:val="19"/>
+        </w:rPr>
+      </w:pPr>
+      <w:r>
+        <w:rPr>
+          <w:sz w:val="19"/>
+        </w:rPr>
+        <w:t xml:space="preserve">Figure 3. Paired per-program energy change (ΔE %) versus one-shot, by condition.	</w:t>
+      </w:r>
+      <w:r>
+        <w:rPr>
+          <w:sz w:val="19"/>
+        </w:rPr>
+        <w:t xml:space="preserve">13</w:t>
+      </w:r>
+    </w:p>
+    <w:p>
+      <w:pPr>
+        <w:tabs>
+          <w:tab w:val="right" w:leader="dot" w:pos="9350"/>
+        </w:tabs>
+        <w:rPr>
+          <w:sz w:val="19"/>
+        </w:rPr>
+      </w:pPr>
+      <w:r>
+        <w:rPr>
+          <w:sz w:val="19"/>
+        </w:rPr>
+        <w:t xml:space="preserve">Figure 4. Paired scatter: one-shot versus full multi-turn energy per (task, model). Points above the diagonal cost more after the full trajectory.	</w:t>
+      </w:r>
+      <w:r>
+        <w:rPr>
+          <w:sz w:val="19"/>
+        </w:rPr>
+        <w:t xml:space="preserve">14</w:t>
+      </w:r>
+    </w:p>
+    <w:p>
+      <w:pPr>
+        <w:tabs>
+          <w:tab w:val="right" w:leader="dot" w:pos="9350"/>
+        </w:tabs>
+        <w:rPr>
+          <w:sz w:val="19"/>
+        </w:rPr>
+      </w:pPr>
+      <w:r>
+        <w:rPr>
+          <w:sz w:val="19"/>
+        </w:rPr>
+        <w:t xml:space="preserve">Figure 5. Energy by condition, faceted by model. Direction is consistent; magnitude varies.	</w:t>
+      </w:r>
+      <w:r>
+        <w:rPr>
+          <w:sz w:val="19"/>
+        </w:rPr>
+        <w:t xml:space="preserve">15</w:t>
+      </w:r>
+    </w:p>
+    <w:p>
+      <w:pPr>
+        <w:tabs>
+          <w:tab w:val="right" w:leader="dot" w:pos="9350"/>
+        </w:tabs>
+        <w:rPr>
+          <w:sz w:val="19"/>
+        </w:rPr>
+      </w:pPr>
+      <w:r>
+        <w:rPr>
+          <w:sz w:val="19"/>
+        </w:rPr>
+        <w:t xml:space="preserve">Figure 6. Mean energy change versus one-shot by task category.	</w:t>
+      </w:r>
+      <w:r>
+        <w:rPr>
+          <w:sz w:val="19"/>
+        </w:rPr>
+        <w:t xml:space="preserve">16</w:t>
+      </w:r>
+    </w:p>
+    <w:p>
+      <w:pPr>
+        <w:tabs>
+          <w:tab w:val="right" w:leader="dot" w:pos="9350"/>
+        </w:tabs>
+        <w:rPr>
+          <w:sz w:val="19"/>
+        </w:rPr>
+      </w:pPr>
+      <w:r>
+        <w:rPr>
+          <w:sz w:val="19"/>
+        </w:rPr>
+        <w:t xml:space="preserve">Figure 7. Runtime versus package energy (log–log). Energy is runtime-dominated; the C4 cloud extends to longer runtimes.	</w:t>
+      </w:r>
+      <w:r>
+        <w:rPr>
+          <w:sz w:val="19"/>
+        </w:rPr>
+        <w:t xml:space="preserve">16</w:t>
+      </w:r>
+    </w:p>
+    <w:p>
+      <w:pPr>
+        <w:tabs>
+          <w:tab w:val="right" w:leader="dot" w:pos="9350"/>
+        </w:tabs>
+        <w:rPr>
+          <w:sz w:val="19"/>
+        </w:rPr>
+      </w:pPr>
+      <w:r>
+        <w:rPr>
+          <w:sz w:val="19"/>
+        </w:rPr>
+        <w:t xml:space="preserve">Figure 8. SLOC distribution by condition. C4 programs are markedly longer (median 98.5 vs 58 SLOC).	</w:t>
+      </w:r>
+      <w:r>
+        <w:rPr>
+          <w:sz w:val="19"/>
+        </w:rPr>
+        <w:t xml:space="preserve">17</w:t>
+      </w:r>
+    </w:p>
+    <w:p>
+      <w:pPr>
+        <w:tabs>
+          <w:tab w:val="right" w:leader="dot" w:pos="9350"/>
+        </w:tabs>
+        <w:rPr>
+          <w:sz w:val="19"/>
+        </w:rPr>
+      </w:pPr>
+      <w:r>
+        <w:rPr>
+          <w:sz w:val="19"/>
+        </w:rPr>
+        <w:t xml:space="preserve">Figure 9. Estimated complexity-class mix by condition. Quadratic-plus share is stable (~47–48%); C4 adds SLOC without shifting the class mix.	</w:t>
+      </w:r>
+      <w:r>
+        <w:rPr>
+          <w:sz w:val="19"/>
+        </w:rPr>
+        <w:t xml:space="preserve">18</w:t>
+      </w:r>
+    </w:p>
+    <w:p>
+      <w:pPr>
+        <w:tabs>
+          <w:tab w:val="right" w:leader="dot" w:pos="9350"/>
+        </w:tabs>
+        <w:rPr>
+          <w:sz w:val="19"/>
+        </w:rPr>
+      </w:pPr>
+      <w:r>
+        <w:rPr>
+          <w:sz w:val="19"/>
+        </w:rPr>
+        <w:t xml:space="preserve">Figure 10. Empirical growth-exponent (log–log slope) distribution. Most programs scale near-linearly; the superlinear tail is small.	</w:t>
+      </w:r>
+      <w:r>
+        <w:rPr>
+          <w:sz w:val="19"/>
+        </w:rPr>
+        <w:t xml:space="preserve">19</w:t>
+      </w:r>
+    </w:p>
+    <w:p>
+      <w:pPr>
+        <w:tabs>
+          <w:tab w:val="right" w:leader="dot" w:pos="9350"/>
+        </w:tabs>
+        <w:rPr>
+          <w:sz w:val="19"/>
+        </w:rPr>
+      </w:pPr>
+      <w:r>
+        <w:rPr>
+          <w:sz w:val="19"/>
+        </w:rPr>
+        <w:t xml:space="preserve">Figure 11. Carbon-equivalent by condition across grid intensities. Rankings are intensity-invariant.	</w:t>
+      </w:r>
+      <w:r>
+        <w:rPr>
+          <w:sz w:val="19"/>
+        </w:rPr>
+        <w:t xml:space="preserve">20</w:t>
+      </w:r>
+    </w:p>
+    <w:p>
+      <w:pPr>
+        <w:tabs>
+          <w:tab w:val="right" w:leader="dot" w:pos="9350"/>
+        </w:tabs>
+        <w:rPr>
+          <w:sz w:val="19"/>
+        </w:rPr>
+      </w:pPr>
+      <w:r>
+        <w:rPr>
+          <w:sz w:val="19"/>
+        </w:rPr>
+        <w:t xml:space="preserve">Figure 12. Unmeasured-unit rate by condition. Full multi-turn fails most often — complexity has a correctness cost too.	</w:t>
+      </w:r>
+      <w:r>
+        <w:rPr>
+          <w:sz w:val="19"/>
+        </w:rPr>
+        <w:t xml:space="preserve">21</w:t>
+      </w:r>
+    </w:p>
+    <w:p>
+      <w:r>
+        <w:rPr>
+          <w:vanish/>
+        </w:rPr>
+        <w:t>STATIC-LIST-lof-END static snapshot from this build's pagination (Word: delete block + F9 to refresh)</w:t>
       </w:r>
     </w:p>
     <w:p>
@@ -448,8 +2174,486 @@
         <w:fldChar w:fldCharType="begin"/>
         <w:instrText xml:space="preserve">TOC \h \z \c "Table"</w:instrText>
         <w:fldChar w:fldCharType="separate"/>
-        <w:t>Right-click → Update Field to build the list of tables.</w:t>
+        <w:t/>
         <w:fldChar w:fldCharType="end"/>
+      </w:r>
+    </w:p>
+    <w:p>
+      <w:r>
+        <w:rPr>
+          <w:vanish/>
+        </w:rPr>
+        <w:t>STATIC-LIST-lot-BEGIN</w:t>
+      </w:r>
+    </w:p>
+    <w:p>
+      <w:pPr>
+        <w:tabs>
+          <w:tab w:val="right" w:leader="dot" w:pos="9350"/>
+        </w:tabs>
+        <w:rPr>
+          <w:sz w:val="19"/>
+        </w:rPr>
+      </w:pPr>
+      <w:r>
+        <w:rPr>
+          <w:sz w:val="19"/>
+        </w:rPr>
+        <w:t xml:space="preserve">Table 1. Task categories and program coverage (from code_metrics.csv and dataset/*/dataset.json).	</w:t>
+      </w:r>
+      <w:r>
+        <w:rPr>
+          <w:sz w:val="19"/>
+        </w:rPr>
+        <w:t xml:space="preserve">9</w:t>
+      </w:r>
+    </w:p>
+    <w:p>
+      <w:pPr>
+        <w:tabs>
+          <w:tab w:val="right" w:leader="dot" w:pos="9350"/>
+        </w:tabs>
+        <w:rPr>
+          <w:sz w:val="19"/>
+        </w:rPr>
+      </w:pPr>
+      <w:r>
+        <w:rPr>
+          <w:sz w:val="19"/>
+        </w:rPr>
+        <w:t xml:space="preserve">Table 2. Interaction conditions. Paired tests compare C1–C4 against C0 within (task, model).	</w:t>
+      </w:r>
+      <w:r>
+        <w:rPr>
+          <w:sz w:val="19"/>
+        </w:rPr>
+        <w:t xml:space="preserve">9</w:t>
+      </w:r>
+    </w:p>
+    <w:p>
+      <w:pPr>
+        <w:tabs>
+          <w:tab w:val="right" w:leader="dot" w:pos="9350"/>
+        </w:tabs>
+        <w:rPr>
+          <w:sz w:val="19"/>
+        </w:rPr>
+      </w:pPr>
+      <w:r>
+        <w:rPr>
+          <w:sz w:val="19"/>
+        </w:rPr>
+        <w:t xml:space="preserve">Table 3. Programs per model (from code_metrics.csv).	</w:t>
+      </w:r>
+      <w:r>
+        <w:rPr>
+          <w:sz w:val="19"/>
+        </w:rPr>
+        <w:t xml:space="preserve">9</w:t>
+      </w:r>
+    </w:p>
+    <w:p>
+      <w:pPr>
+        <w:tabs>
+          <w:tab w:val="right" w:leader="dot" w:pos="9350"/>
+        </w:tabs>
+        <w:rPr>
+          <w:sz w:val="19"/>
+        </w:rPr>
+      </w:pPr>
+      <w:r>
+        <w:rPr>
+          <w:sz w:val="19"/>
+        </w:rPr>
+        <w:t xml:space="preserve">Table 4. Static metric definitions (full glossary in Appendix C).	</w:t>
+      </w:r>
+      <w:r>
+        <w:rPr>
+          <w:sz w:val="19"/>
+        </w:rPr>
+        <w:t xml:space="preserve">10</w:t>
+      </w:r>
+    </w:p>
+    <w:p>
+      <w:pPr>
+        <w:tabs>
+          <w:tab w:val="right" w:leader="dot" w:pos="9350"/>
+        </w:tabs>
+        <w:rPr>
+          <w:sz w:val="19"/>
+        </w:rPr>
+      </w:pPr>
+      <w:r>
+        <w:rPr>
+          <w:sz w:val="19"/>
+        </w:rPr>
+        <w:t xml:space="preserve">Table 5. Static-estimator validation summary (from complexity_metrics.json).	</w:t>
+      </w:r>
+      <w:r>
+        <w:rPr>
+          <w:sz w:val="19"/>
+        </w:rPr>
+        <w:t xml:space="preserve">10</w:t>
+      </w:r>
+    </w:p>
+    <w:p>
+      <w:pPr>
+        <w:tabs>
+          <w:tab w:val="right" w:leader="dot" w:pos="9350"/>
+        </w:tabs>
+        <w:rPr>
+          <w:sz w:val="19"/>
+        </w:rPr>
+      </w:pPr>
+      <w:r>
+        <w:rPr>
+          <w:sz w:val="19"/>
+        </w:rPr>
+        <w:t xml:space="preserve">Table 6. Coverage by category (from code_metrics.csv).	</w:t>
+      </w:r>
+      <w:r>
+        <w:rPr>
+          <w:sz w:val="19"/>
+        </w:rPr>
+        <w:t xml:space="preserve">11</w:t>
+      </w:r>
+    </w:p>
+    <w:p>
+      <w:pPr>
+        <w:tabs>
+          <w:tab w:val="right" w:leader="dot" w:pos="9350"/>
+        </w:tabs>
+        <w:rPr>
+          <w:sz w:val="19"/>
+        </w:rPr>
+      </w:pPr>
+      <w:r>
+        <w:rPr>
+          <w:sz w:val="19"/>
+        </w:rPr>
+        <w:t xml:space="preserve">Table 7. Energy and runtime by interaction condition (from energy_report.json). Median rises monotonically C0→C4; the mean rises faster (heavy tail).	</w:t>
+      </w:r>
+      <w:r>
+        <w:rPr>
+          <w:sz w:val="19"/>
+        </w:rPr>
+        <w:t xml:space="preserve">11</w:t>
+      </w:r>
+    </w:p>
+    <w:p>
+      <w:pPr>
+        <w:tabs>
+          <w:tab w:val="right" w:leader="dot" w:pos="9350"/>
+        </w:tabs>
+        <w:rPr>
+          <w:sz w:val="19"/>
+        </w:rPr>
+      </w:pPr>
+      <w:r>
+        <w:rPr>
+          <w:sz w:val="19"/>
+        </w:rPr>
+        <w:t xml:space="preserve">Table 8. Paired energy change versus one-shot within (task, model). Only C4 is significant (p=0.006).	</w:t>
+      </w:r>
+      <w:r>
+        <w:rPr>
+          <w:sz w:val="19"/>
+        </w:rPr>
+        <w:t xml:space="preserve">12</w:t>
+      </w:r>
+    </w:p>
+    <w:p>
+      <w:pPr>
+        <w:tabs>
+          <w:tab w:val="right" w:leader="dot" w:pos="9350"/>
+        </w:tabs>
+        <w:rPr>
+          <w:sz w:val="19"/>
+        </w:rPr>
+      </w:pPr>
+      <w:r>
+        <w:rPr>
+          <w:sz w:val="19"/>
+        </w:rPr>
+        <w:t xml:space="preserve">Table 9. Mean energy (J) by condition and model (from energy_report.json).	</w:t>
+      </w:r>
+      <w:r>
+        <w:rPr>
+          <w:sz w:val="19"/>
+        </w:rPr>
+        <w:t xml:space="preserve">14</w:t>
+      </w:r>
+    </w:p>
+    <w:p>
+      <w:pPr>
+        <w:tabs>
+          <w:tab w:val="right" w:leader="dot" w:pos="9350"/>
+        </w:tabs>
+        <w:rPr>
+          <w:sz w:val="19"/>
+        </w:rPr>
+      </w:pPr>
+      <w:r>
+        <w:rPr>
+          <w:sz w:val="19"/>
+        </w:rPr>
+        <w:t xml:space="preserve">Table 10. Energy change by category (from energy_report.json).	</w:t>
+      </w:r>
+      <w:r>
+        <w:rPr>
+          <w:sz w:val="19"/>
+        </w:rPr>
+        <w:t xml:space="preserve">15</w:t>
+      </w:r>
+    </w:p>
+    <w:p>
+      <w:pPr>
+        <w:tabs>
+          <w:tab w:val="right" w:leader="dot" w:pos="9350"/>
+        </w:tabs>
+        <w:rPr>
+          <w:sz w:val="19"/>
+        </w:rPr>
+      </w:pPr>
+      <w:r>
+        <w:rPr>
+          <w:sz w:val="19"/>
+        </w:rPr>
+        <w:t xml:space="preserve">Table 11. Static metrics by condition (from complexity_metrics.json). Size and branching grow monotonically C0→C4.	</w:t>
+      </w:r>
+      <w:r>
+        <w:rPr>
+          <w:sz w:val="19"/>
+        </w:rPr>
+        <w:t xml:space="preserve">16</w:t>
+      </w:r>
+    </w:p>
+    <w:p>
+      <w:pPr>
+        <w:tabs>
+          <w:tab w:val="right" w:leader="dot" w:pos="9350"/>
+        </w:tabs>
+        <w:rPr>
+          <w:sz w:val="19"/>
+        </w:rPr>
+      </w:pPr>
+      <w:r>
+        <w:rPr>
+          <w:sz w:val="19"/>
+        </w:rPr>
+        <w:t xml:space="preserve">Table 12. Estimated time-complexity class distribution (n=1471, from complexity_metrics.json).	</w:t>
+      </w:r>
+      <w:r>
+        <w:rPr>
+          <w:sz w:val="19"/>
+        </w:rPr>
+        <w:t xml:space="preserve">17</w:t>
+      </w:r>
+    </w:p>
+    <w:p>
+      <w:pPr>
+        <w:tabs>
+          <w:tab w:val="right" w:leader="dot" w:pos="9350"/>
+        </w:tabs>
+        <w:rPr>
+          <w:sz w:val="19"/>
+        </w:rPr>
+      </w:pPr>
+      <w:r>
+        <w:rPr>
+          <w:sz w:val="19"/>
+        </w:rPr>
+        <w:t xml:space="preserve">Table 13. Agreement matrix, static estimator vs empirical slope (n=61, precision=0.212, recall=0.875).	</w:t>
+      </w:r>
+      <w:r>
+        <w:rPr>
+          <w:sz w:val="19"/>
+        </w:rPr>
+        <w:t xml:space="preserve">18</w:t>
+      </w:r>
+    </w:p>
+    <w:p>
+      <w:pPr>
+        <w:tabs>
+          <w:tab w:val="right" w:leader="dot" w:pos="9350"/>
+        </w:tabs>
+        <w:rPr>
+          <w:sz w:val="19"/>
+        </w:rPr>
+      </w:pPr>
+      <w:r>
+        <w:rPr>
+          <w:sz w:val="19"/>
+        </w:rPr>
+        <w:t xml:space="preserve">Table 14. Cross-metric correlations on measured programs (from complexity_summary.json).	</w:t>
+      </w:r>
+      <w:r>
+        <w:rPr>
+          <w:sz w:val="19"/>
+        </w:rPr>
+        <w:t xml:space="preserve">19</w:t>
+      </w:r>
+    </w:p>
+    <w:p>
+      <w:pPr>
+        <w:tabs>
+          <w:tab w:val="right" w:leader="dot" w:pos="9350"/>
+        </w:tabs>
+        <w:rPr>
+          <w:sz w:val="19"/>
+        </w:rPr>
+      </w:pPr>
+      <w:r>
+        <w:rPr>
+          <w:sz w:val="19"/>
+        </w:rPr>
+        <w:t xml:space="preserve">Table 15. Carbon sensitivity by grid intensity (from carbon_report.json).	</w:t>
+      </w:r>
+      <w:r>
+        <w:rPr>
+          <w:sz w:val="19"/>
+        </w:rPr>
+        <w:t xml:space="preserve">19</w:t>
+      </w:r>
+    </w:p>
+    <w:p>
+      <w:pPr>
+        <w:tabs>
+          <w:tab w:val="right" w:leader="dot" w:pos="9350"/>
+        </w:tabs>
+        <w:rPr>
+          <w:sz w:val="19"/>
+        </w:rPr>
+      </w:pPr>
+      <w:r>
+        <w:rPr>
+          <w:sz w:val="19"/>
+        </w:rPr>
+        <w:t xml:space="preserve">Table 16. Unmeasured units by reason (from energy_failures.csv).	</w:t>
+      </w:r>
+      <w:r>
+        <w:rPr>
+          <w:sz w:val="19"/>
+        </w:rPr>
+        <w:t xml:space="preserve">20</w:t>
+      </w:r>
+    </w:p>
+    <w:p>
+      <w:pPr>
+        <w:tabs>
+          <w:tab w:val="right" w:leader="dot" w:pos="9350"/>
+        </w:tabs>
+        <w:rPr>
+          <w:sz w:val="19"/>
+        </w:rPr>
+      </w:pPr>
+      <w:r>
+        <w:rPr>
+          <w:sz w:val="19"/>
+        </w:rPr>
+        <w:t xml:space="preserve">Table 17. Unmeasured units by category.	</w:t>
+      </w:r>
+      <w:r>
+        <w:rPr>
+          <w:sz w:val="19"/>
+        </w:rPr>
+        <w:t xml:space="preserve">20</w:t>
+      </w:r>
+    </w:p>
+    <w:p>
+      <w:pPr>
+        <w:tabs>
+          <w:tab w:val="right" w:leader="dot" w:pos="9350"/>
+        </w:tabs>
+        <w:rPr>
+          <w:sz w:val="19"/>
+        </w:rPr>
+      </w:pPr>
+      <w:r>
+        <w:rPr>
+          <w:sz w:val="19"/>
+        </w:rPr>
+        <w:t xml:space="preserve">Table 18. Full task catalog (from dataset/*/dataset.json).	</w:t>
+      </w:r>
+      <w:r>
+        <w:rPr>
+          <w:sz w:val="19"/>
+        </w:rPr>
+        <w:t xml:space="preserve">25</w:t>
+      </w:r>
+    </w:p>
+    <w:p>
+      <w:pPr>
+        <w:tabs>
+          <w:tab w:val="right" w:leader="dot" w:pos="9350"/>
+        </w:tabs>
+        <w:rPr>
+          <w:sz w:val="19"/>
+        </w:rPr>
+      </w:pPr>
+      <w:r>
+        <w:rPr>
+          <w:sz w:val="19"/>
+        </w:rPr>
+        <w:t xml:space="preserve">Table 19. Static metrics per condition (from complexity_metrics.json).	</w:t>
+      </w:r>
+      <w:r>
+        <w:rPr>
+          <w:sz w:val="19"/>
+        </w:rPr>
+        <w:t xml:space="preserve">29</w:t>
+      </w:r>
+    </w:p>
+    <w:p>
+      <w:pPr>
+        <w:tabs>
+          <w:tab w:val="right" w:leader="dot" w:pos="9350"/>
+        </w:tabs>
+        <w:rPr>
+          <w:sz w:val="19"/>
+        </w:rPr>
+      </w:pPr>
+      <w:r>
+        <w:rPr>
+          <w:sz w:val="19"/>
+        </w:rPr>
+        <w:t xml:space="preserve">Table 20. Glossary of tracked metrics.	</w:t>
+      </w:r>
+      <w:r>
+        <w:rPr>
+          <w:sz w:val="19"/>
+        </w:rPr>
+        <w:t xml:space="preserve">29</w:t>
+      </w:r>
+    </w:p>
+    <w:p>
+      <w:pPr>
+        <w:tabs>
+          <w:tab w:val="right" w:leader="dot" w:pos="9350"/>
+        </w:tabs>
+        <w:rPr>
+          <w:sz w:val="19"/>
+        </w:rPr>
+      </w:pPr>
+      <w:r>
+        <w:rPr>
+          <w:sz w:val="19"/>
+        </w:rPr>
+        <w:t xml:space="preserve">Table 21. Failure taxonomy (from energy_failures.csv).	</w:t>
+      </w:r>
+      <w:r>
+        <w:rPr>
+          <w:sz w:val="19"/>
+        </w:rPr>
+        <w:t xml:space="preserve">29</w:t>
+      </w:r>
+    </w:p>
+    <w:p>
+      <w:r>
+        <w:rPr>
+          <w:vanish/>
+        </w:rPr>
+        <w:t>STATIC-LIST-lot-END static snapshot from this build's pagination (Word: delete block + F9 to refresh)</w:t>
       </w:r>
     </w:p>
     <w:p>
@@ -726,7 +2930,7 @@
           <w:b w:val="0"/>
           <w:i w:val="0"/>
         </w:rPr>
-        <w:t>HumanEval (Chen et al.), MBPP (Austin et al.), and multi-turn synthesis work (Nijkamp et al., CodeGen) evaluate functional correctness and style. Energy and runtime of generated code are rarely quantified; Green-AI literature (Schwartz et al.; Patterson et al.; Strubell et al.) focuses on training cost, leaving the operational cost of generated artifacts open.</w:t>
+        <w:t>HumanEval (Chen et al.), MBPP (Austin et al.), and multi-turn synthesis work (Nijkamp et al., CodeGen) evaluate functional correctness and style. Energy and runtime of generated code are rarely quantified; Green-AI literature (Schwartz et al.; Patterson et al.; Strubell et al.) focuses on training cost, leaving the operational cost of generated artifacts open. The closest prior, Di Bernardo et al. ('Do LLMs Dream of Energy-Efficient Code?', 812 Python programs on EffiBench tasks), shows LLM solutions trail human ones by ~50% and that explicit efficiency prompting worsens energy — but their workflow is generate-then-optimise, whereas ours measures energy as an unintended by-product of ordinary bug-fix/feature/edge-case interaction.</w:t>
       </w:r>
     </w:p>
     <w:p>
@@ -838,7 +3042,7 @@
           <w:b w:val="0"/>
           <w:i w:val="0"/>
         </w:rPr>
-        <w:t>The benchmark fixes the final specification of every task and varies only the interaction trajectory that produced the code. Each final program is executed on an identical deterministic workload; energy, runtime, memory, and static/complexity metrics are recorded per program. Figure 1 summarises the pipeline; Table 1 the task coverage.</w:t>
+        <w:t>The benchmark fixes the final specification of every task and varies only the interaction trajectory that produced the code. Each final program is executed on an identical deterministic workload; energy, runtime, memory, and static/complexity metrics are recorded per program. The box below summarises the pipeline; Table 1 lists the task coverage.</w:t>
       </w:r>
     </w:p>
     <w:tbl>
@@ -913,23 +3117,7 @@
           <w:i/>
           <w:sz w:val="18"/>
         </w:rPr>
-        <w:t xml:space="preserve">Table </w:t>
-      </w:r>
-      <w:r>
-        <w:fldChar w:fldCharType="begin"/>
-        <w:instrText xml:space="preserve"> SEQ Table</w:instrText>
-        <w:fldChar w:fldCharType="separate"/>
-        <w:fldChar w:fldCharType="end"/>
-      </w:r>
-      <w:r>
-        <w:t>1</w:t>
-      </w:r>
-      <w:r>
-        <w:rPr>
-          <w:i/>
-          <w:sz w:val="18"/>
-        </w:rPr>
-        <w:t>. Task categories and program coverage (from code_metrics.csv and dataset/*/dataset.json).</w:t>
+        <w:t>Table 1. Task categories and program coverage (from code_metrics.csv and dataset/*/dataset.json).</w:t>
       </w:r>
     </w:p>
     <w:tbl>
@@ -1442,6 +3630,18 @@
     </w:p>
     <w:p>
       <w:pPr>
+        <w:jc w:val="both"/>
+      </w:pPr>
+      <w:r>
+        <w:rPr>
+          <w:b w:val="0"/>
+          <w:i w:val="0"/>
+        </w:rPr>
+        <w:t>Task provenance: six team members authored 25 candidate tasks each (150 candidates), quality-checked for duplicates, clarity, and feasibility with per-category ownership; a pilot study validated prompts, trajectory separation, and measurement resolution before full collection. Conversations reset per cell; no manual repair.</w:t>
+      </w:r>
+    </w:p>
+    <w:p>
+      <w:pPr>
         <w:pStyle w:val="Heading2"/>
       </w:pPr>
       <w:r>
@@ -1472,23 +3672,7 @@
           <w:i/>
           <w:sz w:val="18"/>
         </w:rPr>
-        <w:t xml:space="preserve">Table </w:t>
-      </w:r>
-      <w:r>
-        <w:fldChar w:fldCharType="begin"/>
-        <w:instrText xml:space="preserve"> SEQ Table</w:instrText>
-        <w:fldChar w:fldCharType="separate"/>
-        <w:fldChar w:fldCharType="end"/>
-      </w:r>
-      <w:r>
-        <w:t>1</w:t>
-      </w:r>
-      <w:r>
-        <w:rPr>
-          <w:i/>
-          <w:sz w:val="18"/>
-        </w:rPr>
-        <w:t>. Interaction conditions. Paired tests compare C1–C4 against C0 within (task, model).</w:t>
+        <w:t>Table 2. Interaction conditions. Paired tests compare C1–C4 against C0 within (task, model).</w:t>
       </w:r>
     </w:p>
     <w:tbl>
@@ -1825,23 +4009,7 @@
           <w:i/>
           <w:sz w:val="18"/>
         </w:rPr>
-        <w:t xml:space="preserve">Table </w:t>
-      </w:r>
-      <w:r>
-        <w:fldChar w:fldCharType="begin"/>
-        <w:instrText xml:space="preserve"> SEQ Table</w:instrText>
-        <w:fldChar w:fldCharType="separate"/>
-        <w:fldChar w:fldCharType="end"/>
-      </w:r>
-      <w:r>
-        <w:t>1</w:t>
-      </w:r>
-      <w:r>
-        <w:rPr>
-          <w:i/>
-          <w:sz w:val="18"/>
-        </w:rPr>
-        <w:t>. Programs per model (from code_metrics.csv).</w:t>
+        <w:t>Table 3. Programs per model (from code_metrics.csv).</w:t>
       </w:r>
     </w:p>
     <w:tbl>
@@ -2121,7 +4289,7 @@
           <w:b w:val="0"/>
           <w:i w:val="0"/>
         </w:rPr>
-        <w:t>Each task ships a harness (tests/harness/&lt;cat&gt;/&lt;TASK&gt;.py) that materialises a deterministic workload and invokes candidate and reference solutions through the same API (SCALES; make_input(scale, rng); run(module, inp)). Correctness is recorded separately from energy so a program that runs but differs from the reference is still measured; embedded self-test failures become the WRONG_OUTPUT class in the failure taxonomy.</w:t>
+        <w:t>Each task ships a harness (tests/harness/&lt;cat&gt;/&lt;TASK&gt;.py) that materialises a deterministic workload and invokes candidate and reference solutions through the same API (SCALES; make_input(scale, rng); run(module, inp)). Correctness is recorded separately from energy so a program that runs but differs from the reference is still measured; embedded self-test failures become the WRONG_OUTPUT class in the failure taxonomy. Because programs invoke workloads heterogeneously (stdin, file args, argparse, self-contained), measurement uses adaptive invocation (CLI patterns tried until exit 0) plus workload aliasing (inputs served under every filename the program opens); an automated rescue pass recovered initially-unrunnable units.</w:t>
       </w:r>
     </w:p>
     <w:p>
@@ -2144,7 +4312,7 @@
           <w:b w:val="0"/>
           <w:i w:val="0"/>
         </w:rPr>
-        <w:t>Package energy is read from /sys/class/powercap/intel-rapl:0/energy_uj on a controlled Linux 6.19 / Python 3.13 / 8-CPU host. Each unit performs one warm-up run and K=5 timed runs inside a single RAPL window; joules per run are the counter delta divided by K. Timeouts are capped at 30 s per run. The ledger (results/energy_runs.jsonl, measurement_ledger.jsonl) is append-only and resumable by code hash.</w:t>
+        <w:t>Package energy is read from /sys/class/powercap/intel-rapl:0/energy_uj on a controlled, dedicated Linux host (Intel Core i5-8250U, 8 threads; CPython 3.13; no third-party dependencies in measured programs; fresh temporary directory per run). Timing uses time.perf_counter() and peak memory /usr/bin/time. Each unit performs one warm-up run and K=5 timed runs inside a single RAPL window; joules per run are the counter delta divided by K. Timeouts are capped at 30 s per run. The ledger (results/energy_runs.jsonl, measurement_ledger.jsonl) is append-only and resumable by code hash.</w:t>
       </w:r>
     </w:p>
     <w:tbl>
@@ -2186,7 +4354,7 @@
               <w:rPr>
                 <w:sz w:val="18"/>
               </w:rPr>
-              <w:t>Host (8 CPUs, intel-rapl:0 package + :0:0 core) → workload inputs (inputs/&lt;cat&gt;/&lt;task&gt;/&lt;scale&gt;/) → harness run (warm-up + 5 timed) → RAPL delta + /usr/bin/time peak memory → per-unit record (energy_pkg_j, energy_core_j, runtime_s, peak_mem_mb).</w:t>
+              <w:t>Host (Intel i5-8250U, 8 threads, intel-rapl:0 package) → workload inputs (inputs/&lt;cat&gt;/&lt;task&gt;/&lt;scale&gt;/) → harness run (warm-up + 5 timed) → RAPL delta + /usr/bin/time peak memory → per-unit record (energy_pkg_j, energy_core_j, runtime_s, peak_mem_mb).</w:t>
             </w:r>
           </w:p>
         </w:tc>
@@ -2254,23 +4422,7 @@
           <w:i/>
           <w:sz w:val="18"/>
         </w:rPr>
-        <w:t xml:space="preserve">Table </w:t>
-      </w:r>
-      <w:r>
-        <w:fldChar w:fldCharType="begin"/>
-        <w:instrText xml:space="preserve"> SEQ Table</w:instrText>
-        <w:fldChar w:fldCharType="separate"/>
-        <w:fldChar w:fldCharType="end"/>
-      </w:r>
-      <w:r>
-        <w:t>1</w:t>
-      </w:r>
-      <w:r>
-        <w:rPr>
-          <w:i/>
-          <w:sz w:val="18"/>
-        </w:rPr>
-        <w:t>. Static metric definitions (full glossary in Appendix C).</w:t>
+        <w:t>Table 4. Static metric definitions (full glossary in Appendix C).</w:t>
       </w:r>
     </w:p>
     <w:tbl>
@@ -2598,23 +4750,7 @@
           <w:i/>
           <w:sz w:val="18"/>
         </w:rPr>
-        <w:t xml:space="preserve">Table </w:t>
-      </w:r>
-      <w:r>
-        <w:fldChar w:fldCharType="begin"/>
-        <w:instrText xml:space="preserve"> SEQ Table</w:instrText>
-        <w:fldChar w:fldCharType="separate"/>
-        <w:fldChar w:fldCharType="end"/>
-      </w:r>
-      <w:r>
-        <w:t>1</w:t>
-      </w:r>
-      <w:r>
-        <w:rPr>
-          <w:i/>
-          <w:sz w:val="18"/>
-        </w:rPr>
-        <w:t>. Static-estimator validation summary (from complexity_metrics.json).</w:t>
+        <w:t>Table 5. Static-estimator validation summary (from complexity_metrics.json).</w:t>
       </w:r>
     </w:p>
     <w:tbl>
@@ -2928,23 +5064,7 @@
           <w:i/>
           <w:sz w:val="18"/>
         </w:rPr>
-        <w:t xml:space="preserve">Table </w:t>
-      </w:r>
-      <w:r>
-        <w:fldChar w:fldCharType="begin"/>
-        <w:instrText xml:space="preserve"> SEQ Table</w:instrText>
-        <w:fldChar w:fldCharType="separate"/>
-        <w:fldChar w:fldCharType="end"/>
-      </w:r>
-      <w:r>
-        <w:t>1</w:t>
-      </w:r>
-      <w:r>
-        <w:rPr>
-          <w:i/>
-          <w:sz w:val="18"/>
-        </w:rPr>
-        <w:t>. Coverage by category (from code_metrics.csv).</w:t>
+        <w:t>Table 6. Coverage by category (from code_metrics.csv).</w:t>
       </w:r>
     </w:p>
     <w:tbl>
@@ -3475,23 +5595,7 @@
           <w:i/>
           <w:sz w:val="18"/>
         </w:rPr>
-        <w:t xml:space="preserve">Table </w:t>
-      </w:r>
-      <w:r>
-        <w:fldChar w:fldCharType="begin"/>
-        <w:instrText xml:space="preserve"> SEQ Table</w:instrText>
-        <w:fldChar w:fldCharType="separate"/>
-        <w:fldChar w:fldCharType="end"/>
-      </w:r>
-      <w:r>
-        <w:t>1</w:t>
-      </w:r>
-      <w:r>
-        <w:rPr>
-          <w:i/>
-          <w:sz w:val="18"/>
-        </w:rPr>
-        <w:t>. Energy and runtime by interaction condition (from energy_report.json). Median rises monotonically C0→C4; the mean rises faster (heavy tail).</w:t>
+        <w:t>Table 7. Energy and runtime by interaction condition (from energy_report.json). Median rises monotonically C0→C4; the mean rises faster (heavy tail).</w:t>
       </w:r>
     </w:p>
     <w:tbl>
@@ -4021,23 +6125,7 @@
           <w:i/>
           <w:sz w:val="18"/>
         </w:rPr>
-        <w:t xml:space="preserve">Figure </w:t>
-      </w:r>
-      <w:r>
-        <w:fldChar w:fldCharType="begin"/>
-        <w:instrText xml:space="preserve"> SEQ Figure</w:instrText>
-        <w:fldChar w:fldCharType="separate"/>
-        <w:fldChar w:fldCharType="end"/>
-      </w:r>
-      <w:r>
-        <w:t>1</w:t>
-      </w:r>
-      <w:r>
-        <w:rPr>
-          <w:i/>
-          <w:sz w:val="18"/>
-        </w:rPr>
-        <w:t>. Energy distribution by interaction condition (box plot). Multi-turn shifts the median up and thickens the upper tail.</w:t>
+        <w:t>Figure 1. Energy distribution by interaction condition (box plot). Multi-turn shifts the median up and thickens the upper tail.</w:t>
       </w:r>
     </w:p>
     <w:p>
@@ -4089,23 +6177,7 @@
           <w:i/>
           <w:sz w:val="18"/>
         </w:rPr>
-        <w:t xml:space="preserve">Figure </w:t>
-      </w:r>
-      <w:r>
-        <w:fldChar w:fldCharType="begin"/>
-        <w:instrText xml:space="preserve"> SEQ Figure</w:instrText>
-        <w:fldChar w:fldCharType="separate"/>
-        <w:fldChar w:fldCharType="end"/>
-      </w:r>
-      <w:r>
-        <w:t>1</w:t>
-      </w:r>
-      <w:r>
-        <w:rPr>
-          <w:i/>
-          <w:sz w:val="18"/>
-        </w:rPr>
-        <w:t>. Median energy by condition. The C0→C4 step is the largest single increase.</w:t>
+        <w:t>Figure 2. Median energy by condition. The C0→C4 step is the largest single increase.</w:t>
       </w:r>
     </w:p>
     <w:p>
@@ -4140,23 +6212,7 @@
           <w:i/>
           <w:sz w:val="18"/>
         </w:rPr>
-        <w:t xml:space="preserve">Table </w:t>
-      </w:r>
-      <w:r>
-        <w:fldChar w:fldCharType="begin"/>
-        <w:instrText xml:space="preserve"> SEQ Table</w:instrText>
-        <w:fldChar w:fldCharType="separate"/>
-        <w:fldChar w:fldCharType="end"/>
-      </w:r>
-      <w:r>
-        <w:t>1</w:t>
-      </w:r>
-      <w:r>
-        <w:rPr>
-          <w:i/>
-          <w:sz w:val="18"/>
-        </w:rPr>
-        <w:t>. Paired energy change versus one-shot within (task, model). Only C4 is significant (p=0.006).</w:t>
+        <w:t>Table 8. Paired energy change versus one-shot within (task, model). Only C4 is significant (p=0.006).</w:t>
       </w:r>
     </w:p>
     <w:tbl>
@@ -4769,23 +6825,7 @@
           <w:i/>
           <w:sz w:val="18"/>
         </w:rPr>
-        <w:t xml:space="preserve">Figure </w:t>
-      </w:r>
-      <w:r>
-        <w:fldChar w:fldCharType="begin"/>
-        <w:instrText xml:space="preserve"> SEQ Figure</w:instrText>
-        <w:fldChar w:fldCharType="separate"/>
-        <w:fldChar w:fldCharType="end"/>
-      </w:r>
-      <w:r>
-        <w:t>1</w:t>
-      </w:r>
-      <w:r>
-        <w:rPr>
-          <w:i/>
-          <w:sz w:val="18"/>
-        </w:rPr>
-        <w:t>. Paired per-program energy change (ΔE %) versus one-shot, by condition.</w:t>
+        <w:t>Figure 3. Paired per-program energy change (ΔE %) versus one-shot, by condition.</w:t>
       </w:r>
     </w:p>
     <w:p>
@@ -4837,23 +6877,7 @@
           <w:i/>
           <w:sz w:val="18"/>
         </w:rPr>
-        <w:t xml:space="preserve">Figure </w:t>
-      </w:r>
-      <w:r>
-        <w:fldChar w:fldCharType="begin"/>
-        <w:instrText xml:space="preserve"> SEQ Figure</w:instrText>
-        <w:fldChar w:fldCharType="separate"/>
-        <w:fldChar w:fldCharType="end"/>
-      </w:r>
-      <w:r>
-        <w:t>1</w:t>
-      </w:r>
-      <w:r>
-        <w:rPr>
-          <w:i/>
-          <w:sz w:val="18"/>
-        </w:rPr>
-        <w:t>. Paired scatter: one-shot versus full multi-turn energy per (task, model). Points above the diagonal cost more after the full trajectory.</w:t>
+        <w:t>Figure 4. Paired scatter: one-shot versus full multi-turn energy per (task, model). Points above the diagonal cost more after the full trajectory.</w:t>
       </w:r>
     </w:p>
     <w:p>
@@ -4876,23 +6900,7 @@
           <w:i/>
           <w:sz w:val="18"/>
         </w:rPr>
-        <w:t xml:space="preserve">Table </w:t>
-      </w:r>
-      <w:r>
-        <w:fldChar w:fldCharType="begin"/>
-        <w:instrText xml:space="preserve"> SEQ Table</w:instrText>
-        <w:fldChar w:fldCharType="separate"/>
-        <w:fldChar w:fldCharType="end"/>
-      </w:r>
-      <w:r>
-        <w:t>1</w:t>
-      </w:r>
-      <w:r>
-        <w:rPr>
-          <w:i/>
-          <w:sz w:val="18"/>
-        </w:rPr>
-        <w:t>. Mean energy (J) by condition and model (from energy_report.json).</w:t>
+        <w:t>Table 9. Mean energy (J) by condition and model (from energy_report.json).</w:t>
       </w:r>
     </w:p>
     <w:tbl>
@@ -5497,23 +7505,7 @@
           <w:i/>
           <w:sz w:val="18"/>
         </w:rPr>
-        <w:t xml:space="preserve">Figure </w:t>
-      </w:r>
-      <w:r>
-        <w:fldChar w:fldCharType="begin"/>
-        <w:instrText xml:space="preserve"> SEQ Figure</w:instrText>
-        <w:fldChar w:fldCharType="separate"/>
-        <w:fldChar w:fldCharType="end"/>
-      </w:r>
-      <w:r>
-        <w:t>1</w:t>
-      </w:r>
-      <w:r>
-        <w:rPr>
-          <w:i/>
-          <w:sz w:val="18"/>
-        </w:rPr>
-        <w:t>. Energy by condition, faceted by model. Direction is consistent; magnitude varies.</w:t>
+        <w:t>Figure 5. Energy by condition, faceted by model. Direction is consistent; magnitude varies.</w:t>
       </w:r>
     </w:p>
     <w:p>
@@ -5558,23 +7550,7 @@
           <w:i/>
           <w:sz w:val="18"/>
         </w:rPr>
-        <w:t xml:space="preserve">Table </w:t>
-      </w:r>
-      <w:r>
-        <w:fldChar w:fldCharType="begin"/>
-        <w:instrText xml:space="preserve"> SEQ Table</w:instrText>
-        <w:fldChar w:fldCharType="separate"/>
-        <w:fldChar w:fldCharType="end"/>
-      </w:r>
-      <w:r>
-        <w:t>1</w:t>
-      </w:r>
-      <w:r>
-        <w:rPr>
-          <w:i/>
-          <w:sz w:val="18"/>
-        </w:rPr>
-        <w:t>. Energy change by category (from energy_report.json).</w:t>
+        <w:t>Table 10. Energy change by category (from energy_report.json).</w:t>
       </w:r>
     </w:p>
     <w:tbl>
@@ -6075,23 +8051,7 @@
           <w:i/>
           <w:sz w:val="18"/>
         </w:rPr>
-        <w:t xml:space="preserve">Figure </w:t>
-      </w:r>
-      <w:r>
-        <w:fldChar w:fldCharType="begin"/>
-        <w:instrText xml:space="preserve"> SEQ Figure</w:instrText>
-        <w:fldChar w:fldCharType="separate"/>
-        <w:fldChar w:fldCharType="end"/>
-      </w:r>
-      <w:r>
-        <w:t>1</w:t>
-      </w:r>
-      <w:r>
-        <w:rPr>
-          <w:i/>
-          <w:sz w:val="18"/>
-        </w:rPr>
-        <w:t>. Mean energy change versus one-shot by task category.</w:t>
+        <w:t>Figure 6. Mean energy change versus one-shot by task category.</w:t>
       </w:r>
     </w:p>
     <w:p>
@@ -6166,23 +8126,7 @@
           <w:i/>
           <w:sz w:val="18"/>
         </w:rPr>
-        <w:t xml:space="preserve">Figure </w:t>
-      </w:r>
-      <w:r>
-        <w:fldChar w:fldCharType="begin"/>
-        <w:instrText xml:space="preserve"> SEQ Figure</w:instrText>
-        <w:fldChar w:fldCharType="separate"/>
-        <w:fldChar w:fldCharType="end"/>
-      </w:r>
-      <w:r>
-        <w:t>1</w:t>
-      </w:r>
-      <w:r>
-        <w:rPr>
-          <w:i/>
-          <w:sz w:val="18"/>
-        </w:rPr>
-        <w:t>. Runtime versus package energy (log–log). Energy is runtime-dominated; the C4 cloud extends to longer runtimes.</w:t>
+        <w:t>Figure 7. Runtime versus package energy (log–log). Energy is runtime-dominated; the C4 cloud extends to longer runtimes.</w:t>
       </w:r>
     </w:p>
     <w:p>
@@ -6205,23 +8149,7 @@
           <w:i/>
           <w:sz w:val="18"/>
         </w:rPr>
-        <w:t xml:space="preserve">Table </w:t>
-      </w:r>
-      <w:r>
-        <w:fldChar w:fldCharType="begin"/>
-        <w:instrText xml:space="preserve"> SEQ Table</w:instrText>
-        <w:fldChar w:fldCharType="separate"/>
-        <w:fldChar w:fldCharType="end"/>
-      </w:r>
-      <w:r>
-        <w:t>1</w:t>
-      </w:r>
-      <w:r>
-        <w:rPr>
-          <w:i/>
-          <w:sz w:val="18"/>
-        </w:rPr>
-        <w:t>. Static metrics by condition (from complexity_metrics.json). Size and branching grow monotonically C0→C4.</w:t>
+        <w:t>Table 11. Static metrics by condition (from complexity_metrics.json). Size and branching grow monotonically C0→C4.</w:t>
       </w:r>
     </w:p>
     <w:tbl>
@@ -6851,23 +8779,7 @@
           <w:i/>
           <w:sz w:val="18"/>
         </w:rPr>
-        <w:t xml:space="preserve">Figure </w:t>
-      </w:r>
-      <w:r>
-        <w:fldChar w:fldCharType="begin"/>
-        <w:instrText xml:space="preserve"> SEQ Figure</w:instrText>
-        <w:fldChar w:fldCharType="separate"/>
-        <w:fldChar w:fldCharType="end"/>
-      </w:r>
-      <w:r>
-        <w:t>1</w:t>
-      </w:r>
-      <w:r>
-        <w:rPr>
-          <w:i/>
-          <w:sz w:val="18"/>
-        </w:rPr>
-        <w:t>. SLOC distribution by condition. C4 programs are markedly longer (median 98.5 vs 58 SLOC).</w:t>
+        <w:t>Figure 8. SLOC distribution by condition. C4 programs are markedly longer (median 98.5 vs 58 SLOC).</w:t>
       </w:r>
     </w:p>
     <w:p>
@@ -6890,23 +8802,7 @@
           <w:i/>
           <w:sz w:val="18"/>
         </w:rPr>
-        <w:t xml:space="preserve">Table </w:t>
-      </w:r>
-      <w:r>
-        <w:fldChar w:fldCharType="begin"/>
-        <w:instrText xml:space="preserve"> SEQ Table</w:instrText>
-        <w:fldChar w:fldCharType="separate"/>
-        <w:fldChar w:fldCharType="end"/>
-      </w:r>
-      <w:r>
-        <w:t>1</w:t>
-      </w:r>
-      <w:r>
-        <w:rPr>
-          <w:i/>
-          <w:sz w:val="18"/>
-        </w:rPr>
-        <w:t>. Estimated time-complexity class distribution (n=1471, from complexity_metrics.json).</w:t>
+        <w:t>Table 12. Estimated time-complexity class distribution (n=1471, from complexity_metrics.json).</w:t>
       </w:r>
     </w:p>
     <w:tbl>
@@ -7277,23 +9173,7 @@
           <w:i/>
           <w:sz w:val="18"/>
         </w:rPr>
-        <w:t xml:space="preserve">Figure </w:t>
-      </w:r>
-      <w:r>
-        <w:fldChar w:fldCharType="begin"/>
-        <w:instrText xml:space="preserve"> SEQ Figure</w:instrText>
-        <w:fldChar w:fldCharType="separate"/>
-        <w:fldChar w:fldCharType="end"/>
-      </w:r>
-      <w:r>
-        <w:t>1</w:t>
-      </w:r>
-      <w:r>
-        <w:rPr>
-          <w:i/>
-          <w:sz w:val="18"/>
-        </w:rPr>
-        <w:t>. Estimated complexity-class mix by condition. Quadratic-plus share is stable (~47–48%); C4 adds SLOC without shifting the class mix.</w:t>
+        <w:t>Figure 9. Estimated complexity-class mix by condition. Quadratic-plus share is stable (~47–48%); C4 adds SLOC without shifting the class mix.</w:t>
       </w:r>
     </w:p>
     <w:p>
@@ -7328,23 +9208,7 @@
           <w:i/>
           <w:sz w:val="18"/>
         </w:rPr>
-        <w:t xml:space="preserve">Table </w:t>
-      </w:r>
-      <w:r>
-        <w:fldChar w:fldCharType="begin"/>
-        <w:instrText xml:space="preserve"> SEQ Table</w:instrText>
-        <w:fldChar w:fldCharType="separate"/>
-        <w:fldChar w:fldCharType="end"/>
-      </w:r>
-      <w:r>
-        <w:t>1</w:t>
-      </w:r>
-      <w:r>
-        <w:rPr>
-          <w:i/>
-          <w:sz w:val="18"/>
-        </w:rPr>
-        <w:t>. Agreement matrix, static estimator vs empirical slope (n=61, precision=0.212, recall=0.875).</w:t>
+        <w:t>Table 13. Agreement matrix, static estimator vs empirical slope (n=61, precision=0.212, recall=0.875).</w:t>
       </w:r>
     </w:p>
     <w:tbl>
@@ -7574,23 +9438,7 @@
           <w:i/>
           <w:sz w:val="18"/>
         </w:rPr>
-        <w:t xml:space="preserve">Figure </w:t>
-      </w:r>
-      <w:r>
-        <w:fldChar w:fldCharType="begin"/>
-        <w:instrText xml:space="preserve"> SEQ Figure</w:instrText>
-        <w:fldChar w:fldCharType="separate"/>
-        <w:fldChar w:fldCharType="end"/>
-      </w:r>
-      <w:r>
-        <w:t>1</w:t>
-      </w:r>
-      <w:r>
-        <w:rPr>
-          <w:i/>
-          <w:sz w:val="18"/>
-        </w:rPr>
-        <w:t>. Empirical growth-exponent (log–log slope) distribution. Most programs scale near-linearly; the superlinear tail is small.</w:t>
+        <w:t>Figure 10. Empirical growth-exponent (log–log slope) distribution. Most programs scale near-linearly; the superlinear tail is small.</w:t>
       </w:r>
     </w:p>
     <w:p>
@@ -7613,23 +9461,7 @@
           <w:i/>
           <w:sz w:val="18"/>
         </w:rPr>
-        <w:t xml:space="preserve">Table </w:t>
-      </w:r>
-      <w:r>
-        <w:fldChar w:fldCharType="begin"/>
-        <w:instrText xml:space="preserve"> SEQ Table</w:instrText>
-        <w:fldChar w:fldCharType="separate"/>
-        <w:fldChar w:fldCharType="end"/>
-      </w:r>
-      <w:r>
-        <w:t>1</w:t>
-      </w:r>
-      <w:r>
-        <w:rPr>
-          <w:i/>
-          <w:sz w:val="18"/>
-        </w:rPr>
-        <w:t>. Cross-metric correlations on measured programs (from complexity_summary.json).</w:t>
+        <w:t>Table 14. Cross-metric correlations on measured programs (from complexity_summary.json).</w:t>
       </w:r>
     </w:p>
     <w:tbl>
@@ -8125,23 +9957,7 @@
           <w:i/>
           <w:sz w:val="18"/>
         </w:rPr>
-        <w:t xml:space="preserve">Table </w:t>
-      </w:r>
-      <w:r>
-        <w:fldChar w:fldCharType="begin"/>
-        <w:instrText xml:space="preserve"> SEQ Table</w:instrText>
-        <w:fldChar w:fldCharType="separate"/>
-        <w:fldChar w:fldCharType="end"/>
-      </w:r>
-      <w:r>
-        <w:t>1</w:t>
-      </w:r>
-      <w:r>
-        <w:rPr>
-          <w:i/>
-          <w:sz w:val="18"/>
-        </w:rPr>
-        <w:t>. Carbon sensitivity by grid intensity (from carbon_report.json).</w:t>
+        <w:t>Table 15. Carbon sensitivity by grid intensity (from carbon_report.json).</w:t>
       </w:r>
     </w:p>
     <w:tbl>
@@ -8598,23 +10414,7 @@
           <w:i/>
           <w:sz w:val="18"/>
         </w:rPr>
-        <w:t xml:space="preserve">Figure </w:t>
-      </w:r>
-      <w:r>
-        <w:fldChar w:fldCharType="begin"/>
-        <w:instrText xml:space="preserve"> SEQ Figure</w:instrText>
-        <w:fldChar w:fldCharType="separate"/>
-        <w:fldChar w:fldCharType="end"/>
-      </w:r>
-      <w:r>
-        <w:t>1</w:t>
-      </w:r>
-      <w:r>
-        <w:rPr>
-          <w:i/>
-          <w:sz w:val="18"/>
-        </w:rPr>
-        <w:t>. Carbon-equivalent by condition across grid intensities. Rankings are intensity-invariant.</w:t>
+        <w:t>Figure 11. Carbon-equivalent by condition across grid intensities. Rankings are intensity-invariant.</w:t>
       </w:r>
     </w:p>
     <w:p>
@@ -8649,23 +10449,7 @@
           <w:i/>
           <w:sz w:val="18"/>
         </w:rPr>
-        <w:t xml:space="preserve">Table </w:t>
-      </w:r>
-      <w:r>
-        <w:fldChar w:fldCharType="begin"/>
-        <w:instrText xml:space="preserve"> SEQ Table</w:instrText>
-        <w:fldChar w:fldCharType="separate"/>
-        <w:fldChar w:fldCharType="end"/>
-      </w:r>
-      <w:r>
-        <w:t>1</w:t>
-      </w:r>
-      <w:r>
-        <w:rPr>
-          <w:i/>
-          <w:sz w:val="18"/>
-        </w:rPr>
-        <w:t>. Unmeasured units by reason (from energy_failures.csv).</w:t>
+        <w:t>Table 16. Unmeasured units by reason (from energy_failures.csv).</w:t>
       </w:r>
     </w:p>
     <w:tbl>
@@ -8984,23 +10768,7 @@
           <w:i/>
           <w:sz w:val="18"/>
         </w:rPr>
-        <w:t xml:space="preserve">Table </w:t>
-      </w:r>
-      <w:r>
-        <w:fldChar w:fldCharType="begin"/>
-        <w:instrText xml:space="preserve"> SEQ Table</w:instrText>
-        <w:fldChar w:fldCharType="separate"/>
-        <w:fldChar w:fldCharType="end"/>
-      </w:r>
-      <w:r>
-        <w:t>1</w:t>
-      </w:r>
-      <w:r>
-        <w:rPr>
-          <w:i/>
-          <w:sz w:val="18"/>
-        </w:rPr>
-        <w:t>. Unmeasured units by category.</w:t>
+        <w:t>Table 17. Unmeasured units by category.</w:t>
       </w:r>
     </w:p>
     <w:tbl>
@@ -9266,23 +11034,7 @@
           <w:i/>
           <w:sz w:val="18"/>
         </w:rPr>
-        <w:t xml:space="preserve">Figure </w:t>
-      </w:r>
-      <w:r>
-        <w:fldChar w:fldCharType="begin"/>
-        <w:instrText xml:space="preserve"> SEQ Figure</w:instrText>
-        <w:fldChar w:fldCharType="separate"/>
-        <w:fldChar w:fldCharType="end"/>
-      </w:r>
-      <w:r>
-        <w:t>1</w:t>
-      </w:r>
-      <w:r>
-        <w:rPr>
-          <w:i/>
-          <w:sz w:val="18"/>
-        </w:rPr>
-        <w:t>. Unmeasured-unit rate by condition. Full multi-turn fails most often — complexity has a correctness cost too.</w:t>
+        <w:t>Figure 12. Unmeasured-unit rate by condition. Full multi-turn fails most often — complexity has a correctness cost too.</w:t>
       </w:r>
     </w:p>
     <w:p>
@@ -9446,6 +11198,29 @@
     </w:p>
     <w:p>
       <w:pPr>
+        <w:pStyle w:val="Heading2"/>
+      </w:pPr>
+      <w:r>
+        <w:rPr>
+          <w:color w:val="333333"/>
+        </w:rPr>
+        <w:t>5.6  Carbon scope and scale</w:t>
+      </w:r>
+    </w:p>
+    <w:p>
+      <w:pPr>
+        <w:jc w:val="both"/>
+      </w:pPr>
+      <w:r>
+        <w:rPr>
+          <w:b w:val="0"/>
+          <w:i w:val="0"/>
+        </w:rPr>
+        <w:t>Scope: operational carbon from CPU package energy only — a lower bound excluding DRAM/GPU, idle power, embodied carbon, and LLM inference energy. Scale (illustrative, global-average grid): the paired mean overhead (+0.716 J ≈ +95.5 µg/run) reaches ≈95.5 g per million and ≈95.5 kg per billion executions (≈620 km of driving; ≈5 tree-years); the paired median (+0.0315 J ≈ +4.2 µg) reaches ≈4.2 kg per billion. The worst corpus program (AC-012, deepseek edge-case, 67.9 J) emits ≈9.1 mg per run — 85× the median — so fleets are driven by tails. Real-world impact is amplified by rework waste (20.7% vs 6.3% failure) and rebound effects, but the near-zero bug-fix turn (median −0.1%) shows not all iteration is harmful.</w:t>
+      </w:r>
+    </w:p>
+    <w:p>
+      <w:pPr>
         <w:pStyle w:val="Heading1"/>
       </w:pPr>
       <w:r>
@@ -9530,7 +11305,7 @@
           <w:b w:val="0"/>
           <w:i w:val="0"/>
         </w:rPr>
-        <w:t>Results come from one host (Intel RAPL, 8 CPUs), Python only, and four models. Generalisation to other hardware, models, or languages requires replication. Search &amp; Retrieval (n=2) cannot support category-level claims.</w:t>
+        <w:t>Results come from one host (Intel i5-8250U, package RAPL), Python only, and four models. Generalisation to other hardware, models, or languages requires replication. Search &amp; Retrieval (n=2) cannot support category-level claims.</w:t>
       </w:r>
     </w:p>
     <w:p>
@@ -9690,6 +11465,29 @@
     </w:p>
     <w:p>
       <w:pPr>
+        <w:pStyle w:val="Heading2"/>
+      </w:pPr>
+      <w:r>
+        <w:rPr>
+          <w:color w:val="333333"/>
+        </w:rPr>
+        <w:t>Author contributions</w:t>
+      </w:r>
+    </w:p>
+    <w:p>
+      <w:pPr>
+        <w:jc w:val="both"/>
+      </w:pPr>
+      <w:r>
+        <w:rPr>
+          <w:b w:val="0"/>
+          <w:i w:val="0"/>
+        </w:rPr>
+        <w:t>Task authorship followed per-category ownership (25 candidates each): file &amp; data — M.I. Sizan; text &amp; log — M.K.H. Milu; search &amp; retrieval — M.N. Huda; algorithms &amp; computation — A.F. Prity; image &amp; media — T.T. Priyonta; realistic applications — S.A. Subarna. All authors contributed to interaction design, measurement, analysis, and writing.</w:t>
+      </w:r>
+    </w:p>
+    <w:p>
+      <w:pPr>
         <w:pStyle w:val="Heading1"/>
       </w:pPr>
       <w:r>
@@ -9973,6 +11771,28 @@
       </w:r>
     </w:p>
     <w:p>
+      <w:pPr>
+        <w:spacing w:after="60"/>
+      </w:pPr>
+      <w:r>
+        <w:rPr>
+          <w:sz w:val="18"/>
+        </w:rPr>
+        <w:t>[25]  D. Huang et al. EffiBench: Benchmarking the efficiency of automatically generated code. Proc. NeurIPS, 2024.</w:t>
+      </w:r>
+    </w:p>
+    <w:p>
+      <w:pPr>
+        <w:spacing w:after="60"/>
+      </w:pPr>
+      <w:r>
+        <w:rPr>
+          <w:sz w:val="18"/>
+        </w:rPr>
+        <w:t>[26]  A. Di Bernardo et al. Do LLMs dream of energy-efficient code? Proc. LLM4Code (ICSE Workshop), 2026.</w:t>
+      </w:r>
+    </w:p>
+    <w:p>
       <w:r>
         <w:br w:type="page"/>
       </w:r>
@@ -10016,23 +11836,7 @@
           <w:i/>
           <w:sz w:val="18"/>
         </w:rPr>
-        <w:t xml:space="preserve">Table </w:t>
-      </w:r>
-      <w:r>
-        <w:fldChar w:fldCharType="begin"/>
-        <w:instrText xml:space="preserve"> SEQ Table</w:instrText>
-        <w:fldChar w:fldCharType="separate"/>
-        <w:fldChar w:fldCharType="end"/>
-      </w:r>
-      <w:r>
-        <w:t>1</w:t>
-      </w:r>
-      <w:r>
-        <w:rPr>
-          <w:i/>
-          <w:sz w:val="18"/>
-        </w:rPr>
-        <w:t>. Full task catalog (from dataset/*/dataset.json).</w:t>
+        <w:t>Table 18. Full task catalog (from dataset/*/dataset.json).</w:t>
       </w:r>
     </w:p>
     <w:tbl>
@@ -21132,23 +22936,7 @@
           <w:i/>
           <w:sz w:val="18"/>
         </w:rPr>
-        <w:t xml:space="preserve">Table </w:t>
-      </w:r>
-      <w:r>
-        <w:fldChar w:fldCharType="begin"/>
-        <w:instrText xml:space="preserve"> SEQ Table</w:instrText>
-        <w:fldChar w:fldCharType="separate"/>
-        <w:fldChar w:fldCharType="end"/>
-      </w:r>
-      <w:r>
-        <w:t>1</w:t>
-      </w:r>
-      <w:r>
-        <w:rPr>
-          <w:i/>
-          <w:sz w:val="18"/>
-        </w:rPr>
-        <w:t>. Static metrics per condition (from complexity_metrics.json).</w:t>
+        <w:t>Table 19. Static metrics per condition (from complexity_metrics.json).</w:t>
       </w:r>
     </w:p>
     <w:tbl>
@@ -22000,23 +23788,7 @@
           <w:i/>
           <w:sz w:val="18"/>
         </w:rPr>
-        <w:t xml:space="preserve">Table </w:t>
-      </w:r>
-      <w:r>
-        <w:fldChar w:fldCharType="begin"/>
-        <w:instrText xml:space="preserve"> SEQ Table</w:instrText>
-        <w:fldChar w:fldCharType="separate"/>
-        <w:fldChar w:fldCharType="end"/>
-      </w:r>
-      <w:r>
-        <w:t>1</w:t>
-      </w:r>
-      <w:r>
-        <w:rPr>
-          <w:i/>
-          <w:sz w:val="18"/>
-        </w:rPr>
-        <w:t>. Glossary of tracked metrics.</w:t>
+        <w:t>Table 20. Glossary of tracked metrics.</w:t>
       </w:r>
     </w:p>
     <w:tbl>
@@ -22417,23 +24189,7 @@
           <w:i/>
           <w:sz w:val="18"/>
         </w:rPr>
-        <w:t xml:space="preserve">Table </w:t>
-      </w:r>
-      <w:r>
-        <w:fldChar w:fldCharType="begin"/>
-        <w:instrText xml:space="preserve"> SEQ Table</w:instrText>
-        <w:fldChar w:fldCharType="separate"/>
-        <w:fldChar w:fldCharType="end"/>
-      </w:r>
-      <w:r>
-        <w:t>1</w:t>
-      </w:r>
-      <w:r>
-        <w:rPr>
-          <w:i/>
-          <w:sz w:val="18"/>
-        </w:rPr>
-        <w:t>. Failure taxonomy (from energy_failures.csv).</w:t>
+        <w:t>Table 21. Failure taxonomy (from energy_failures.csv).</w:t>
       </w:r>
     </w:p>
     <w:tbl>
@@ -23374,9 +25130,9 @@
     <w:p>
       <w:r>
         <w:fldChar w:fldCharType="begin"/>
-        <w:instrText xml:space="preserve">INDEX \c "1"</w:instrText>
+        <w:instrText xml:space="preserve"/>
         <w:fldChar w:fldCharType="separate"/>
-        <w:t>Right-click → Update Field to build the index.</w:t>
+        <w:t/>
         <w:fldChar w:fldCharType="end"/>
       </w:r>
     </w:p>

--- a/docx/green-code-interaction-benchmark.docx
+++ b/docx/green-code-interaction-benchmark.docx
@@ -3637,7 +3637,7 @@
           <w:b w:val="0"/>
           <w:i w:val="0"/>
         </w:rPr>
-        <w:t>Task provenance: six team members authored 25 candidate tasks each (150 candidates), quality-checked for duplicates, clarity, and feasibility with per-category ownership; a pilot study validated prompts, trajectory separation, and measurement resolution before full collection. Conversations reset per cell; no manual repair.</w:t>
+        <w:t>Task provenance: six team members authored 25 candidate tasks each (150 candidates), quality-checked for duplicates, clarity, and feasibility; a pilot study validated prompts, trajectory separation, and measurement resolution before full collection. Conversations reset per cell; no manual repair.</w:t>
       </w:r>
     </w:p>
     <w:p>
@@ -11483,7 +11483,7 @@
           <w:b w:val="0"/>
           <w:i w:val="0"/>
         </w:rPr>
-        <w:t>Task authorship followed per-category ownership (25 candidates each): file &amp; data — M.I. Sizan; text &amp; log — M.K.H. Milu; search &amp; retrieval — M.N. Huda; algorithms &amp; computation — A.F. Prity; image &amp; media — T.T. Priyonta; realistic applications — S.A. Subarna. All authors contributed to interaction design, measurement, analysis, and writing.</w:t>
+        <w:t>All authors contributed equally to task design, interaction design, measurement, analysis, and writing.</w:t>
       </w:r>
     </w:p>
     <w:p>

--- a/docx/green-code-interaction-benchmark.docx
+++ b/docx/green-code-interaction-benchmark.docx
@@ -44,7 +44,7 @@
           <w:i/>
           <w:sz w:val="22"/>
         </w:rPr>
-        <w:t>A benchmark study of one-shot versus multi-turn AI-assisted programming — 1485 final programs, RAPL energy measurement, static + empirical complexity analysis</w:t>
+        <w:t>A benchmark study of one-shot versus multi-turn AI-assisted programming — 1418 final programs in scope, RAPL energy measurement, static + empirical complexity analysis</w:t>
       </w:r>
     </w:p>
     <w:tbl>
@@ -117,7 +117,7 @@
               <w:rPr>
                 <w:sz w:val="18"/>
               </w:rPr>
-              <w:t>1485 finals  •  1471 parseable  •  1309 measured (88.1%)</w:t>
+              <w:t>1418 finals  •  1418 parseable  •  1307 measured (92.2%)</w:t>
             </w:r>
           </w:p>
         </w:tc>
@@ -181,7 +181,7 @@
               <w:rPr>
                 <w:sz w:val="18"/>
               </w:rPr>
-              <w:t>GPT · Claude · Gemini · DeepSeek  (4 models × 6 categories × up to 25 tasks)</w:t>
+              <w:t>GPT · Claude · Gemini · DeepSeek  (4 models × 5 categories × up to 25 tasks)</w:t>
             </w:r>
           </w:p>
         </w:tc>
@@ -321,7 +321,7 @@
           <w:b w:val="0"/>
           <w:i w:val="0"/>
         </w:rPr>
-        <w:t>Large language models are increasingly used in interactive, multi-turn coding sessions, yet most green-software studies measure the energy of a single generated artifact rather than the effect of the interaction trajectory that produced it. We present the Green Code Interaction Benchmark, a controlled study of 1485 final programs produced by four LLMs (GPT, Claude, Gemini, DeepSeek) across six task categories and five interaction conditions that end at an equivalent specification: one-shot generation, bug-fix, feature-addition, edge-case, and full multi-turn. Every program is executed on an identical, deterministic per-task workload on a controlled Linux host; package energy is measured with Intel RAPL (1309 programs measured). We additionally derive static code metrics for all programs and estimate time complexity both statically (AST heuristics, 1471 programs) and empirically (log–log scaling of runtime over three input sizes; 155 slopes, 73 reliable). Median package energy rises monotonically with interaction depth — from 0.605 J (one-shot) to 0.805 J (full multi-turn), a paired median change of +3.7% (mean +232.1%; Wilcoxon signed-rank p=0.006). Only the full multi-turn trajectory reaches significance: single steps (bug-fix, feature, edge-case) do not. Multi-turn programs are longer (median SLOC 98 vs 58) and more branched (median cyclomatic 18 vs 14), but energy is transmitted through runtime (Spearman ρ=0.9325), not code size. Total measured energy is 1853 J (≈247 mgCO₂eq at 480 g/kWh). The study quantifies a practical green-software cost of iterative AI-assisted development and provides a reusable methodology for measuring complexity and energy together.</w:t>
+        <w:t>Large language models are increasingly used in interactive, multi-turn coding sessions, yet most green-software studies measure the energy of a single generated artifact rather than the effect of the interaction trajectory that produced it. We present the Green Code Interaction Benchmark, a controlled study of 1418 final programs produced by four LLMs (GPT, Claude, Gemini, DeepSeek) across five task categories and five interaction conditions that end at an equivalent specification: one-shot generation, bug-fix, feature-addition, edge-case, and full multi-turn. Every program is executed on an identical, deterministic per-task workload on a controlled Linux host; package energy is measured with Intel RAPL (1307 programs measured, 92.2%; 67 collection artifacts and the near-empty search-retrieval category excluded from all counts). We additionally derive static code metrics for all programs and estimate time complexity both statically (AST heuristics, 1418 programs) and empirically (log–log scaling of runtime over three input sizes; 155 slopes, 73 reliable). Median package energy rises monotonically with interaction depth — from 0.609 J (one-shot) to 0.805 J (full multi-turn), a paired median change of +3.7% (mean +232.1%; Wilcoxon signed-rank p=0.006). Only the full multi-turn trajectory reaches significance: single steps (bug-fix, feature, edge-case) do not. Multi-turn programs are longer (median SLOC 98 vs 58) and more branched (median cyclomatic 18 vs 13), but energy is transmitted through runtime (Spearman ρ=0.9328), not code size. Total measured energy is 1852.1 J (≈247 mgCO₂eq at 480 g/kWh). The study quantifies a practical green-software cost of iterative AI-assisted development and provides a reusable methodology for measuring complexity and energy together.</w:t>
       </w:r>
     </w:p>
     <w:tbl>
@@ -363,7 +363,7 @@
               <w:rPr>
                 <w:sz w:val="18"/>
               </w:rPr>
-              <w:t>• C4 Full Multi-Turn median +33.0% vs one-shot (0.605 → 0.805 J); mean +65% (1.23 → 2.02 J); p=0.006 (only significant condition).   • Static estimator compliance vs declared targets: 71.6% (n=430).   • Runtime–energy Spearman ρ=0.9325 (energy is runtime-dominated).   • Total 1853.011 J = 247.0681 mgCO₂eq.   • 176/1485 programs unmeasured (largest class WRONG_OUTPUT 78); paired tests use only units present in both conditions.</w:t>
+              <w:t>• C4 Full Multi-Turn median +32.2% vs one-shot (0.609 → 0.805 J); mean +64% (1.23 → 2.02 J); p=0.006 (only significant condition).   • Static estimator compliance vs declared targets: 71.4% (n=427).   • Runtime–energy Spearman ρ=0.9328 (energy is runtime-dominated).   • Total 1852.097 J = 246.9463 mgCO₂eq.   • 111/1418 programs carry genuine model-output failures (largest class WRONG_OUTPUT 78); 65 collection artifacts excluded; paired tests use only units present in both conditions.</w:t>
             </w:r>
           </w:p>
         </w:tc>
@@ -1899,13 +1899,13 @@
         <w:rPr>
           <w:sz w:val="19"/>
         </w:rPr>
-        <w:t xml:space="preserve">Figure 1. Energy distribution by interaction condition (box plot). Multi-turn shifts the median up and thickens the upper tail.	</w:t>
+        <w:t xml:space="preserve">Figure 1. End-to-end research pipeline: task design, multi-turn interaction, corpus cleaning, RAPL measurement, and analysis.	</w:t>
       </w:r>
       <w:r>
         <w:rPr>
           <w:sz w:val="19"/>
         </w:rPr>
-        <w:t xml:space="preserve">12</w:t>
+        <w:t xml:space="preserve">9</w:t>
       </w:r>
     </w:p>
     <w:p>
@@ -1921,13 +1921,13 @@
         <w:rPr>
           <w:sz w:val="19"/>
         </w:rPr>
-        <w:t xml:space="preserve">Figure 2. Median energy by condition. The C0→C4 step is the largest single increase.	</w:t>
+        <w:t xml:space="preserve">Figure 2. Per-unit interaction protocol. Each (task, model, condition) cell runs in a fresh conversation; snapshots become the measured finals.	</w:t>
       </w:r>
       <w:r>
         <w:rPr>
           <w:sz w:val="19"/>
         </w:rPr>
-        <w:t xml:space="preserve">12</w:t>
+        <w:t xml:space="preserve">10</w:t>
       </w:r>
     </w:p>
     <w:p>
@@ -1943,13 +1943,13 @@
         <w:rPr>
           <w:sz w:val="19"/>
         </w:rPr>
-        <w:t xml:space="preserve">Figure 3. Paired per-program energy change (ΔE %) versus one-shot, by condition.	</w:t>
+        <w:t xml:space="preserve">Figure 3. Isolated measurement setup: one program at a time, warm-up plus K=5 timed runs in a single RAPL window, 30 s cap, median reported.	</w:t>
       </w:r>
       <w:r>
         <w:rPr>
           <w:sz w:val="19"/>
         </w:rPr>
-        <w:t xml:space="preserve">13</w:t>
+        <w:t xml:space="preserve">11</w:t>
       </w:r>
     </w:p>
     <w:p>
@@ -1965,13 +1965,13 @@
         <w:rPr>
           <w:sz w:val="19"/>
         </w:rPr>
-        <w:t xml:space="preserve">Figure 4. Paired scatter: one-shot versus full multi-turn energy per (task, model). Points above the diagonal cost more after the full trajectory.	</w:t>
+        <w:t xml:space="preserve">Figure 4. Energy distribution by interaction condition (box plot). Multi-turn shifts the median up and thickens the upper tail.	</w:t>
       </w:r>
       <w:r>
         <w:rPr>
           <w:sz w:val="19"/>
         </w:rPr>
-        <w:t xml:space="preserve">14</w:t>
+        <w:t xml:space="preserve">13</w:t>
       </w:r>
     </w:p>
     <w:p>
@@ -1987,13 +1987,13 @@
         <w:rPr>
           <w:sz w:val="19"/>
         </w:rPr>
-        <w:t xml:space="preserve">Figure 5. Energy by condition, faceted by model. Direction is consistent; magnitude varies.	</w:t>
+        <w:t xml:space="preserve">Figure 5. Median energy by condition. The C0→C4 step is the largest single increase.	</w:t>
       </w:r>
       <w:r>
         <w:rPr>
           <w:sz w:val="19"/>
         </w:rPr>
-        <w:t xml:space="preserve">15</w:t>
+        <w:t xml:space="preserve">13</w:t>
       </w:r>
     </w:p>
     <w:p>
@@ -2009,13 +2009,13 @@
         <w:rPr>
           <w:sz w:val="19"/>
         </w:rPr>
-        <w:t xml:space="preserve">Figure 6. Mean energy change versus one-shot by task category.	</w:t>
+        <w:t xml:space="preserve">Figure 6. Paired per-program energy change (ΔE %) versus one-shot, by condition.	</w:t>
       </w:r>
       <w:r>
         <w:rPr>
           <w:sz w:val="19"/>
         </w:rPr>
-        <w:t xml:space="preserve">16</w:t>
+        <w:t xml:space="preserve">14</w:t>
       </w:r>
     </w:p>
     <w:p>
@@ -2031,13 +2031,13 @@
         <w:rPr>
           <w:sz w:val="19"/>
         </w:rPr>
-        <w:t xml:space="preserve">Figure 7. Runtime versus package energy (log–log). Energy is runtime-dominated; the C4 cloud extends to longer runtimes.	</w:t>
+        <w:t xml:space="preserve">Figure 7. Paired scatter: one-shot versus full multi-turn energy per (task, model). Points above the diagonal cost more after the full trajectory.	</w:t>
       </w:r>
       <w:r>
         <w:rPr>
           <w:sz w:val="19"/>
         </w:rPr>
-        <w:t xml:space="preserve">16</w:t>
+        <w:t xml:space="preserve">15</w:t>
       </w:r>
     </w:p>
     <w:p>
@@ -2053,13 +2053,13 @@
         <w:rPr>
           <w:sz w:val="19"/>
         </w:rPr>
-        <w:t xml:space="preserve">Figure 8. SLOC distribution by condition. C4 programs are markedly longer (median 98.5 vs 58 SLOC).	</w:t>
+        <w:t xml:space="preserve">Figure 8. Energy by condition, faceted by model. Direction is consistent; magnitude varies.	</w:t>
       </w:r>
       <w:r>
         <w:rPr>
           <w:sz w:val="19"/>
         </w:rPr>
-        <w:t xml:space="preserve">17</w:t>
+        <w:t xml:space="preserve">16</w:t>
       </w:r>
     </w:p>
     <w:p>
@@ -2075,13 +2075,13 @@
         <w:rPr>
           <w:sz w:val="19"/>
         </w:rPr>
-        <w:t xml:space="preserve">Figure 9. Estimated complexity-class mix by condition. Quadratic-plus share is stable (~47–48%); C4 adds SLOC without shifting the class mix.	</w:t>
+        <w:t xml:space="preserve">Figure 9. Mean energy change versus one-shot by task category.	</w:t>
       </w:r>
       <w:r>
         <w:rPr>
           <w:sz w:val="19"/>
         </w:rPr>
-        <w:t xml:space="preserve">18</w:t>
+        <w:t xml:space="preserve">16</w:t>
       </w:r>
     </w:p>
     <w:p>
@@ -2097,13 +2097,13 @@
         <w:rPr>
           <w:sz w:val="19"/>
         </w:rPr>
-        <w:t xml:space="preserve">Figure 10. Empirical growth-exponent (log–log slope) distribution. Most programs scale near-linearly; the superlinear tail is small.	</w:t>
+        <w:t xml:space="preserve">Figure 10. Runtime versus package energy (log–log). Energy is runtime-dominated; the C4 cloud extends to longer runtimes.	</w:t>
       </w:r>
       <w:r>
         <w:rPr>
           <w:sz w:val="19"/>
         </w:rPr>
-        <w:t xml:space="preserve">19</w:t>
+        <w:t xml:space="preserve">17</w:t>
       </w:r>
     </w:p>
     <w:p>
@@ -2119,13 +2119,13 @@
         <w:rPr>
           <w:sz w:val="19"/>
         </w:rPr>
-        <w:t xml:space="preserve">Figure 11. Carbon-equivalent by condition across grid intensities. Rankings are intensity-invariant.	</w:t>
+        <w:t xml:space="preserve">Figure 11. SLOC distribution by condition. C4 programs are markedly longer (median 94 vs 56 SLOC).	</w:t>
       </w:r>
       <w:r>
         <w:rPr>
           <w:sz w:val="19"/>
         </w:rPr>
-        <w:t xml:space="preserve">20</w:t>
+        <w:t xml:space="preserve">18</w:t>
       </w:r>
     </w:p>
     <w:p>
@@ -2141,49 +2141,13 @@
         <w:rPr>
           <w:sz w:val="19"/>
         </w:rPr>
-        <w:t xml:space="preserve">Figure 12. Unmeasured-unit rate by condition. Full multi-turn fails most often — complexity has a correctness cost too.	</w:t>
+        <w:t xml:space="preserve">Figure 12. Estimated complexity-class mix by condition. Quadratic-plus share is stable (~47–50%); C4 adds SLOC without shifting the class mix.	</w:t>
       </w:r>
       <w:r>
         <w:rPr>
           <w:sz w:val="19"/>
         </w:rPr>
-        <w:t xml:space="preserve">21</w:t>
-      </w:r>
-    </w:p>
-    <w:p>
-      <w:r>
-        <w:rPr>
-          <w:vanish/>
-        </w:rPr>
-        <w:t>STATIC-LIST-lof-END static snapshot from this build's pagination (Word: delete block + F9 to refresh)</w:t>
-      </w:r>
-    </w:p>
-    <w:p>
-      <w:pPr>
-        <w:pStyle w:val="Heading1"/>
-      </w:pPr>
-      <w:r>
-        <w:rPr>
-          <w:color w:val="1F4E79"/>
-        </w:rPr>
-        <w:t>List of Tables</w:t>
-      </w:r>
-    </w:p>
-    <w:p>
-      <w:r>
-        <w:fldChar w:fldCharType="begin"/>
-        <w:instrText xml:space="preserve">TOC \h \z \c "Table"</w:instrText>
-        <w:fldChar w:fldCharType="separate"/>
-        <w:t/>
-        <w:fldChar w:fldCharType="end"/>
-      </w:r>
-    </w:p>
-    <w:p>
-      <w:r>
-        <w:rPr>
-          <w:vanish/>
-        </w:rPr>
-        <w:t>STATIC-LIST-lot-BEGIN</w:t>
+        <w:t xml:space="preserve">19</w:t>
       </w:r>
     </w:p>
     <w:p>
@@ -2199,13 +2163,13 @@
         <w:rPr>
           <w:sz w:val="19"/>
         </w:rPr>
-        <w:t xml:space="preserve">Table 1. Task categories and program coverage (from code_metrics.csv and dataset/*/dataset.json).	</w:t>
+        <w:t xml:space="preserve">Figure 13. Empirical growth-exponent (log–log slope) distribution. Most programs scale near-linearly; the superlinear tail is small.	</w:t>
       </w:r>
       <w:r>
         <w:rPr>
           <w:sz w:val="19"/>
         </w:rPr>
-        <w:t xml:space="preserve">9</w:t>
+        <w:t xml:space="preserve">20</w:t>
       </w:r>
     </w:p>
     <w:p>
@@ -2221,13 +2185,13 @@
         <w:rPr>
           <w:sz w:val="19"/>
         </w:rPr>
-        <w:t xml:space="preserve">Table 2. Interaction conditions. Paired tests compare C1–C4 against C0 within (task, model).	</w:t>
+        <w:t xml:space="preserve">Figure 14. Carbon-equivalent by condition across grid intensities. Rankings are intensity-invariant.	</w:t>
       </w:r>
       <w:r>
         <w:rPr>
           <w:sz w:val="19"/>
         </w:rPr>
-        <w:t xml:space="preserve">9</w:t>
+        <w:t xml:space="preserve">21</w:t>
       </w:r>
     </w:p>
     <w:p>
@@ -2243,13 +2207,49 @@
         <w:rPr>
           <w:sz w:val="19"/>
         </w:rPr>
-        <w:t xml:space="preserve">Table 3. Programs per model (from code_metrics.csv).	</w:t>
+        <w:t xml:space="preserve">Figure 15. Genuine model-failure rate by condition (collection artifacts excluded). Full multi-turn fails most often — complexity has a correctness cost too.	</w:t>
       </w:r>
       <w:r>
         <w:rPr>
           <w:sz w:val="19"/>
         </w:rPr>
-        <w:t xml:space="preserve">9</w:t>
+        <w:t xml:space="preserve">22</w:t>
+      </w:r>
+    </w:p>
+    <w:p>
+      <w:r>
+        <w:rPr>
+          <w:vanish/>
+        </w:rPr>
+        <w:t>STATIC-LIST-lof-END static snapshot from this build's pagination (Word: delete block + F9 to refresh)</w:t>
+      </w:r>
+    </w:p>
+    <w:p>
+      <w:pPr>
+        <w:pStyle w:val="Heading1"/>
+      </w:pPr>
+      <w:r>
+        <w:rPr>
+          <w:color w:val="1F4E79"/>
+        </w:rPr>
+        <w:t>List of Tables</w:t>
+      </w:r>
+    </w:p>
+    <w:p>
+      <w:r>
+        <w:fldChar w:fldCharType="begin"/>
+        <w:instrText xml:space="preserve">TOC \h \z \c "Table"</w:instrText>
+        <w:fldChar w:fldCharType="separate"/>
+        <w:t/>
+        <w:fldChar w:fldCharType="end"/>
+      </w:r>
+    </w:p>
+    <w:p>
+      <w:r>
+        <w:rPr>
+          <w:vanish/>
+        </w:rPr>
+        <w:t>STATIC-LIST-lot-BEGIN</w:t>
       </w:r>
     </w:p>
     <w:p>
@@ -2265,13 +2265,13 @@
         <w:rPr>
           <w:sz w:val="19"/>
         </w:rPr>
-        <w:t xml:space="preserve">Table 4. Static metric definitions (full glossary in Appendix C).	</w:t>
+        <w:t xml:space="preserve">Table 1. Task categories and program coverage (from code_metrics.csv and dataset/*/dataset.json).	</w:t>
       </w:r>
       <w:r>
         <w:rPr>
           <w:sz w:val="19"/>
         </w:rPr>
-        <w:t xml:space="preserve">10</w:t>
+        <w:t xml:space="preserve">9</w:t>
       </w:r>
     </w:p>
     <w:p>
@@ -2287,13 +2287,13 @@
         <w:rPr>
           <w:sz w:val="19"/>
         </w:rPr>
-        <w:t xml:space="preserve">Table 5. Static-estimator validation summary (from complexity_metrics.json).	</w:t>
+        <w:t xml:space="preserve">Table 2. Interaction conditions. Paired tests compare C1–C4 against C0 within (task, model).	</w:t>
       </w:r>
       <w:r>
         <w:rPr>
           <w:sz w:val="19"/>
         </w:rPr>
-        <w:t xml:space="preserve">10</w:t>
+        <w:t xml:space="preserve">9</w:t>
       </w:r>
     </w:p>
     <w:p>
@@ -2309,13 +2309,13 @@
         <w:rPr>
           <w:sz w:val="19"/>
         </w:rPr>
-        <w:t xml:space="preserve">Table 6. Coverage by category (from code_metrics.csv).	</w:t>
+        <w:t xml:space="preserve">Table 3. Programs per model (from code_metrics.csv).	</w:t>
       </w:r>
       <w:r>
         <w:rPr>
           <w:sz w:val="19"/>
         </w:rPr>
-        <w:t xml:space="preserve">11</w:t>
+        <w:t xml:space="preserve">10</w:t>
       </w:r>
     </w:p>
     <w:p>
@@ -2331,7 +2331,7 @@
         <w:rPr>
           <w:sz w:val="19"/>
         </w:rPr>
-        <w:t xml:space="preserve">Table 7. Energy and runtime by interaction condition (from energy_report.json). Median rises monotonically C0→C4; the mean rises faster (heavy tail).	</w:t>
+        <w:t xml:space="preserve">Table 4. Static metric definitions (full glossary in Appendix C).	</w:t>
       </w:r>
       <w:r>
         <w:rPr>
@@ -2353,13 +2353,13 @@
         <w:rPr>
           <w:sz w:val="19"/>
         </w:rPr>
-        <w:t xml:space="preserve">Table 8. Paired energy change versus one-shot within (task, model). Only C4 is significant (p=0.006).	</w:t>
+        <w:t xml:space="preserve">Table 5. Static-estimator validation summary (from complexity_metrics.json).	</w:t>
       </w:r>
       <w:r>
         <w:rPr>
           <w:sz w:val="19"/>
         </w:rPr>
-        <w:t xml:space="preserve">12</w:t>
+        <w:t xml:space="preserve">11</w:t>
       </w:r>
     </w:p>
     <w:p>
@@ -2375,13 +2375,13 @@
         <w:rPr>
           <w:sz w:val="19"/>
         </w:rPr>
-        <w:t xml:space="preserve">Table 9. Mean energy (J) by condition and model (from energy_report.json).	</w:t>
+        <w:t xml:space="preserve">Table 6. Coverage by category (from code_metrics.csv).	</w:t>
       </w:r>
       <w:r>
         <w:rPr>
           <w:sz w:val="19"/>
         </w:rPr>
-        <w:t xml:space="preserve">14</w:t>
+        <w:t xml:space="preserve">12</w:t>
       </w:r>
     </w:p>
     <w:p>
@@ -2397,13 +2397,13 @@
         <w:rPr>
           <w:sz w:val="19"/>
         </w:rPr>
-        <w:t xml:space="preserve">Table 10. Energy change by category (from energy_report.json).	</w:t>
+        <w:t xml:space="preserve">Table 7. Energy and runtime by interaction condition (from energy_report.json). Median rises monotonically C0→C4; the mean rises faster (heavy tail).	</w:t>
       </w:r>
       <w:r>
         <w:rPr>
           <w:sz w:val="19"/>
         </w:rPr>
-        <w:t xml:space="preserve">15</w:t>
+        <w:t xml:space="preserve">12</w:t>
       </w:r>
     </w:p>
     <w:p>
@@ -2419,13 +2419,13 @@
         <w:rPr>
           <w:sz w:val="19"/>
         </w:rPr>
-        <w:t xml:space="preserve">Table 11. Static metrics by condition (from complexity_metrics.json). Size and branching grow monotonically C0→C4.	</w:t>
+        <w:t xml:space="preserve">Table 8. Paired energy change versus one-shot within (task, model). Only C4 is significant (p=0.006).	</w:t>
       </w:r>
       <w:r>
         <w:rPr>
           <w:sz w:val="19"/>
         </w:rPr>
-        <w:t xml:space="preserve">16</w:t>
+        <w:t xml:space="preserve">13</w:t>
       </w:r>
     </w:p>
     <w:p>
@@ -2441,13 +2441,13 @@
         <w:rPr>
           <w:sz w:val="19"/>
         </w:rPr>
-        <w:t xml:space="preserve">Table 12. Estimated time-complexity class distribution (n=1471, from complexity_metrics.json).	</w:t>
+        <w:t xml:space="preserve">Table 9. Mean energy (J) by condition and model (from energy_report.json).	</w:t>
       </w:r>
       <w:r>
         <w:rPr>
           <w:sz w:val="19"/>
         </w:rPr>
-        <w:t xml:space="preserve">17</w:t>
+        <w:t xml:space="preserve">15</w:t>
       </w:r>
     </w:p>
     <w:p>
@@ -2463,13 +2463,13 @@
         <w:rPr>
           <w:sz w:val="19"/>
         </w:rPr>
-        <w:t xml:space="preserve">Table 13. Agreement matrix, static estimator vs empirical slope (n=61, precision=0.212, recall=0.875).	</w:t>
+        <w:t xml:space="preserve">Table 10. Energy change by category (from energy_report.json).	</w:t>
       </w:r>
       <w:r>
         <w:rPr>
           <w:sz w:val="19"/>
         </w:rPr>
-        <w:t xml:space="preserve">18</w:t>
+        <w:t xml:space="preserve">16</w:t>
       </w:r>
     </w:p>
     <w:p>
@@ -2485,13 +2485,13 @@
         <w:rPr>
           <w:sz w:val="19"/>
         </w:rPr>
-        <w:t xml:space="preserve">Table 14. Cross-metric correlations on measured programs (from complexity_summary.json).	</w:t>
+        <w:t xml:space="preserve">Table 11. Static metrics by condition (from complexity_metrics.json). Size and branching grow monotonically C0→C4.	</w:t>
       </w:r>
       <w:r>
         <w:rPr>
           <w:sz w:val="19"/>
         </w:rPr>
-        <w:t xml:space="preserve">19</w:t>
+        <w:t xml:space="preserve">17</w:t>
       </w:r>
     </w:p>
     <w:p>
@@ -2507,13 +2507,13 @@
         <w:rPr>
           <w:sz w:val="19"/>
         </w:rPr>
-        <w:t xml:space="preserve">Table 15. Carbon sensitivity by grid intensity (from carbon_report.json).	</w:t>
+        <w:t xml:space="preserve">Table 12. Estimated time-complexity class distribution (n=1418, from complexity_metrics.json).	</w:t>
       </w:r>
       <w:r>
         <w:rPr>
           <w:sz w:val="19"/>
         </w:rPr>
-        <w:t xml:space="preserve">19</w:t>
+        <w:t xml:space="preserve">18</w:t>
       </w:r>
     </w:p>
     <w:p>
@@ -2529,13 +2529,13 @@
         <w:rPr>
           <w:sz w:val="19"/>
         </w:rPr>
-        <w:t xml:space="preserve">Table 16. Unmeasured units by reason (from energy_failures.csv).	</w:t>
+        <w:t xml:space="preserve">Table 13. Agreement matrix, static estimator vs empirical slope (n=59, precision=0.226, recall=0.875).	</w:t>
       </w:r>
       <w:r>
         <w:rPr>
           <w:sz w:val="19"/>
         </w:rPr>
-        <w:t xml:space="preserve">20</w:t>
+        <w:t xml:space="preserve">19</w:t>
       </w:r>
     </w:p>
     <w:p>
@@ -2551,7 +2551,7 @@
         <w:rPr>
           <w:sz w:val="19"/>
         </w:rPr>
-        <w:t xml:space="preserve">Table 17. Unmeasured units by category.	</w:t>
+        <w:t xml:space="preserve">Table 14. Cross-metric correlations on measured programs (from complexity_summary.json).	</w:t>
       </w:r>
       <w:r>
         <w:rPr>
@@ -2573,13 +2573,13 @@
         <w:rPr>
           <w:sz w:val="19"/>
         </w:rPr>
-        <w:t xml:space="preserve">Table 18. Full task catalog (from dataset/*/dataset.json).	</w:t>
+        <w:t xml:space="preserve">Table 15. Carbon sensitivity by grid intensity (from carbon_report.json).	</w:t>
       </w:r>
       <w:r>
         <w:rPr>
           <w:sz w:val="19"/>
         </w:rPr>
-        <w:t xml:space="preserve">25</w:t>
+        <w:t xml:space="preserve">20</w:t>
       </w:r>
     </w:p>
     <w:p>
@@ -2595,13 +2595,13 @@
         <w:rPr>
           <w:sz w:val="19"/>
         </w:rPr>
-        <w:t xml:space="preserve">Table 19. Static metrics per condition (from complexity_metrics.json).	</w:t>
+        <w:t xml:space="preserve">Table 16. Genuine model failures by reason (from energy_failures.csv; collection artifacts excluded).	</w:t>
       </w:r>
       <w:r>
         <w:rPr>
           <w:sz w:val="19"/>
         </w:rPr>
-        <w:t xml:space="preserve">29</w:t>
+        <w:t xml:space="preserve">21</w:t>
       </w:r>
     </w:p>
     <w:p>
@@ -2617,13 +2617,13 @@
         <w:rPr>
           <w:sz w:val="19"/>
         </w:rPr>
-        <w:t xml:space="preserve">Table 20. Glossary of tracked metrics.	</w:t>
+        <w:t xml:space="preserve">Table 17. Genuine model failures by category.	</w:t>
       </w:r>
       <w:r>
         <w:rPr>
           <w:sz w:val="19"/>
         </w:rPr>
-        <w:t xml:space="preserve">29</w:t>
+        <w:t xml:space="preserve">21</w:t>
       </w:r>
     </w:p>
     <w:p>
@@ -2639,6 +2639,72 @@
         <w:rPr>
           <w:sz w:val="19"/>
         </w:rPr>
+        <w:t xml:space="preserve">Table 18. Full task catalog (from dataset/*/dataset.json).	</w:t>
+      </w:r>
+      <w:r>
+        <w:rPr>
+          <w:sz w:val="19"/>
+        </w:rPr>
+        <w:t xml:space="preserve">26</w:t>
+      </w:r>
+    </w:p>
+    <w:p>
+      <w:pPr>
+        <w:tabs>
+          <w:tab w:val="right" w:leader="dot" w:pos="9350"/>
+        </w:tabs>
+        <w:rPr>
+          <w:sz w:val="19"/>
+        </w:rPr>
+      </w:pPr>
+      <w:r>
+        <w:rPr>
+          <w:sz w:val="19"/>
+        </w:rPr>
+        <w:t xml:space="preserve">Table 19. Static metrics per condition (from complexity_metrics.json).	</w:t>
+      </w:r>
+      <w:r>
+        <w:rPr>
+          <w:sz w:val="19"/>
+        </w:rPr>
+        <w:t xml:space="preserve">29</w:t>
+      </w:r>
+    </w:p>
+    <w:p>
+      <w:pPr>
+        <w:tabs>
+          <w:tab w:val="right" w:leader="dot" w:pos="9350"/>
+        </w:tabs>
+        <w:rPr>
+          <w:sz w:val="19"/>
+        </w:rPr>
+      </w:pPr>
+      <w:r>
+        <w:rPr>
+          <w:sz w:val="19"/>
+        </w:rPr>
+        <w:t xml:space="preserve">Table 20. Glossary of tracked metrics.	</w:t>
+      </w:r>
+      <w:r>
+        <w:rPr>
+          <w:sz w:val="19"/>
+        </w:rPr>
+        <w:t xml:space="preserve">29</w:t>
+      </w:r>
+    </w:p>
+    <w:p>
+      <w:pPr>
+        <w:tabs>
+          <w:tab w:val="right" w:leader="dot" w:pos="9350"/>
+        </w:tabs>
+        <w:rPr>
+          <w:sz w:val="19"/>
+        </w:rPr>
+      </w:pPr>
+      <w:r>
+        <w:rPr>
+          <w:sz w:val="19"/>
+        </w:rPr>
         <w:t xml:space="preserve">Table 21. Failure taxonomy (from energy_failures.csv).	</w:t>
       </w:r>
       <w:r>
@@ -2809,7 +2875,7 @@
         <w:pStyle w:val="ListBullet"/>
       </w:pPr>
       <w:r>
-        <w:t>A reproducible benchmark measuring RAPL package energy of final programs across five equivalent interaction conditions (1485 programs, 1309 measured).</w:t>
+        <w:t>A reproducible benchmark measuring RAPL package energy of final programs across five equivalent interaction conditions (1418 programs, 1307 measured).</w:t>
       </w:r>
     </w:p>
     <w:p>
@@ -3084,7 +3150,7 @@
               <w:rPr>
                 <w:sz w:val="18"/>
               </w:rPr>
-              <w:t>Tasks (6 categories × 25) → 4 LLMs × 5 trajectories = 1485 finals → harness correctness → RAPL energy/runtime/memory (K=5 runs, warm-up, 30 s cap) → AST metrics + Big-O estimate → 3-scale empirical probe → results/final/*.json + plots → this paper (scripts/make_paper_pro.py).</w:t>
+              <w:t>Tasks (5 categories × 25) → 4 LLMs × 5 trajectories = 1418 finals in scope (67 collection artifacts excluded) → harness correctness → RAPL energy/runtime/memory (K=5 runs, warm-up, 30 s cap) → AST metrics + Big-O estimate → 3-scale empirical probe → results/final/*.json + plots → this paper (scripts/make_paper_pro.py).</w:t>
             </w:r>
           </w:p>
         </w:tc>
@@ -3095,6 +3161,58 @@
         <w:rPr>
           <w:sz w:val="4"/>
         </w:rPr>
+      </w:r>
+    </w:p>
+    <w:p>
+      <w:pPr>
+        <w:jc w:val="center"/>
+      </w:pPr>
+      <w:r>
+        <w:drawing>
+          <wp:inline xmlns:a="http://schemas.openxmlformats.org/drawingml/2006/main" xmlns:pic="http://schemas.openxmlformats.org/drawingml/2006/picture">
+            <wp:extent cx="5303520" cy="1919630"/>
+            <wp:docPr id="1" name="Picture 1"/>
+            <wp:cNvGraphicFramePr>
+              <a:graphicFrameLocks noChangeAspect="1"/>
+            </wp:cNvGraphicFramePr>
+            <a:graphic>
+              <a:graphicData uri="http://schemas.openxmlformats.org/drawingml/2006/picture">
+                <pic:pic>
+                  <pic:nvPicPr>
+                    <pic:cNvPr id="0" name="fig13_method_pipeline.png"/>
+                    <pic:cNvPicPr/>
+                  </pic:nvPicPr>
+                  <pic:blipFill>
+                    <a:blip r:embed="rId11"/>
+                    <a:stretch>
+                      <a:fillRect/>
+                    </a:stretch>
+                  </pic:blipFill>
+                  <pic:spPr>
+                    <a:xfrm>
+                      <a:off x="0" y="0"/>
+                      <a:ext cx="5303520" cy="1919630"/>
+                    </a:xfrm>
+                    <a:prstGeom prst="rect"/>
+                  </pic:spPr>
+                </pic:pic>
+              </a:graphicData>
+            </a:graphic>
+          </wp:inline>
+        </w:drawing>
+      </w:r>
+    </w:p>
+    <w:p>
+      <w:pPr>
+        <w:pStyle w:val="Caption"/>
+        <w:jc w:val="center"/>
+      </w:pPr>
+      <w:r>
+        <w:rPr>
+          <w:i/>
+          <w:sz w:val="18"/>
+        </w:rPr>
+        <w:t>Figure 1. End-to-end research pipeline: task design, multi-turn interaction, corpus cleaning, RAPL measurement, and analysis.</w:t>
       </w:r>
     </w:p>
     <w:p>
@@ -3247,7 +3365,7 @@
               <w:rPr>
                 <w:sz w:val="16"/>
               </w:rPr>
-              <w:t>500</w:t>
+              <w:t>489</w:t>
             </w:r>
           </w:p>
         </w:tc>
@@ -3306,7 +3424,7 @@
               <w:rPr>
                 <w:sz w:val="16"/>
               </w:rPr>
-              <w:t>360</w:t>
+              <w:t>337</w:t>
             </w:r>
           </w:p>
         </w:tc>
@@ -3365,7 +3483,7 @@
               <w:rPr>
                 <w:sz w:val="16"/>
               </w:rPr>
-              <w:t>400</w:t>
+              <w:t>379</w:t>
             </w:r>
           </w:p>
         </w:tc>
@@ -3424,7 +3542,7 @@
               <w:rPr>
                 <w:sz w:val="16"/>
               </w:rPr>
-              <w:t>123</w:t>
+              <w:t>118</w:t>
             </w:r>
           </w:p>
         </w:tc>
@@ -3455,7 +3573,7 @@
                 <w:b/>
                 <w:sz w:val="16"/>
               </w:rPr>
-              <w:t>Search &amp; Retrieval (SR)</w:t>
+              <w:t>Text &amp; Log Processing (TL)</w:t>
             </w:r>
           </w:p>
         </w:tc>
@@ -3483,7 +3601,7 @@
               <w:rPr>
                 <w:sz w:val="16"/>
               </w:rPr>
-              <w:t>2</w:t>
+              <w:t>95</w:t>
             </w:r>
           </w:p>
         </w:tc>
@@ -3497,7 +3615,7 @@
               <w:rPr>
                 <w:sz w:val="16"/>
               </w:rPr>
-              <w:t>2</w:t>
+              <w:t>94</w:t>
             </w:r>
           </w:p>
         </w:tc>
@@ -3514,7 +3632,7 @@
                 <w:b/>
                 <w:sz w:val="16"/>
               </w:rPr>
-              <w:t>Text &amp; Log Processing (TL)</w:t>
+              <w:t>Total</w:t>
             </w:r>
           </w:p>
         </w:tc>
@@ -3528,7 +3646,7 @@
               <w:rPr>
                 <w:sz w:val="16"/>
               </w:rPr>
-              <w:t>25</w:t>
+              <w:t>125</w:t>
             </w:r>
           </w:p>
         </w:tc>
@@ -3542,7 +3660,7 @@
               <w:rPr>
                 <w:sz w:val="16"/>
               </w:rPr>
-              <w:t>100</w:t>
+              <w:t>1418</w:t>
             </w:r>
           </w:p>
         </w:tc>
@@ -3556,66 +3674,7 @@
               <w:rPr>
                 <w:sz w:val="16"/>
               </w:rPr>
-              <w:t>94</w:t>
-            </w:r>
-          </w:p>
-        </w:tc>
-      </w:tr>
-      <w:tr>
-        <w:tc>
-          <w:tcPr>
-            <w:tcW w:type="dxa" w:w="2365"/>
-          </w:tcPr>
-          <w:p>
-            <w:r/>
-            <w:r>
-              <w:rPr>
-                <w:b/>
-                <w:sz w:val="16"/>
-              </w:rPr>
-              <w:t>Total</w:t>
-            </w:r>
-          </w:p>
-        </w:tc>
-        <w:tc>
-          <w:tcPr>
-            <w:tcW w:type="dxa" w:w="2365"/>
-          </w:tcPr>
-          <w:p>
-            <w:r/>
-            <w:r>
-              <w:rPr>
-                <w:sz w:val="16"/>
-              </w:rPr>
-              <w:t>150</w:t>
-            </w:r>
-          </w:p>
-        </w:tc>
-        <w:tc>
-          <w:tcPr>
-            <w:tcW w:type="dxa" w:w="2365"/>
-          </w:tcPr>
-          <w:p>
-            <w:r/>
-            <w:r>
-              <w:rPr>
-                <w:sz w:val="16"/>
-              </w:rPr>
-              <w:t>1485</w:t>
-            </w:r>
-          </w:p>
-        </w:tc>
-        <w:tc>
-          <w:tcPr>
-            <w:tcW w:type="dxa" w:w="2365"/>
-          </w:tcPr>
-          <w:p>
-            <w:r/>
-            <w:r>
-              <w:rPr>
-                <w:sz w:val="16"/>
-              </w:rPr>
-              <w:t>1309</w:t>
+              <w:t>1307</w:t>
             </w:r>
           </w:p>
         </w:tc>
@@ -3979,6 +4038,58 @@
     </w:p>
     <w:p>
       <w:pPr>
+        <w:jc w:val="center"/>
+      </w:pPr>
+      <w:r>
+        <w:drawing>
+          <wp:inline xmlns:a="http://schemas.openxmlformats.org/drawingml/2006/main" xmlns:pic="http://schemas.openxmlformats.org/drawingml/2006/picture">
+            <wp:extent cx="5303520" cy="2638020"/>
+            <wp:docPr id="2" name="Picture 2"/>
+            <wp:cNvGraphicFramePr>
+              <a:graphicFrameLocks noChangeAspect="1"/>
+            </wp:cNvGraphicFramePr>
+            <a:graphic>
+              <a:graphicData uri="http://schemas.openxmlformats.org/drawingml/2006/picture">
+                <pic:pic>
+                  <pic:nvPicPr>
+                    <pic:cNvPr id="0" name="fig14_interaction_protocol.png"/>
+                    <pic:cNvPicPr/>
+                  </pic:nvPicPr>
+                  <pic:blipFill>
+                    <a:blip r:embed="rId12"/>
+                    <a:stretch>
+                      <a:fillRect/>
+                    </a:stretch>
+                  </pic:blipFill>
+                  <pic:spPr>
+                    <a:xfrm>
+                      <a:off x="0" y="0"/>
+                      <a:ext cx="5303520" cy="2638020"/>
+                    </a:xfrm>
+                    <a:prstGeom prst="rect"/>
+                  </pic:spPr>
+                </pic:pic>
+              </a:graphicData>
+            </a:graphic>
+          </wp:inline>
+        </w:drawing>
+      </w:r>
+    </w:p>
+    <w:p>
+      <w:pPr>
+        <w:pStyle w:val="Caption"/>
+        <w:jc w:val="center"/>
+      </w:pPr>
+      <w:r>
+        <w:rPr>
+          <w:i/>
+          <w:sz w:val="18"/>
+        </w:rPr>
+        <w:t>Figure 2. Per-unit interaction protocol. Each (task, model, condition) cell runs in a fresh conversation; snapshots become the measured finals.</w:t>
+      </w:r>
+    </w:p>
+    <w:p>
+      <w:pPr>
         <w:pStyle w:val="Heading2"/>
       </w:pPr>
       <w:r>
@@ -4107,7 +4218,7 @@
               <w:rPr>
                 <w:sz w:val="16"/>
               </w:rPr>
-              <w:t>374</w:t>
+              <w:t>363</w:t>
             </w:r>
           </w:p>
         </w:tc>
@@ -4121,7 +4232,7 @@
               <w:rPr>
                 <w:sz w:val="16"/>
               </w:rPr>
-              <w:t>318</w:t>
+              <w:t>316</w:t>
             </w:r>
           </w:p>
         </w:tc>
@@ -4152,7 +4263,7 @@
               <w:rPr>
                 <w:sz w:val="16"/>
               </w:rPr>
-              <w:t>371</w:t>
+              <w:t>338</w:t>
             </w:r>
           </w:p>
         </w:tc>
@@ -4197,7 +4308,7 @@
               <w:rPr>
                 <w:sz w:val="16"/>
               </w:rPr>
-              <w:t>371</w:t>
+              <w:t>364</w:t>
             </w:r>
           </w:p>
         </w:tc>
@@ -4242,7 +4353,7 @@
               <w:rPr>
                 <w:sz w:val="16"/>
               </w:rPr>
-              <w:t>369</w:t>
+              <w:t>353</w:t>
             </w:r>
           </w:p>
         </w:tc>
@@ -4369,6 +4480,58 @@
     </w:p>
     <w:p>
       <w:pPr>
+        <w:jc w:val="center"/>
+      </w:pPr>
+      <w:r>
+        <w:drawing>
+          <wp:inline xmlns:a="http://schemas.openxmlformats.org/drawingml/2006/main" xmlns:pic="http://schemas.openxmlformats.org/drawingml/2006/picture">
+            <wp:extent cx="5303520" cy="2123763"/>
+            <wp:docPr id="3" name="Picture 3"/>
+            <wp:cNvGraphicFramePr>
+              <a:graphicFrameLocks noChangeAspect="1"/>
+            </wp:cNvGraphicFramePr>
+            <a:graphic>
+              <a:graphicData uri="http://schemas.openxmlformats.org/drawingml/2006/picture">
+                <pic:pic>
+                  <pic:nvPicPr>
+                    <pic:cNvPr id="0" name="fig15_measurement_setup.png"/>
+                    <pic:cNvPicPr/>
+                  </pic:nvPicPr>
+                  <pic:blipFill>
+                    <a:blip r:embed="rId13"/>
+                    <a:stretch>
+                      <a:fillRect/>
+                    </a:stretch>
+                  </pic:blipFill>
+                  <pic:spPr>
+                    <a:xfrm>
+                      <a:off x="0" y="0"/>
+                      <a:ext cx="5303520" cy="2123763"/>
+                    </a:xfrm>
+                    <a:prstGeom prst="rect"/>
+                  </pic:spPr>
+                </pic:pic>
+              </a:graphicData>
+            </a:graphic>
+          </wp:inline>
+        </w:drawing>
+      </w:r>
+    </w:p>
+    <w:p>
+      <w:pPr>
+        <w:pStyle w:val="Caption"/>
+        <w:jc w:val="center"/>
+      </w:pPr>
+      <w:r>
+        <w:rPr>
+          <w:i/>
+          <w:sz w:val="18"/>
+        </w:rPr>
+        <w:t>Figure 3. Isolated measurement setup: one program at a time, warm-up plus K=5 timed runs in a single RAPL window, 30 s cap, median reported.</w:t>
+      </w:r>
+    </w:p>
+    <w:p>
+      <w:pPr>
         <w:pStyle w:val="Heading2"/>
       </w:pPr>
       <w:r>
@@ -4410,7 +4573,7 @@
           <w:b w:val="0"/>
           <w:i w:val="0"/>
         </w:rPr>
-        <w:t>For each final program we parse the AST and compute LOC/SLOC/comments/blank, function and class counts, loop counts and maximum nesting depth, branch counts, recursion, sort usage, comprehensions, import counts, non-stdlib imports, and McCabe-style cyclomatic complexity (1471/1485 parse; 14 NOT_PYTHON files handled gracefully).</w:t>
+        <w:t>For each final program we parse the AST and compute LOC/SLOC/comments/blank, function and class counts, loop counts and maximum nesting depth, branch counts, recursion, sort usage, comprehensions, import counts, non-stdlib imports, and McCabe-style cyclomatic complexity (1418/1418 parse; 14 NOT_PYTHON files are collection artifacts excluded from the corpus).</w:t>
       </w:r>
     </w:p>
     <w:p>
@@ -4848,7 +5011,7 @@
               <w:rPr>
                 <w:sz w:val="16"/>
               </w:rPr>
-              <w:t>430</w:t>
+              <w:t>427</w:t>
             </w:r>
           </w:p>
         </w:tc>
@@ -4862,7 +5025,7 @@
               <w:rPr>
                 <w:sz w:val="16"/>
               </w:rPr>
-              <w:t>71.6% estimated class no worse than target</w:t>
+              <w:t>71.4% estimated class no worse than target</w:t>
             </w:r>
           </w:p>
         </w:tc>
@@ -4893,7 +5056,7 @@
               <w:rPr>
                 <w:sz w:val="16"/>
               </w:rPr>
-              <w:t>1471</w:t>
+              <w:t>1418</w:t>
             </w:r>
           </w:p>
         </w:tc>
@@ -4940,7 +5103,7 @@
           <w:b w:val="0"/>
           <w:i w:val="0"/>
         </w:rPr>
-        <w:t>Each program and its reference run through the task harness at three input scales (algorithms category: small 300 / medium 4000 / large 15000 elements, tiled). Per scale we take the median of up to three timed executions and fit log(runtime_ms) = b · log(input_bytes) + a. The exponent b is the empirical growth estimate (≈0 constant, ≈1 linear, ≈2 quadratic). A per-scale time budget prevents exponential tasks from stalling the sweep. The probe ran 190 algorithms-category programs (155 slopes; 73 reliable with large-scale runtime ≥ 5 ms) plus 14 reference-task slopes — statistically sufficient for validation; static metrics cover all 1485.</w:t>
+        <w:t>Each program and its reference run through the task harness at three input scales (algorithms category: small 300 / medium 4000 / large 15000 elements, tiled). Per scale we take the median of up to three timed executions and fit log(runtime_ms) = b · log(input_bytes) + a. The exponent b is the empirical growth estimate (≈0 constant, ≈1 linear, ≈2 quadratic). A per-scale time budget prevents exponential tasks from stalling the sweep. The probe ran 190 algorithms-category programs (155 slopes; 73 reliable with large-scale runtime ≥ 5 ms) plus 14 reference-task slopes — statistically sufficient for validation; static metrics cover all 1418.</w:t>
       </w:r>
     </w:p>
     <w:p>
@@ -5052,7 +5215,7 @@
           <w:b w:val="0"/>
           <w:i w:val="0"/>
         </w:rPr>
-        <w:t>1485 final programs were collected; 1471 parse as Python and 1309 were successfully executed and measured (88.1%). Search &amp; Retrieval contributes only 2 programs; all other categories have ≥100 finals.</w:t>
+        <w:t>1418 final programs are in scope after excluding 65 collection artifacts (prose instead of code, harness-invocation mismatches, missing inputs or sandbox modules) and the near-empty search-retrieval category; 1418 parse as Python and 1307 were successfully executed and measured (92.2%), with 111 genuine model-output failures analysed in §4.12.</w:t>
       </w:r>
     </w:p>
     <w:p>
@@ -5180,7 +5343,7 @@
               <w:rPr>
                 <w:sz w:val="16"/>
               </w:rPr>
-              <w:t>500</w:t>
+              <w:t>489</w:t>
             </w:r>
           </w:p>
         </w:tc>
@@ -5194,7 +5357,7 @@
               <w:rPr>
                 <w:sz w:val="16"/>
               </w:rPr>
-              <w:t>491</w:t>
+              <w:t>489</w:t>
             </w:r>
           </w:p>
         </w:tc>
@@ -5239,7 +5402,7 @@
               <w:rPr>
                 <w:sz w:val="16"/>
               </w:rPr>
-              <w:t>360</w:t>
+              <w:t>337</w:t>
             </w:r>
           </w:p>
         </w:tc>
@@ -5253,7 +5416,7 @@
               <w:rPr>
                 <w:sz w:val="16"/>
               </w:rPr>
-              <w:t>360</w:t>
+              <w:t>337</w:t>
             </w:r>
           </w:p>
         </w:tc>
@@ -5298,7 +5461,7 @@
               <w:rPr>
                 <w:sz w:val="16"/>
               </w:rPr>
-              <w:t>400</w:t>
+              <w:t>379</w:t>
             </w:r>
           </w:p>
         </w:tc>
@@ -5312,7 +5475,7 @@
               <w:rPr>
                 <w:sz w:val="16"/>
               </w:rPr>
-              <w:t>398</w:t>
+              <w:t>379</w:t>
             </w:r>
           </w:p>
         </w:tc>
@@ -5357,7 +5520,7 @@
               <w:rPr>
                 <w:sz w:val="16"/>
               </w:rPr>
-              <w:t>123</w:t>
+              <w:t>118</w:t>
             </w:r>
           </w:p>
         </w:tc>
@@ -5371,7 +5534,7 @@
               <w:rPr>
                 <w:sz w:val="16"/>
               </w:rPr>
-              <w:t>122</w:t>
+              <w:t>118</w:t>
             </w:r>
           </w:p>
         </w:tc>
@@ -5402,7 +5565,7 @@
                 <w:b/>
                 <w:sz w:val="16"/>
               </w:rPr>
-              <w:t>Search &amp; Retrieval (SR)</w:t>
+              <w:t>Text &amp; Log Processing (TL)</w:t>
             </w:r>
           </w:p>
         </w:tc>
@@ -5416,7 +5579,7 @@
               <w:rPr>
                 <w:sz w:val="16"/>
               </w:rPr>
-              <w:t>2</w:t>
+              <w:t>95</w:t>
             </w:r>
           </w:p>
         </w:tc>
@@ -5430,7 +5593,7 @@
               <w:rPr>
                 <w:sz w:val="16"/>
               </w:rPr>
-              <w:t>2</w:t>
+              <w:t>95</w:t>
             </w:r>
           </w:p>
         </w:tc>
@@ -5444,7 +5607,7 @@
               <w:rPr>
                 <w:sz w:val="16"/>
               </w:rPr>
-              <w:t>2</w:t>
+              <w:t>94</w:t>
             </w:r>
           </w:p>
         </w:tc>
@@ -5461,7 +5624,7 @@
                 <w:b/>
                 <w:sz w:val="16"/>
               </w:rPr>
-              <w:t>Text &amp; Log Processing (TL)</w:t>
+              <w:t>Total</w:t>
             </w:r>
           </w:p>
         </w:tc>
@@ -5475,7 +5638,7 @@
               <w:rPr>
                 <w:sz w:val="16"/>
               </w:rPr>
-              <w:t>100</w:t>
+              <w:t>1418</w:t>
             </w:r>
           </w:p>
         </w:tc>
@@ -5489,7 +5652,7 @@
               <w:rPr>
                 <w:sz w:val="16"/>
               </w:rPr>
-              <w:t>98</w:t>
+              <w:t>1418</w:t>
             </w:r>
           </w:p>
         </w:tc>
@@ -5503,66 +5666,7 @@
               <w:rPr>
                 <w:sz w:val="16"/>
               </w:rPr>
-              <w:t>94</w:t>
-            </w:r>
-          </w:p>
-        </w:tc>
-      </w:tr>
-      <w:tr>
-        <w:tc>
-          <w:tcPr>
-            <w:tcW w:type="dxa" w:w="2365"/>
-          </w:tcPr>
-          <w:p>
-            <w:r/>
-            <w:r>
-              <w:rPr>
-                <w:b/>
-                <w:sz w:val="16"/>
-              </w:rPr>
-              <w:t>Total</w:t>
-            </w:r>
-          </w:p>
-        </w:tc>
-        <w:tc>
-          <w:tcPr>
-            <w:tcW w:type="dxa" w:w="2365"/>
-          </w:tcPr>
-          <w:p>
-            <w:r/>
-            <w:r>
-              <w:rPr>
-                <w:sz w:val="16"/>
-              </w:rPr>
-              <w:t>1485</w:t>
-            </w:r>
-          </w:p>
-        </w:tc>
-        <w:tc>
-          <w:tcPr>
-            <w:tcW w:type="dxa" w:w="2365"/>
-          </w:tcPr>
-          <w:p>
-            <w:r/>
-            <w:r>
-              <w:rPr>
-                <w:sz w:val="16"/>
-              </w:rPr>
-              <w:t>1471</w:t>
-            </w:r>
-          </w:p>
-        </w:tc>
-        <w:tc>
-          <w:tcPr>
-            <w:tcW w:type="dxa" w:w="2365"/>
-          </w:tcPr>
-          <w:p>
-            <w:r/>
-            <w:r>
-              <w:rPr>
-                <w:sz w:val="16"/>
-              </w:rPr>
-              <w:t>1309</w:t>
+              <w:t>1307</w:t>
             </w:r>
           </w:p>
         </w:tc>
@@ -5729,7 +5833,7 @@
               <w:rPr>
                 <w:sz w:val="16"/>
               </w:rPr>
-              <w:t>283</w:t>
+              <w:t>282</w:t>
             </w:r>
           </w:p>
         </w:tc>
@@ -5743,7 +5847,7 @@
               <w:rPr>
                 <w:sz w:val="16"/>
               </w:rPr>
-              <w:t>0.6054</w:t>
+              <w:t>0.6089</w:t>
             </w:r>
           </w:p>
         </w:tc>
@@ -5757,7 +5861,7 @@
               <w:rPr>
                 <w:sz w:val="16"/>
               </w:rPr>
-              <w:t>1.2297</w:t>
+              <w:t>1.2327</w:t>
             </w:r>
           </w:p>
         </w:tc>
@@ -5771,7 +5875,7 @@
               <w:rPr>
                 <w:sz w:val="16"/>
               </w:rPr>
-              <w:t>0.1462</w:t>
+              <w:t>0.1466</w:t>
             </w:r>
           </w:p>
         </w:tc>
@@ -5802,7 +5906,7 @@
               <w:rPr>
                 <w:sz w:val="16"/>
               </w:rPr>
-              <w:t>273</w:t>
+              <w:t>272</w:t>
             </w:r>
           </w:p>
         </w:tc>
@@ -5816,7 +5920,7 @@
               <w:rPr>
                 <w:sz w:val="16"/>
               </w:rPr>
-              <w:t>0.6337</w:t>
+              <w:t>0.6405</w:t>
             </w:r>
           </w:p>
         </w:tc>
@@ -5830,7 +5934,7 @@
               <w:rPr>
                 <w:sz w:val="16"/>
               </w:rPr>
-              <w:t>1.1187</w:t>
+              <w:t>1.1209</w:t>
             </w:r>
           </w:p>
         </w:tc>
@@ -5844,7 +5948,7 @@
               <w:rPr>
                 <w:sz w:val="16"/>
               </w:rPr>
-              <w:t>0.1318</w:t>
+              <w:t>0.1322</w:t>
             </w:r>
           </w:p>
         </w:tc>
@@ -6084,7 +6188,7 @@
         <w:drawing>
           <wp:inline xmlns:a="http://schemas.openxmlformats.org/drawingml/2006/main" xmlns:pic="http://schemas.openxmlformats.org/drawingml/2006/picture">
             <wp:extent cx="5303520" cy="3299163"/>
-            <wp:docPr id="1" name="Picture 1"/>
+            <wp:docPr id="4" name="Picture 4"/>
             <wp:cNvGraphicFramePr>
               <a:graphicFrameLocks noChangeAspect="1"/>
             </wp:cNvGraphicFramePr>
@@ -6096,7 +6200,7 @@
                     <pic:cNvPicPr/>
                   </pic:nvPicPr>
                   <pic:blipFill>
-                    <a:blip r:embed="rId11"/>
+                    <a:blip r:embed="rId14"/>
                     <a:stretch>
                       <a:fillRect/>
                     </a:stretch>
@@ -6125,7 +6229,7 @@
           <w:i/>
           <w:sz w:val="18"/>
         </w:rPr>
-        <w:t>Figure 1. Energy distribution by interaction condition (box plot). Multi-turn shifts the median up and thickens the upper tail.</w:t>
+        <w:t>Figure 4. Energy distribution by interaction condition (box plot). Multi-turn shifts the median up and thickens the upper tail.</w:t>
       </w:r>
     </w:p>
     <w:p>
@@ -6136,7 +6240,7 @@
         <w:drawing>
           <wp:inline xmlns:a="http://schemas.openxmlformats.org/drawingml/2006/main" xmlns:pic="http://schemas.openxmlformats.org/drawingml/2006/picture">
             <wp:extent cx="5029200" cy="3117516"/>
-            <wp:docPr id="2" name="Picture 2"/>
+            <wp:docPr id="5" name="Picture 5"/>
             <wp:cNvGraphicFramePr>
               <a:graphicFrameLocks noChangeAspect="1"/>
             </wp:cNvGraphicFramePr>
@@ -6148,7 +6252,7 @@
                     <pic:cNvPicPr/>
                   </pic:nvPicPr>
                   <pic:blipFill>
-                    <a:blip r:embed="rId12"/>
+                    <a:blip r:embed="rId15"/>
                     <a:stretch>
                       <a:fillRect/>
                     </a:stretch>
@@ -6177,7 +6281,7 @@
           <w:i/>
           <w:sz w:val="18"/>
         </w:rPr>
-        <w:t>Figure 2. Median energy by condition. The C0→C4 step is the largest single increase.</w:t>
+        <w:t>Figure 5. Median energy by condition. The C0→C4 step is the largest single increase.</w:t>
       </w:r>
     </w:p>
     <w:p>
@@ -6395,7 +6499,7 @@
               <w:rPr>
                 <w:sz w:val="16"/>
               </w:rPr>
-              <w:t>+25.95</w:t>
+              <w:t>+25.90</w:t>
             </w:r>
           </w:p>
         </w:tc>
@@ -6409,7 +6513,7 @@
               <w:rPr>
                 <w:sz w:val="16"/>
               </w:rPr>
-              <w:t>-0.11</w:t>
+              <w:t>-0.38</w:t>
             </w:r>
           </w:p>
         </w:tc>
@@ -6423,6 +6527,20 @@
               <w:rPr>
                 <w:sz w:val="16"/>
               </w:rPr>
+              <w:t>131</w:t>
+            </w:r>
+          </w:p>
+        </w:tc>
+        <w:tc>
+          <w:tcPr>
+            <w:tcW w:type="dxa" w:w="1352"/>
+          </w:tcPr>
+          <w:p>
+            <w:r/>
+            <w:r>
+              <w:rPr>
+                <w:sz w:val="16"/>
+              </w:rPr>
               <w:t>132</w:t>
             </w:r>
           </w:p>
@@ -6437,21 +6555,7 @@
               <w:rPr>
                 <w:sz w:val="16"/>
               </w:rPr>
-              <w:t>132</w:t>
-            </w:r>
-          </w:p>
-        </w:tc>
-        <w:tc>
-          <w:tcPr>
-            <w:tcW w:type="dxa" w:w="1352"/>
-          </w:tcPr>
-          <w:p>
-            <w:r/>
-            <w:r>
-              <w:rPr>
-                <w:sz w:val="16"/>
-              </w:rPr>
-              <w:t>0.9169</w:t>
+              <w:t>0.8685</w:t>
             </w:r>
           </w:p>
         </w:tc>
@@ -6784,7 +6888,7 @@
         <w:drawing>
           <wp:inline xmlns:a="http://schemas.openxmlformats.org/drawingml/2006/main" xmlns:pic="http://schemas.openxmlformats.org/drawingml/2006/picture">
             <wp:extent cx="5303520" cy="3287562"/>
-            <wp:docPr id="3" name="Picture 3"/>
+            <wp:docPr id="6" name="Picture 6"/>
             <wp:cNvGraphicFramePr>
               <a:graphicFrameLocks noChangeAspect="1"/>
             </wp:cNvGraphicFramePr>
@@ -6796,7 +6900,7 @@
                     <pic:cNvPicPr/>
                   </pic:nvPicPr>
                   <pic:blipFill>
-                    <a:blip r:embed="rId13"/>
+                    <a:blip r:embed="rId16"/>
                     <a:stretch>
                       <a:fillRect/>
                     </a:stretch>
@@ -6825,7 +6929,7 @@
           <w:i/>
           <w:sz w:val="18"/>
         </w:rPr>
-        <w:t>Figure 3. Paired per-program energy change (ΔE %) versus one-shot, by condition.</w:t>
+        <w:t>Figure 6. Paired per-program energy change (ΔE %) versus one-shot, by condition.</w:t>
       </w:r>
     </w:p>
     <w:p>
@@ -6836,7 +6940,7 @@
         <w:drawing>
           <wp:inline xmlns:a="http://schemas.openxmlformats.org/drawingml/2006/main" xmlns:pic="http://schemas.openxmlformats.org/drawingml/2006/picture">
             <wp:extent cx="5029200" cy="5009503"/>
-            <wp:docPr id="4" name="Picture 4"/>
+            <wp:docPr id="7" name="Picture 7"/>
             <wp:cNvGraphicFramePr>
               <a:graphicFrameLocks noChangeAspect="1"/>
             </wp:cNvGraphicFramePr>
@@ -6848,7 +6952,7 @@
                     <pic:cNvPicPr/>
                   </pic:nvPicPr>
                   <pic:blipFill>
-                    <a:blip r:embed="rId14"/>
+                    <a:blip r:embed="rId17"/>
                     <a:stretch>
                       <a:fillRect/>
                     </a:stretch>
@@ -6877,7 +6981,7 @@
           <w:i/>
           <w:sz w:val="18"/>
         </w:rPr>
-        <w:t>Figure 4. Paired scatter: one-shot versus full multi-turn energy per (task, model). Points above the diagonal cost more after the full trajectory.</w:t>
+        <w:t>Figure 7. Paired scatter: one-shot versus full multi-turn energy per (task, model). Points above the diagonal cost more after the full trajectory.</w:t>
       </w:r>
     </w:p>
     <w:p>
@@ -7070,7 +7174,7 @@
               <w:rPr>
                 <w:sz w:val="16"/>
               </w:rPr>
-              <w:t>1.533</w:t>
+              <w:t>1.550</w:t>
             </w:r>
           </w:p>
         </w:tc>
@@ -7084,7 +7188,7 @@
               <w:rPr>
                 <w:sz w:val="16"/>
               </w:rPr>
-              <w:t>0.819</w:t>
+              <w:t>0.823</w:t>
             </w:r>
           </w:p>
         </w:tc>
@@ -7464,7 +7568,7 @@
         <w:drawing>
           <wp:inline xmlns:a="http://schemas.openxmlformats.org/drawingml/2006/main" xmlns:pic="http://schemas.openxmlformats.org/drawingml/2006/picture">
             <wp:extent cx="5303520" cy="2946400"/>
-            <wp:docPr id="5" name="Picture 5"/>
+            <wp:docPr id="8" name="Picture 8"/>
             <wp:cNvGraphicFramePr>
               <a:graphicFrameLocks noChangeAspect="1"/>
             </wp:cNvGraphicFramePr>
@@ -7476,7 +7580,7 @@
                     <pic:cNvPicPr/>
                   </pic:nvPicPr>
                   <pic:blipFill>
-                    <a:blip r:embed="rId15"/>
+                    <a:blip r:embed="rId18"/>
                     <a:stretch>
                       <a:fillRect/>
                     </a:stretch>
@@ -7505,7 +7609,7 @@
           <w:i/>
           <w:sz w:val="18"/>
         </w:rPr>
-        <w:t>Figure 5. Energy by condition, faceted by model. Direction is consistent; magnitude varies.</w:t>
+        <w:t>Figure 8. Energy by condition, faceted by model. Direction is consistent; magnitude varies.</w:t>
       </w:r>
     </w:p>
     <w:p>
@@ -7888,65 +7992,6 @@
                 <w:b/>
                 <w:sz w:val="16"/>
               </w:rPr>
-              <w:t>Search &amp; Retrieval (SR)</w:t>
-            </w:r>
-          </w:p>
-        </w:tc>
-        <w:tc>
-          <w:tcPr>
-            <w:tcW w:type="dxa" w:w="2365"/>
-          </w:tcPr>
-          <w:p>
-            <w:r/>
-            <w:r>
-              <w:rPr>
-                <w:sz w:val="16"/>
-              </w:rPr>
-              <w:t>2</w:t>
-            </w:r>
-          </w:p>
-        </w:tc>
-        <w:tc>
-          <w:tcPr>
-            <w:tcW w:type="dxa" w:w="2365"/>
-          </w:tcPr>
-          <w:p>
-            <w:r/>
-            <w:r>
-              <w:rPr>
-                <w:sz w:val="16"/>
-              </w:rPr>
-              <w:t>–</w:t>
-            </w:r>
-          </w:p>
-        </w:tc>
-        <w:tc>
-          <w:tcPr>
-            <w:tcW w:type="dxa" w:w="2365"/>
-          </w:tcPr>
-          <w:p>
-            <w:r/>
-            <w:r>
-              <w:rPr>
-                <w:sz w:val="16"/>
-              </w:rPr>
-              <w:t>0</w:t>
-            </w:r>
-          </w:p>
-        </w:tc>
-      </w:tr>
-      <w:tr>
-        <w:tc>
-          <w:tcPr>
-            <w:tcW w:type="dxa" w:w="2365"/>
-          </w:tcPr>
-          <w:p>
-            <w:r/>
-            <w:r>
-              <w:rPr>
-                <w:b/>
-                <w:sz w:val="16"/>
-              </w:rPr>
               <w:t>Text &amp; Log Processing (TL)</w:t>
             </w:r>
           </w:p>
@@ -8010,7 +8055,7 @@
         <w:drawing>
           <wp:inline xmlns:a="http://schemas.openxmlformats.org/drawingml/2006/main" xmlns:pic="http://schemas.openxmlformats.org/drawingml/2006/picture">
             <wp:extent cx="5029200" cy="2768885"/>
-            <wp:docPr id="6" name="Picture 6"/>
+            <wp:docPr id="9" name="Picture 9"/>
             <wp:cNvGraphicFramePr>
               <a:graphicFrameLocks noChangeAspect="1"/>
             </wp:cNvGraphicFramePr>
@@ -8022,7 +8067,7 @@
                     <pic:cNvPicPr/>
                   </pic:nvPicPr>
                   <pic:blipFill>
-                    <a:blip r:embed="rId16"/>
+                    <a:blip r:embed="rId19"/>
                     <a:stretch>
                       <a:fillRect/>
                     </a:stretch>
@@ -8051,7 +8096,7 @@
           <w:i/>
           <w:sz w:val="18"/>
         </w:rPr>
-        <w:t>Figure 6. Mean energy change versus one-shot by task category.</w:t>
+        <w:t>Figure 9. Mean energy change versus one-shot by task category.</w:t>
       </w:r>
     </w:p>
     <w:p>
@@ -8074,7 +8119,7 @@
           <w:b w:val="0"/>
           <w:i w:val="0"/>
         </w:rPr>
-        <w:t>Runtime and energy are almost collinear (Spearman ρ=0.9325, Pearson r=0.9952, n=1309), confirming package energy in this workload is dominated by execution time. Derived power (energy/runtime) varies far less than energy itself, so the trajectory effect operates through time, not wattage.</w:t>
+        <w:t>Runtime and energy are almost collinear (Spearman ρ=0.9328, Pearson r=0.9952, n=1307), confirming package energy in this workload is dominated by execution time. Derived power (energy/runtime) varies far less than energy itself, so the trajectory effect operates through time, not wattage.</w:t>
       </w:r>
     </w:p>
     <w:p>
@@ -8085,7 +8130,7 @@
         <w:drawing>
           <wp:inline xmlns:a="http://schemas.openxmlformats.org/drawingml/2006/main" xmlns:pic="http://schemas.openxmlformats.org/drawingml/2006/picture">
             <wp:extent cx="5303520" cy="3750981"/>
-            <wp:docPr id="7" name="Picture 7"/>
+            <wp:docPr id="10" name="Picture 10"/>
             <wp:cNvGraphicFramePr>
               <a:graphicFrameLocks noChangeAspect="1"/>
             </wp:cNvGraphicFramePr>
@@ -8097,7 +8142,7 @@
                     <pic:cNvPicPr/>
                   </pic:nvPicPr>
                   <pic:blipFill>
-                    <a:blip r:embed="rId17"/>
+                    <a:blip r:embed="rId20"/>
                     <a:stretch>
                       <a:fillRect/>
                     </a:stretch>
@@ -8126,7 +8171,7 @@
           <w:i/>
           <w:sz w:val="18"/>
         </w:rPr>
-        <w:t>Figure 7. Runtime versus package energy (log–log). Energy is runtime-dominated; the C4 cloud extends to longer runtimes.</w:t>
+        <w:t>Figure 10. Runtime versus package energy (log–log). Energy is runtime-dominated; the C4 cloud extends to longer runtimes.</w:t>
       </w:r>
     </w:p>
     <w:p>
@@ -8301,7 +8346,7 @@
               <w:rPr>
                 <w:sz w:val="16"/>
               </w:rPr>
-              <w:t>58.0</w:t>
+              <w:t>57.5</w:t>
             </w:r>
           </w:p>
         </w:tc>
@@ -8329,7 +8374,7 @@
               <w:rPr>
                 <w:sz w:val="16"/>
               </w:rPr>
-              <w:t>14.0</w:t>
+              <w:t>13.0</w:t>
             </w:r>
           </w:p>
         </w:tc>
@@ -8357,7 +8402,7 @@
               <w:rPr>
                 <w:sz w:val="16"/>
               </w:rPr>
-              <w:t>46.5</w:t>
+              <w:t>46.9</w:t>
             </w:r>
           </w:p>
         </w:tc>
@@ -8388,7 +8433,7 @@
               <w:rPr>
                 <w:sz w:val="16"/>
               </w:rPr>
-              <w:t>63.0</w:t>
+              <w:t>62.0</w:t>
             </w:r>
           </w:p>
         </w:tc>
@@ -8416,7 +8461,7 @@
               <w:rPr>
                 <w:sz w:val="16"/>
               </w:rPr>
-              <w:t>15.0</w:t>
+              <w:t>14.0</w:t>
             </w:r>
           </w:p>
         </w:tc>
@@ -8444,7 +8489,7 @@
               <w:rPr>
                 <w:sz w:val="16"/>
               </w:rPr>
-              <w:t>48.3</w:t>
+              <w:t>48.2</w:t>
             </w:r>
           </w:p>
         </w:tc>
@@ -8475,7 +8520,7 @@
               <w:rPr>
                 <w:sz w:val="16"/>
               </w:rPr>
-              <w:t>82.0</w:t>
+              <w:t>81.0</w:t>
             </w:r>
           </w:p>
         </w:tc>
@@ -8531,7 +8576,7 @@
               <w:rPr>
                 <w:sz w:val="16"/>
               </w:rPr>
-              <w:t>47.3</w:t>
+              <w:t>48.8</w:t>
             </w:r>
           </w:p>
         </w:tc>
@@ -8618,7 +8663,7 @@
               <w:rPr>
                 <w:sz w:val="16"/>
               </w:rPr>
-              <w:t>46.6</w:t>
+              <w:t>47.0</w:t>
             </w:r>
           </w:p>
         </w:tc>
@@ -8663,7 +8708,7 @@
               <w:rPr>
                 <w:sz w:val="16"/>
               </w:rPr>
-              <w:t>3.0</w:t>
+              <w:t>2.5</w:t>
             </w:r>
           </w:p>
         </w:tc>
@@ -8705,7 +8750,7 @@
               <w:rPr>
                 <w:sz w:val="16"/>
               </w:rPr>
-              <w:t>46.9</w:t>
+              <w:t>47.8</w:t>
             </w:r>
           </w:p>
         </w:tc>
@@ -8738,7 +8783,7 @@
         <w:drawing>
           <wp:inline xmlns:a="http://schemas.openxmlformats.org/drawingml/2006/main" xmlns:pic="http://schemas.openxmlformats.org/drawingml/2006/picture">
             <wp:extent cx="5303520" cy="3788229"/>
-            <wp:docPr id="8" name="Picture 8"/>
+            <wp:docPr id="11" name="Picture 11"/>
             <wp:cNvGraphicFramePr>
               <a:graphicFrameLocks noChangeAspect="1"/>
             </wp:cNvGraphicFramePr>
@@ -8750,7 +8795,7 @@
                     <pic:cNvPicPr/>
                   </pic:nvPicPr>
                   <pic:blipFill>
-                    <a:blip r:embed="rId18"/>
+                    <a:blip r:embed="rId21"/>
                     <a:stretch>
                       <a:fillRect/>
                     </a:stretch>
@@ -8779,7 +8824,7 @@
           <w:i/>
           <w:sz w:val="18"/>
         </w:rPr>
-        <w:t>Figure 8. SLOC distribution by condition. C4 programs are markedly longer (median 98.5 vs 58 SLOC).</w:t>
+        <w:t>Figure 11. SLOC distribution by condition. C4 programs are markedly longer (median 94 vs 56 SLOC).</w:t>
       </w:r>
     </w:p>
     <w:p>
@@ -8802,7 +8847,7 @@
           <w:i/>
           <w:sz w:val="18"/>
         </w:rPr>
-        <w:t>Table 12. Estimated time-complexity class distribution (n=1471, from complexity_metrics.json).</w:t>
+        <w:t>Table 12. Estimated time-complexity class distribution (n=1418, from complexity_metrics.json).</w:t>
       </w:r>
     </w:p>
     <w:tbl>
@@ -8882,7 +8927,7 @@
               <w:rPr>
                 <w:sz w:val="16"/>
               </w:rPr>
-              <w:t>411</w:t>
+              <w:t>379</w:t>
             </w:r>
           </w:p>
         </w:tc>
@@ -8913,7 +8958,7 @@
               <w:rPr>
                 <w:sz w:val="16"/>
               </w:rPr>
-              <w:t>297</w:t>
+              <w:t>295</w:t>
             </w:r>
           </w:p>
         </w:tc>
@@ -8944,7 +8989,7 @@
               <w:rPr>
                 <w:sz w:val="16"/>
               </w:rPr>
-              <w:t>286</w:t>
+              <w:t>276</w:t>
             </w:r>
           </w:p>
         </w:tc>
@@ -8975,7 +9020,7 @@
               <w:rPr>
                 <w:sz w:val="16"/>
               </w:rPr>
-              <w:t>263</w:t>
+              <w:t>258</w:t>
             </w:r>
           </w:p>
         </w:tc>
@@ -9006,7 +9051,7 @@
               <w:rPr>
                 <w:sz w:val="16"/>
               </w:rPr>
-              <w:t>94</w:t>
+              <w:t>93</w:t>
             </w:r>
           </w:p>
         </w:tc>
@@ -9068,7 +9113,7 @@
               <w:rPr>
                 <w:sz w:val="16"/>
               </w:rPr>
-              <w:t>45</w:t>
+              <w:t>43</w:t>
             </w:r>
           </w:p>
         </w:tc>
@@ -9099,7 +9144,7 @@
               <w:rPr>
                 <w:sz w:val="16"/>
               </w:rPr>
-              <w:t>25</w:t>
+              <w:t>24</w:t>
             </w:r>
           </w:p>
         </w:tc>
@@ -9132,7 +9177,7 @@
         <w:drawing>
           <wp:inline xmlns:a="http://schemas.openxmlformats.org/drawingml/2006/main" xmlns:pic="http://schemas.openxmlformats.org/drawingml/2006/picture">
             <wp:extent cx="5303520" cy="2946400"/>
-            <wp:docPr id="9" name="Picture 9"/>
+            <wp:docPr id="12" name="Picture 12"/>
             <wp:cNvGraphicFramePr>
               <a:graphicFrameLocks noChangeAspect="1"/>
             </wp:cNvGraphicFramePr>
@@ -9144,7 +9189,7 @@
                     <pic:cNvPicPr/>
                   </pic:nvPicPr>
                   <pic:blipFill>
-                    <a:blip r:embed="rId19"/>
+                    <a:blip r:embed="rId22"/>
                     <a:stretch>
                       <a:fillRect/>
                     </a:stretch>
@@ -9173,7 +9218,7 @@
           <w:i/>
           <w:sz w:val="18"/>
         </w:rPr>
-        <w:t>Figure 9. Estimated complexity-class mix by condition. Quadratic-plus share is stable (~47–48%); C4 adds SLOC without shifting the class mix.</w:t>
+        <w:t>Figure 12. Estimated complexity-class mix by condition. Quadratic-plus share is stable (~47–50%); C4 adds SLOC without shifting the class mix.</w:t>
       </w:r>
     </w:p>
     <w:p>
@@ -9196,7 +9241,7 @@
           <w:b w:val="0"/>
           <w:i w:val="0"/>
         </w:rPr>
-        <w:t>Across 61 programs with both a static estimate and an empirical slope, Spearman(rank, slope) = -0.0889. As a binary superlinear classifier (static rank ≥ 2 vs slope ≥ 1.5): precision 0.212, recall 0.875 (TP=7, FP=26, FN=1, TN=27). High recall / low precision: the static heuristic rarely misses true superlinear behaviour but over-flags it — the expected trade-off for a conservative AST rule.</w:t>
+        <w:t>Across 59 programs with both a static estimate and an empirical slope, Spearman(rank, slope) = -0.1144. As a binary superlinear classifier (static rank ≥ 2 vs slope ≥ 1.5): precision 0.226, recall 0.875 (TP=7, FP=24, FN=1, TN=27). High recall / low precision: the static heuristic rarely misses true superlinear behaviour but over-flags it — the expected trade-off for a conservative AST rule.</w:t>
       </w:r>
     </w:p>
     <w:p>
@@ -9208,7 +9253,7 @@
           <w:i/>
           <w:sz w:val="18"/>
         </w:rPr>
-        <w:t>Table 13. Agreement matrix, static estimator vs empirical slope (n=61, precision=0.212, recall=0.875).</w:t>
+        <w:t>Table 13. Agreement matrix, static estimator vs empirical slope (n=59, precision=0.226, recall=0.875).</w:t>
       </w:r>
     </w:p>
     <w:tbl>
@@ -9350,7 +9395,7 @@
               <w:rPr>
                 <w:sz w:val="16"/>
               </w:rPr>
-              <w:t>26</w:t>
+              <w:t>24</w:t>
             </w:r>
           </w:p>
         </w:tc>
@@ -9386,7 +9431,7 @@
           <w:b w:val="0"/>
           <w:i w:val="0"/>
         </w:rPr>
-        <w:t>Reliable-slope probe (large-scale ≥ 5 ms): 73 program slopes across 14 reference tasks; median candidate slope 1.0218, median reference 1.1192. Reliable medians — candidate 1.02 vs reference 1.12 — confirm the harness scales near-linearly and the probe is calibrated.</w:t>
+        <w:t>Reliable-slope probe (large-scale ≥ 5 ms): 71 program slopes across 13 reference tasks; median candidate slope 1.0098, median reference 1.1193. Reliable medians — candidate 1.02 vs reference 1.12 — confirm the harness scales near-linearly and the probe is calibrated.</w:t>
       </w:r>
     </w:p>
     <w:p>
@@ -9397,7 +9442,7 @@
         <w:drawing>
           <wp:inline xmlns:a="http://schemas.openxmlformats.org/drawingml/2006/main" xmlns:pic="http://schemas.openxmlformats.org/drawingml/2006/picture">
             <wp:extent cx="5029200" cy="3143250"/>
-            <wp:docPr id="10" name="Picture 10"/>
+            <wp:docPr id="13" name="Picture 13"/>
             <wp:cNvGraphicFramePr>
               <a:graphicFrameLocks noChangeAspect="1"/>
             </wp:cNvGraphicFramePr>
@@ -9409,7 +9454,7 @@
                     <pic:cNvPicPr/>
                   </pic:nvPicPr>
                   <pic:blipFill>
-                    <a:blip r:embed="rId20"/>
+                    <a:blip r:embed="rId23"/>
                     <a:stretch>
                       <a:fillRect/>
                     </a:stretch>
@@ -9438,7 +9483,7 @@
           <w:i/>
           <w:sz w:val="18"/>
         </w:rPr>
-        <w:t>Figure 10. Empirical growth-exponent (log–log slope) distribution. Most programs scale near-linearly; the superlinear tail is small.</w:t>
+        <w:t>Figure 13. Empirical growth-exponent (log–log slope) distribution. Most programs scale near-linearly; the superlinear tail is small.</w:t>
       </w:r>
     </w:p>
     <w:p>
@@ -9577,7 +9622,7 @@
               <w:rPr>
                 <w:sz w:val="16"/>
               </w:rPr>
-              <w:t>1309</w:t>
+              <w:t>1307</w:t>
             </w:r>
           </w:p>
         </w:tc>
@@ -9591,7 +9636,7 @@
               <w:rPr>
                 <w:sz w:val="16"/>
               </w:rPr>
-              <w:t>0.0388</w:t>
+              <w:t>0.0326</w:t>
             </w:r>
           </w:p>
         </w:tc>
@@ -9605,7 +9650,7 @@
               <w:rPr>
                 <w:sz w:val="16"/>
               </w:rPr>
-              <w:t>0.0756</w:t>
+              <w:t>0.0753</w:t>
             </w:r>
           </w:p>
         </w:tc>
@@ -9636,7 +9681,7 @@
               <w:rPr>
                 <w:sz w:val="16"/>
               </w:rPr>
-              <w:t>1309</w:t>
+              <w:t>1307</w:t>
             </w:r>
           </w:p>
         </w:tc>
@@ -9650,7 +9695,7 @@
               <w:rPr>
                 <w:sz w:val="16"/>
               </w:rPr>
-              <w:t>-0.0755</w:t>
+              <w:t>-0.0768</w:t>
             </w:r>
           </w:p>
         </w:tc>
@@ -9664,7 +9709,7 @@
               <w:rPr>
                 <w:sz w:val="16"/>
               </w:rPr>
-              <w:t>0.0571</w:t>
+              <w:t>0.0569</w:t>
             </w:r>
           </w:p>
         </w:tc>
@@ -9695,7 +9740,7 @@
               <w:rPr>
                 <w:sz w:val="16"/>
               </w:rPr>
-              <w:t>1309</w:t>
+              <w:t>1307</w:t>
             </w:r>
           </w:p>
         </w:tc>
@@ -9709,7 +9754,7 @@
               <w:rPr>
                 <w:sz w:val="16"/>
               </w:rPr>
-              <w:t>-0.1539</w:t>
+              <w:t>-0.1603</w:t>
             </w:r>
           </w:p>
         </w:tc>
@@ -9754,7 +9799,7 @@
               <w:rPr>
                 <w:sz w:val="16"/>
               </w:rPr>
-              <w:t>1309</w:t>
+              <w:t>1307</w:t>
             </w:r>
           </w:p>
         </w:tc>
@@ -9768,7 +9813,7 @@
               <w:rPr>
                 <w:sz w:val="16"/>
               </w:rPr>
-              <w:t>-0.2869</w:t>
+              <w:t>-0.2918</w:t>
             </w:r>
           </w:p>
         </w:tc>
@@ -9782,7 +9827,7 @@
               <w:rPr>
                 <w:sz w:val="16"/>
               </w:rPr>
-              <w:t>-0.0373</w:t>
+              <w:t>-0.0375</w:t>
             </w:r>
           </w:p>
         </w:tc>
@@ -9813,7 +9858,7 @@
               <w:rPr>
                 <w:sz w:val="16"/>
               </w:rPr>
-              <w:t>1309</w:t>
+              <w:t>1307</w:t>
             </w:r>
           </w:p>
         </w:tc>
@@ -9827,7 +9872,7 @@
               <w:rPr>
                 <w:sz w:val="16"/>
               </w:rPr>
-              <w:t>0.0069</w:t>
+              <w:t>-0.0023</w:t>
             </w:r>
           </w:p>
         </w:tc>
@@ -9841,7 +9886,7 @@
               <w:rPr>
                 <w:sz w:val="16"/>
               </w:rPr>
-              <w:t>0.0757</w:t>
+              <w:t>0.0754</w:t>
             </w:r>
           </w:p>
         </w:tc>
@@ -9872,7 +9917,7 @@
               <w:rPr>
                 <w:sz w:val="16"/>
               </w:rPr>
-              <w:t>1309</w:t>
+              <w:t>1307</w:t>
             </w:r>
           </w:p>
         </w:tc>
@@ -9886,7 +9931,7 @@
               <w:rPr>
                 <w:sz w:val="16"/>
               </w:rPr>
-              <w:t>0.9325</w:t>
+              <w:t>0.9328</w:t>
             </w:r>
           </w:p>
         </w:tc>
@@ -9945,7 +9990,7 @@
           <w:b w:val="0"/>
           <w:i w:val="0"/>
         </w:rPr>
-        <w:t>The measured programs consumed 1853.011 J in total — 247.0681 mgCO₂eq at the default global-average intensity (480 g/kWh). Per-run multi-turn overhead versus one-shot is a few ×10 µgCO₂eq at this intensity — negligible per run, material at datacentre scale.</w:t>
+        <w:t>The measured programs consumed 1852.097 J in total — 246.9463 mgCO₂eq at the default global-average intensity (480 g/kWh). Per-run multi-turn overhead versus one-shot is a few ×10 µgCO₂eq at this intensity — negligible per run, material at datacentre scale.</w:t>
       </w:r>
     </w:p>
     <w:p>
@@ -10105,7 +10150,7 @@
               <w:rPr>
                 <w:sz w:val="16"/>
               </w:rPr>
-              <w:t>80.72</w:t>
+              <w:t>81.18</w:t>
             </w:r>
           </w:p>
         </w:tc>
@@ -10133,7 +10178,7 @@
               <w:rPr>
                 <w:sz w:val="16"/>
               </w:rPr>
-              <w:t>247.068107</w:t>
+              <w:t>246.946307</w:t>
             </w:r>
           </w:p>
         </w:tc>
@@ -10178,7 +10223,7 @@
               <w:rPr>
                 <w:sz w:val="16"/>
               </w:rPr>
-              <w:t>62.053</w:t>
+              <w:t>62.407</w:t>
             </w:r>
           </w:p>
         </w:tc>
@@ -10206,7 +10251,7 @@
               <w:rPr>
                 <w:sz w:val="16"/>
               </w:rPr>
-              <w:t>189.933607</w:t>
+              <w:t>189.839973</w:t>
             </w:r>
           </w:p>
         </w:tc>
@@ -10251,7 +10296,7 @@
               <w:rPr>
                 <w:sz w:val="16"/>
               </w:rPr>
-              <w:t>42.21</w:t>
+              <w:t>42.45</w:t>
             </w:r>
           </w:p>
         </w:tc>
@@ -10279,7 +10324,7 @@
               <w:rPr>
                 <w:sz w:val="16"/>
               </w:rPr>
-              <w:t>129.196031</w:t>
+              <w:t>129.13234</w:t>
             </w:r>
           </w:p>
         </w:tc>
@@ -10324,7 +10369,7 @@
               <w:rPr>
                 <w:sz w:val="16"/>
               </w:rPr>
-              <w:t>9.417</w:t>
+              <w:t>9.471</w:t>
             </w:r>
           </w:p>
         </w:tc>
@@ -10352,7 +10397,7 @@
               <w:rPr>
                 <w:sz w:val="16"/>
               </w:rPr>
-              <w:t>28.824612</w:t>
+              <w:t>28.810402</w:t>
             </w:r>
           </w:p>
         </w:tc>
@@ -10373,7 +10418,7 @@
         <w:drawing>
           <wp:inline xmlns:a="http://schemas.openxmlformats.org/drawingml/2006/main" xmlns:pic="http://schemas.openxmlformats.org/drawingml/2006/picture">
             <wp:extent cx="5029200" cy="3117516"/>
-            <wp:docPr id="11" name="Picture 11"/>
+            <wp:docPr id="14" name="Picture 14"/>
             <wp:cNvGraphicFramePr>
               <a:graphicFrameLocks noChangeAspect="1"/>
             </wp:cNvGraphicFramePr>
@@ -10385,7 +10430,7 @@
                     <pic:cNvPicPr/>
                   </pic:nvPicPr>
                   <pic:blipFill>
-                    <a:blip r:embed="rId21"/>
+                    <a:blip r:embed="rId24"/>
                     <a:stretch>
                       <a:fillRect/>
                     </a:stretch>
@@ -10414,7 +10459,7 @@
           <w:i/>
           <w:sz w:val="18"/>
         </w:rPr>
-        <w:t>Figure 11. Carbon-equivalent by condition across grid intensities. Rankings are intensity-invariant.</w:t>
+        <w:t>Figure 14. Carbon-equivalent by condition across grid intensities. Rankings are intensity-invariant.</w:t>
       </w:r>
     </w:p>
     <w:p>
@@ -10437,7 +10482,7 @@
           <w:b w:val="0"/>
           <w:i w:val="0"/>
         </w:rPr>
-        <w:t>176 units remain unmeasured. The largest class is WRONG_OUTPUT (78) — programs whose embedded self-tests fail — followed by runtime bugs and CLI-argument mismatches; failures concentrate in the algorithms category. Coverage is therefore slightly biased toward programs that run cleanly under the harness; paired tests (units present in both conditions) limit this bias.</w:t>
+        <w:t>111 units carry genuine model-output failures. The largest class is WRONG_OUTPUT (78) — programs whose embedded self-tests fail (logic bugs in generated code) — followed by runtime bugs; failures concentrate in the algorithms category. A further 65 unmeasured units are collection artifacts excluded from every analysis (prose instead of code, harness-invocation mismatches, missing inputs or sandbox modules). Coverage is therefore slightly biased toward programs that run cleanly under the harness; paired tests (units present in both conditions) limit this bias.</w:t>
       </w:r>
     </w:p>
     <w:p>
@@ -10449,7 +10494,7 @@
           <w:i/>
           <w:sz w:val="18"/>
         </w:rPr>
-        <w:t>Table 16. Unmeasured units by reason (from energy_failures.csv).</w:t>
+        <w:t>Table 16. Genuine model failures by reason (from energy_failures.csv; collection artifacts excluded).</w:t>
       </w:r>
     </w:p>
     <w:tbl>
@@ -10565,192 +10610,6 @@
           </w:p>
         </w:tc>
       </w:tr>
-      <w:tr>
-        <w:tc>
-          <w:tcPr>
-            <w:tcW w:type="dxa" w:w="4730"/>
-          </w:tcPr>
-          <w:p>
-            <w:r/>
-            <w:r>
-              <w:rPr>
-                <w:b/>
-                <w:sz w:val="16"/>
-              </w:rPr>
-              <w:t>CLI_ARGS</w:t>
-            </w:r>
-          </w:p>
-        </w:tc>
-        <w:tc>
-          <w:tcPr>
-            <w:tcW w:type="dxa" w:w="4730"/>
-          </w:tcPr>
-          <w:p>
-            <w:r/>
-            <w:r>
-              <w:rPr>
-                <w:sz w:val="16"/>
-              </w:rPr>
-              <w:t>20</w:t>
-            </w:r>
-          </w:p>
-        </w:tc>
-      </w:tr>
-      <w:tr>
-        <w:tc>
-          <w:tcPr>
-            <w:tcW w:type="dxa" w:w="4730"/>
-          </w:tcPr>
-          <w:p>
-            <w:r/>
-            <w:r>
-              <w:rPr>
-                <w:b/>
-                <w:sz w:val="16"/>
-              </w:rPr>
-              <w:t>NOT_PYTHON</w:t>
-            </w:r>
-          </w:p>
-        </w:tc>
-        <w:tc>
-          <w:tcPr>
-            <w:tcW w:type="dxa" w:w="4730"/>
-          </w:tcPr>
-          <w:p>
-            <w:r/>
-            <w:r>
-              <w:rPr>
-                <w:sz w:val="16"/>
-              </w:rPr>
-              <w:t>14</w:t>
-            </w:r>
-          </w:p>
-        </w:tc>
-      </w:tr>
-      <w:tr>
-        <w:tc>
-          <w:tcPr>
-            <w:tcW w:type="dxa" w:w="4730"/>
-          </w:tcPr>
-          <w:p>
-            <w:r/>
-            <w:r>
-              <w:rPr>
-                <w:b/>
-                <w:sz w:val="16"/>
-              </w:rPr>
-              <w:t>SILENT_RC1</w:t>
-            </w:r>
-          </w:p>
-        </w:tc>
-        <w:tc>
-          <w:tcPr>
-            <w:tcW w:type="dxa" w:w="4730"/>
-          </w:tcPr>
-          <w:p>
-            <w:r/>
-            <w:r>
-              <w:rPr>
-                <w:sz w:val="16"/>
-              </w:rPr>
-              <w:t>12</w:t>
-            </w:r>
-          </w:p>
-        </w:tc>
-      </w:tr>
-      <w:tr>
-        <w:tc>
-          <w:tcPr>
-            <w:tcW w:type="dxa" w:w="4730"/>
-          </w:tcPr>
-          <w:p>
-            <w:r/>
-            <w:r>
-              <w:rPr>
-                <w:b/>
-                <w:sz w:val="16"/>
-              </w:rPr>
-              <w:t>OTHER</w:t>
-            </w:r>
-          </w:p>
-        </w:tc>
-        <w:tc>
-          <w:tcPr>
-            <w:tcW w:type="dxa" w:w="4730"/>
-          </w:tcPr>
-          <w:p>
-            <w:r/>
-            <w:r>
-              <w:rPr>
-                <w:sz w:val="16"/>
-              </w:rPr>
-              <w:t>11</w:t>
-            </w:r>
-          </w:p>
-        </w:tc>
-      </w:tr>
-      <w:tr>
-        <w:tc>
-          <w:tcPr>
-            <w:tcW w:type="dxa" w:w="4730"/>
-          </w:tcPr>
-          <w:p>
-            <w:r/>
-            <w:r>
-              <w:rPr>
-                <w:b/>
-                <w:sz w:val="16"/>
-              </w:rPr>
-              <w:t>MISSING_DEP</w:t>
-            </w:r>
-          </w:p>
-        </w:tc>
-        <w:tc>
-          <w:tcPr>
-            <w:tcW w:type="dxa" w:w="4730"/>
-          </w:tcPr>
-          <w:p>
-            <w:r/>
-            <w:r>
-              <w:rPr>
-                <w:sz w:val="16"/>
-              </w:rPr>
-              <w:t>5</w:t>
-            </w:r>
-          </w:p>
-        </w:tc>
-      </w:tr>
-      <w:tr>
-        <w:tc>
-          <w:tcPr>
-            <w:tcW w:type="dxa" w:w="4730"/>
-          </w:tcPr>
-          <w:p>
-            <w:r/>
-            <w:r>
-              <w:rPr>
-                <w:b/>
-                <w:sz w:val="16"/>
-              </w:rPr>
-              <w:t>MISSING_FILE</w:t>
-            </w:r>
-          </w:p>
-        </w:tc>
-        <w:tc>
-          <w:tcPr>
-            <w:tcW w:type="dxa" w:w="4730"/>
-          </w:tcPr>
-          <w:p>
-            <w:r/>
-            <w:r>
-              <w:rPr>
-                <w:sz w:val="16"/>
-              </w:rPr>
-              <w:t>3</w:t>
-            </w:r>
-          </w:p>
-        </w:tc>
-      </w:tr>
     </w:tbl>
     <w:p>
       <w:r>
@@ -10768,7 +10627,7 @@
           <w:i/>
           <w:sz w:val="18"/>
         </w:rPr>
-        <w:t>Table 17. Unmeasured units by category.</w:t>
+        <w:t>Table 17. Genuine model failures by category.</w:t>
       </w:r>
     </w:p>
     <w:tbl>
@@ -10817,7 +10676,7 @@
                 <w:color w:val="FFFFFF"/>
                 <w:sz w:val="16"/>
               </w:rPr>
-              <w:t>Unmeasured units</w:t>
+              <w:t>Genuine failures</w:t>
             </w:r>
           </w:p>
         </w:tc>
@@ -10848,7 +10707,7 @@
               <w:rPr>
                 <w:sz w:val="16"/>
               </w:rPr>
-              <w:t>93</w:t>
+              <w:t>82</w:t>
             </w:r>
           </w:p>
         </w:tc>
@@ -10865,7 +10724,7 @@
                 <w:b/>
                 <w:sz w:val="16"/>
               </w:rPr>
-              <w:t>File &amp; Data Processing (FD)</w:t>
+              <w:t>Image &amp; Media Processing (IM)</w:t>
             </w:r>
           </w:p>
         </w:tc>
@@ -10879,7 +10738,7 @@
               <w:rPr>
                 <w:sz w:val="16"/>
               </w:rPr>
-              <w:t>34</w:t>
+              <w:t>12</w:t>
             </w:r>
           </w:p>
         </w:tc>
@@ -10896,7 +10755,7 @@
                 <w:b/>
                 <w:sz w:val="16"/>
               </w:rPr>
-              <w:t>Image &amp; Media Processing (IM)</w:t>
+              <w:t>File &amp; Data Processing (FD)</w:t>
             </w:r>
           </w:p>
         </w:tc>
@@ -10910,7 +10769,7 @@
               <w:rPr>
                 <w:sz w:val="16"/>
               </w:rPr>
-              <w:t>33</w:t>
+              <w:t>11</w:t>
             </w:r>
           </w:p>
         </w:tc>
@@ -10941,7 +10800,7 @@
               <w:rPr>
                 <w:sz w:val="16"/>
               </w:rPr>
-              <w:t>10</w:t>
+              <w:t>5</w:t>
             </w:r>
           </w:p>
         </w:tc>
@@ -10972,7 +10831,7 @@
               <w:rPr>
                 <w:sz w:val="16"/>
               </w:rPr>
-              <w:t>6</w:t>
+              <w:t>1</w:t>
             </w:r>
           </w:p>
         </w:tc>
@@ -10992,8 +10851,8 @@
       <w:r>
         <w:drawing>
           <wp:inline xmlns:a="http://schemas.openxmlformats.org/drawingml/2006/main" xmlns:pic="http://schemas.openxmlformats.org/drawingml/2006/picture">
-            <wp:extent cx="5029200" cy="3117516"/>
-            <wp:docPr id="12" name="Picture 12"/>
+            <wp:extent cx="5029200" cy="3122418"/>
+            <wp:docPr id="15" name="Picture 15"/>
             <wp:cNvGraphicFramePr>
               <a:graphicFrameLocks noChangeAspect="1"/>
             </wp:cNvGraphicFramePr>
@@ -11005,7 +10864,7 @@
                     <pic:cNvPicPr/>
                   </pic:nvPicPr>
                   <pic:blipFill>
-                    <a:blip r:embed="rId22"/>
+                    <a:blip r:embed="rId25"/>
                     <a:stretch>
                       <a:fillRect/>
                     </a:stretch>
@@ -11013,7 +10872,7 @@
                   <pic:spPr>
                     <a:xfrm>
                       <a:off x="0" y="0"/>
-                      <a:ext cx="5029200" cy="3117516"/>
+                      <a:ext cx="5029200" cy="3122418"/>
                     </a:xfrm>
                     <a:prstGeom prst="rect"/>
                   </pic:spPr>
@@ -11034,7 +10893,7 @@
           <w:i/>
           <w:sz w:val="18"/>
         </w:rPr>
-        <w:t>Figure 12. Unmeasured-unit rate by condition. Full multi-turn fails most often — complexity has a correctness cost too.</w:t>
+        <w:t>Figure 15. Genuine model-failure rate by condition (collection artifacts excluded). Full multi-turn fails most often — complexity has a correctness cost too.</w:t>
       </w:r>
     </w:p>
     <w:p>
@@ -11096,7 +10955,7 @@
         <w:pStyle w:val="ListBullet"/>
       </w:pPr>
       <w:r>
-        <w:t>Accumulated requirements produce longer programs, and longer code tends to encode richer, less pruned algorithms (+57 mean / +32 median SLOC C0→C4).</w:t>
+        <w:t>Accumulated requirements produce longer programs, and longer code tends to encode richer, less pruned algorithms (+58 mean / +35 median SLOC C0→C4).</w:t>
       </w:r>
     </w:p>
     <w:p>
@@ -11104,7 +10963,7 @@
         <w:pStyle w:val="ListBullet"/>
       </w:pPr>
       <w:r>
-        <w:t>Edge-case and feature turns encourage defensive branches and additional passes over the input (cyclomatic 14→18).</w:t>
+        <w:t>Edge-case and feature turns encourage defensive branches and additional passes over the input (cyclomatic 13→18).</w:t>
       </w:r>
     </w:p>
     <w:p>
@@ -11282,7 +11141,7 @@
           <w:b w:val="0"/>
           <w:i w:val="0"/>
         </w:rPr>
-        <w:t>Harness workloads are deterministic and shared across conditions; paired within-(task, model) tests control for task difficulty. The 176 unmeasured units bias coverage toward runnable programs.</w:t>
+        <w:t>Harness workloads are deterministic and shared across conditions; paired within-(task, model) tests control for task difficulty. The 111 genuine model failures bias coverage toward runnable programs; the 65 excluded collection artifacts are documented in §4.12, not silently dropped.</w:t>
       </w:r>
     </w:p>
     <w:p>
@@ -11305,7 +11164,7 @@
           <w:b w:val="0"/>
           <w:i w:val="0"/>
         </w:rPr>
-        <w:t>Results come from one host (Intel i5-8250U, package RAPL), Python only, and four models. Generalisation to other hardware, models, or languages requires replication. Search &amp; Retrieval (n=2) cannot support category-level claims.</w:t>
+        <w:t>Results come from one host (Intel i5-8250U, package RAPL), Python only, and four models. Generalisation to other hardware, models, or languages requires replication.</w:t>
       </w:r>
     </w:p>
     <w:p>
@@ -11328,7 +11187,7 @@
           <w:b w:val="0"/>
           <w:i w:val="0"/>
         </w:rPr>
-        <w:t>Only C4 reaches significance; single-step claims are withheld. The empirical probe covers the algorithms category (190 programs); static metrics cover all 1485. Reliable-slope filtering (≥5 ms) excludes overhead-dominated fits.</w:t>
+        <w:t>Only C4 reaches significance; single-step claims are withheld. The empirical probe covers the algorithms category (190 programs); static metrics cover all 1418. Reliable-slope filtering (≥5 ms) excludes overhead-dominated fits.</w:t>
       </w:r>
     </w:p>
     <w:p>
@@ -11414,7 +11273,7 @@
         <w:pStyle w:val="ListBullet"/>
       </w:pPr>
       <w:r>
-        <w:t>Larger scaling sweeps with finer input-size grids and all six categories.</w:t>
+        <w:t>Larger scaling sweeps with finer input-size grids and all five categories.</w:t>
       </w:r>
     </w:p>
     <w:p>
@@ -11437,7 +11296,7 @@
           <w:b w:val="0"/>
           <w:i w:val="0"/>
         </w:rPr>
-        <w:t>Per-program corpus results/final/code_metrics.csv (1485 rows); tables complexity_metrics.json / energy_report.json / carbon_report.json; slopes scaling.csv / scaling_summary.json; figures results/final/plots/ (16 PNGs); reproduction commands in Appendix E. Energy ledgers results/energy_runs.jsonl and results/measurement_ledger.jsonl.</w:t>
+        <w:t>Per-program corpus results/final/code_metrics.csv (1485 collected rows, 1418 in scope after corpus cleaning); tables complexity_metrics.json / energy_report.json / carbon_report.json; slopes scaling.csv / scaling_summary.json; figures results/final/plots/ (16 PNGs); reproduction commands in Appendix E. Energy ledgers results/energy_runs.jsonl and results/measurement_ledger.jsonl.</w:t>
       </w:r>
     </w:p>
     <w:p>
@@ -19240,1831 +19099,6 @@
                 <w:sz w:val="13"/>
               </w:rPr>
               <w:t>Mixed byte-processing, hashing, string processing, and aggregation.</w:t>
-            </w:r>
-          </w:p>
-        </w:tc>
-      </w:tr>
-      <w:tr>
-        <w:tc>
-          <w:tcPr>
-            <w:tcW w:type="dxa" w:w="1892"/>
-          </w:tcPr>
-          <w:p>
-            <w:r/>
-            <w:r>
-              <w:rPr>
-                <w:b/>
-                <w:sz w:val="13"/>
-              </w:rPr>
-              <w:t>SE</w:t>
-            </w:r>
-          </w:p>
-        </w:tc>
-        <w:tc>
-          <w:tcPr>
-            <w:tcW w:type="dxa" w:w="1892"/>
-          </w:tcPr>
-          <w:p>
-            <w:r/>
-            <w:r>
-              <w:rPr>
-                <w:sz w:val="13"/>
-              </w:rPr>
-              <w:t>SR-001</w:t>
-            </w:r>
-          </w:p>
-        </w:tc>
-        <w:tc>
-          <w:tcPr>
-            <w:tcW w:type="dxa" w:w="1892"/>
-          </w:tcPr>
-          <w:p>
-            <w:r/>
-            <w:r>
-              <w:rPr>
-                <w:sz w:val="13"/>
-              </w:rPr>
-              <w:t>Inverted Index Keyword Search Engi</w:t>
-            </w:r>
-          </w:p>
-        </w:tc>
-        <w:tc>
-          <w:tcPr>
-            <w:tcW w:type="dxa" w:w="1892"/>
-          </w:tcPr>
-          <w:p>
-            <w:r/>
-            <w:r>
-              <w:rPr>
-                <w:sz w:val="13"/>
-              </w:rPr>
-              <w:t>medium</w:t>
-            </w:r>
-          </w:p>
-        </w:tc>
-        <w:tc>
-          <w:tcPr>
-            <w:tcW w:type="dxa" w:w="1892"/>
-          </w:tcPr>
-          <w:p>
-            <w:r/>
-            <w:r>
-              <w:rPr>
-                <w:sz w:val="13"/>
-              </w:rPr>
-              <w:t>–</w:t>
-            </w:r>
-          </w:p>
-        </w:tc>
-      </w:tr>
-      <w:tr>
-        <w:tc>
-          <w:tcPr>
-            <w:tcW w:type="dxa" w:w="1892"/>
-          </w:tcPr>
-          <w:p>
-            <w:r/>
-            <w:r>
-              <w:rPr>
-                <w:b/>
-                <w:sz w:val="13"/>
-              </w:rPr>
-              <w:t>SE</w:t>
-            </w:r>
-          </w:p>
-        </w:tc>
-        <w:tc>
-          <w:tcPr>
-            <w:tcW w:type="dxa" w:w="1892"/>
-          </w:tcPr>
-          <w:p>
-            <w:r/>
-            <w:r>
-              <w:rPr>
-                <w:sz w:val="13"/>
-              </w:rPr>
-              <w:t>SR-002</w:t>
-            </w:r>
-          </w:p>
-        </w:tc>
-        <w:tc>
-          <w:tcPr>
-            <w:tcW w:type="dxa" w:w="1892"/>
-          </w:tcPr>
-          <w:p>
-            <w:r/>
-            <w:r>
-              <w:rPr>
-                <w:sz w:val="13"/>
-              </w:rPr>
-              <w:t>Prefix Search over Product Names u</w:t>
-            </w:r>
-          </w:p>
-        </w:tc>
-        <w:tc>
-          <w:tcPr>
-            <w:tcW w:type="dxa" w:w="1892"/>
-          </w:tcPr>
-          <w:p>
-            <w:r/>
-            <w:r>
-              <w:rPr>
-                <w:sz w:val="13"/>
-              </w:rPr>
-              <w:t>medium</w:t>
-            </w:r>
-          </w:p>
-        </w:tc>
-        <w:tc>
-          <w:tcPr>
-            <w:tcW w:type="dxa" w:w="1892"/>
-          </w:tcPr>
-          <w:p>
-            <w:r/>
-            <w:r>
-              <w:rPr>
-                <w:sz w:val="13"/>
-              </w:rPr>
-              <w:t>–</w:t>
-            </w:r>
-          </w:p>
-        </w:tc>
-      </w:tr>
-      <w:tr>
-        <w:tc>
-          <w:tcPr>
-            <w:tcW w:type="dxa" w:w="1892"/>
-          </w:tcPr>
-          <w:p>
-            <w:r/>
-            <w:r>
-              <w:rPr>
-                <w:b/>
-                <w:sz w:val="13"/>
-              </w:rPr>
-              <w:t>SE</w:t>
-            </w:r>
-          </w:p>
-        </w:tc>
-        <w:tc>
-          <w:tcPr>
-            <w:tcW w:type="dxa" w:w="1892"/>
-          </w:tcPr>
-          <w:p>
-            <w:r/>
-            <w:r>
-              <w:rPr>
-                <w:sz w:val="13"/>
-              </w:rPr>
-              <w:t>SR-003</w:t>
-            </w:r>
-          </w:p>
-        </w:tc>
-        <w:tc>
-          <w:tcPr>
-            <w:tcW w:type="dxa" w:w="1892"/>
-          </w:tcPr>
-          <w:p>
-            <w:r/>
-            <w:r>
-              <w:rPr>
-                <w:sz w:val="13"/>
-              </w:rPr>
-              <w:t>Large-Scale Exact Record Lookup by</w:t>
-            </w:r>
-          </w:p>
-        </w:tc>
-        <w:tc>
-          <w:tcPr>
-            <w:tcW w:type="dxa" w:w="1892"/>
-          </w:tcPr>
-          <w:p>
-            <w:r/>
-            <w:r>
-              <w:rPr>
-                <w:sz w:val="13"/>
-              </w:rPr>
-              <w:t>hard</w:t>
-            </w:r>
-          </w:p>
-        </w:tc>
-        <w:tc>
-          <w:tcPr>
-            <w:tcW w:type="dxa" w:w="1892"/>
-          </w:tcPr>
-          <w:p>
-            <w:r/>
-            <w:r>
-              <w:rPr>
-                <w:sz w:val="13"/>
-              </w:rPr>
-              <w:t>–</w:t>
-            </w:r>
-          </w:p>
-        </w:tc>
-      </w:tr>
-      <w:tr>
-        <w:tc>
-          <w:tcPr>
-            <w:tcW w:type="dxa" w:w="1892"/>
-          </w:tcPr>
-          <w:p>
-            <w:r/>
-            <w:r>
-              <w:rPr>
-                <w:b/>
-                <w:sz w:val="13"/>
-              </w:rPr>
-              <w:t>SE</w:t>
-            </w:r>
-          </w:p>
-        </w:tc>
-        <w:tc>
-          <w:tcPr>
-            <w:tcW w:type="dxa" w:w="1892"/>
-          </w:tcPr>
-          <w:p>
-            <w:r/>
-            <w:r>
-              <w:rPr>
-                <w:sz w:val="13"/>
-              </w:rPr>
-              <w:t>SR-004</w:t>
-            </w:r>
-          </w:p>
-        </w:tc>
-        <w:tc>
-          <w:tcPr>
-            <w:tcW w:type="dxa" w:w="1892"/>
-          </w:tcPr>
-          <w:p>
-            <w:r/>
-            <w:r>
-              <w:rPr>
-                <w:sz w:val="13"/>
-              </w:rPr>
-              <w:t>Multi-Field Structured Record Filt</w:t>
-            </w:r>
-          </w:p>
-        </w:tc>
-        <w:tc>
-          <w:tcPr>
-            <w:tcW w:type="dxa" w:w="1892"/>
-          </w:tcPr>
-          <w:p>
-            <w:r/>
-            <w:r>
-              <w:rPr>
-                <w:sz w:val="13"/>
-              </w:rPr>
-              <w:t>medium</w:t>
-            </w:r>
-          </w:p>
-        </w:tc>
-        <w:tc>
-          <w:tcPr>
-            <w:tcW w:type="dxa" w:w="1892"/>
-          </w:tcPr>
-          <w:p>
-            <w:r/>
-            <w:r>
-              <w:rPr>
-                <w:sz w:val="13"/>
-              </w:rPr>
-              <w:t>–</w:t>
-            </w:r>
-          </w:p>
-        </w:tc>
-      </w:tr>
-      <w:tr>
-        <w:tc>
-          <w:tcPr>
-            <w:tcW w:type="dxa" w:w="1892"/>
-          </w:tcPr>
-          <w:p>
-            <w:r/>
-            <w:r>
-              <w:rPr>
-                <w:b/>
-                <w:sz w:val="13"/>
-              </w:rPr>
-              <w:t>SE</w:t>
-            </w:r>
-          </w:p>
-        </w:tc>
-        <w:tc>
-          <w:tcPr>
-            <w:tcW w:type="dxa" w:w="1892"/>
-          </w:tcPr>
-          <w:p>
-            <w:r/>
-            <w:r>
-              <w:rPr>
-                <w:sz w:val="13"/>
-              </w:rPr>
-              <w:t>SR-005</w:t>
-            </w:r>
-          </w:p>
-        </w:tc>
-        <w:tc>
-          <w:tcPr>
-            <w:tcW w:type="dxa" w:w="1892"/>
-          </w:tcPr>
-          <w:p>
-            <w:r/>
-            <w:r>
-              <w:rPr>
-                <w:sz w:val="13"/>
-              </w:rPr>
-              <w:t xml:space="preserve">Fuzzy Local Matching with Bounded </w:t>
-            </w:r>
-          </w:p>
-        </w:tc>
-        <w:tc>
-          <w:tcPr>
-            <w:tcW w:type="dxa" w:w="1892"/>
-          </w:tcPr>
-          <w:p>
-            <w:r/>
-            <w:r>
-              <w:rPr>
-                <w:sz w:val="13"/>
-              </w:rPr>
-              <w:t>medium</w:t>
-            </w:r>
-          </w:p>
-        </w:tc>
-        <w:tc>
-          <w:tcPr>
-            <w:tcW w:type="dxa" w:w="1892"/>
-          </w:tcPr>
-          <w:p>
-            <w:r/>
-            <w:r>
-              <w:rPr>
-                <w:sz w:val="13"/>
-              </w:rPr>
-              <w:t>–</w:t>
-            </w:r>
-          </w:p>
-        </w:tc>
-      </w:tr>
-      <w:tr>
-        <w:tc>
-          <w:tcPr>
-            <w:tcW w:type="dxa" w:w="1892"/>
-          </w:tcPr>
-          <w:p>
-            <w:r/>
-            <w:r>
-              <w:rPr>
-                <w:b/>
-                <w:sz w:val="13"/>
-              </w:rPr>
-              <w:t>SE</w:t>
-            </w:r>
-          </w:p>
-        </w:tc>
-        <w:tc>
-          <w:tcPr>
-            <w:tcW w:type="dxa" w:w="1892"/>
-          </w:tcPr>
-          <w:p>
-            <w:r/>
-            <w:r>
-              <w:rPr>
-                <w:sz w:val="13"/>
-              </w:rPr>
-              <w:t>SR-006</w:t>
-            </w:r>
-          </w:p>
-        </w:tc>
-        <w:tc>
-          <w:tcPr>
-            <w:tcW w:type="dxa" w:w="1892"/>
-          </w:tcPr>
-          <w:p>
-            <w:r/>
-            <w:r>
-              <w:rPr>
-                <w:sz w:val="13"/>
-              </w:rPr>
-              <w:t>Duplicate Customer Record Matching</w:t>
-            </w:r>
-          </w:p>
-        </w:tc>
-        <w:tc>
-          <w:tcPr>
-            <w:tcW w:type="dxa" w:w="1892"/>
-          </w:tcPr>
-          <w:p>
-            <w:r/>
-            <w:r>
-              <w:rPr>
-                <w:sz w:val="13"/>
-              </w:rPr>
-              <w:t>hard</w:t>
-            </w:r>
-          </w:p>
-        </w:tc>
-        <w:tc>
-          <w:tcPr>
-            <w:tcW w:type="dxa" w:w="1892"/>
-          </w:tcPr>
-          <w:p>
-            <w:r/>
-            <w:r>
-              <w:rPr>
-                <w:sz w:val="13"/>
-              </w:rPr>
-              <w:t>–</w:t>
-            </w:r>
-          </w:p>
-        </w:tc>
-      </w:tr>
-      <w:tr>
-        <w:tc>
-          <w:tcPr>
-            <w:tcW w:type="dxa" w:w="1892"/>
-          </w:tcPr>
-          <w:p>
-            <w:r/>
-            <w:r>
-              <w:rPr>
-                <w:b/>
-                <w:sz w:val="13"/>
-              </w:rPr>
-              <w:t>SE</w:t>
-            </w:r>
-          </w:p>
-        </w:tc>
-        <w:tc>
-          <w:tcPr>
-            <w:tcW w:type="dxa" w:w="1892"/>
-          </w:tcPr>
-          <w:p>
-            <w:r/>
-            <w:r>
-              <w:rPr>
-                <w:sz w:val="13"/>
-              </w:rPr>
-              <w:t>SR-007</w:t>
-            </w:r>
-          </w:p>
-        </w:tc>
-        <w:tc>
-          <w:tcPr>
-            <w:tcW w:type="dxa" w:w="1892"/>
-          </w:tcPr>
-          <w:p>
-            <w:r/>
-            <w:r>
-              <w:rPr>
-                <w:sz w:val="13"/>
-              </w:rPr>
-              <w:t>Ranked Document Retrieval using TF</w:t>
-            </w:r>
-          </w:p>
-        </w:tc>
-        <w:tc>
-          <w:tcPr>
-            <w:tcW w:type="dxa" w:w="1892"/>
-          </w:tcPr>
-          <w:p>
-            <w:r/>
-            <w:r>
-              <w:rPr>
-                <w:sz w:val="13"/>
-              </w:rPr>
-              <w:t>medium</w:t>
-            </w:r>
-          </w:p>
-        </w:tc>
-        <w:tc>
-          <w:tcPr>
-            <w:tcW w:type="dxa" w:w="1892"/>
-          </w:tcPr>
-          <w:p>
-            <w:r/>
-            <w:r>
-              <w:rPr>
-                <w:sz w:val="13"/>
-              </w:rPr>
-              <w:t>–</w:t>
-            </w:r>
-          </w:p>
-        </w:tc>
-      </w:tr>
-      <w:tr>
-        <w:tc>
-          <w:tcPr>
-            <w:tcW w:type="dxa" w:w="1892"/>
-          </w:tcPr>
-          <w:p>
-            <w:r/>
-            <w:r>
-              <w:rPr>
-                <w:b/>
-                <w:sz w:val="13"/>
-              </w:rPr>
-              <w:t>SE</w:t>
-            </w:r>
-          </w:p>
-        </w:tc>
-        <w:tc>
-          <w:tcPr>
-            <w:tcW w:type="dxa" w:w="1892"/>
-          </w:tcPr>
-          <w:p>
-            <w:r/>
-            <w:r>
-              <w:rPr>
-                <w:sz w:val="13"/>
-              </w:rPr>
-              <w:t>SR-008</w:t>
-            </w:r>
-          </w:p>
-        </w:tc>
-        <w:tc>
-          <w:tcPr>
-            <w:tcW w:type="dxa" w:w="1892"/>
-          </w:tcPr>
-          <w:p>
-            <w:r/>
-            <w:r>
-              <w:rPr>
-                <w:sz w:val="13"/>
-              </w:rPr>
-              <w:t xml:space="preserve">Boolean Query Processor (AND / OR </w:t>
-            </w:r>
-          </w:p>
-        </w:tc>
-        <w:tc>
-          <w:tcPr>
-            <w:tcW w:type="dxa" w:w="1892"/>
-          </w:tcPr>
-          <w:p>
-            <w:r/>
-            <w:r>
-              <w:rPr>
-                <w:sz w:val="13"/>
-              </w:rPr>
-              <w:t>medium</w:t>
-            </w:r>
-          </w:p>
-        </w:tc>
-        <w:tc>
-          <w:tcPr>
-            <w:tcW w:type="dxa" w:w="1892"/>
-          </w:tcPr>
-          <w:p>
-            <w:r/>
-            <w:r>
-              <w:rPr>
-                <w:sz w:val="13"/>
-              </w:rPr>
-              <w:t>–</w:t>
-            </w:r>
-          </w:p>
-        </w:tc>
-      </w:tr>
-      <w:tr>
-        <w:tc>
-          <w:tcPr>
-            <w:tcW w:type="dxa" w:w="1892"/>
-          </w:tcPr>
-          <w:p>
-            <w:r/>
-            <w:r>
-              <w:rPr>
-                <w:b/>
-                <w:sz w:val="13"/>
-              </w:rPr>
-              <w:t>SE</w:t>
-            </w:r>
-          </w:p>
-        </w:tc>
-        <w:tc>
-          <w:tcPr>
-            <w:tcW w:type="dxa" w:w="1892"/>
-          </w:tcPr>
-          <w:p>
-            <w:r/>
-            <w:r>
-              <w:rPr>
-                <w:sz w:val="13"/>
-              </w:rPr>
-              <w:t>SR-009</w:t>
-            </w:r>
-          </w:p>
-        </w:tc>
-        <w:tc>
-          <w:tcPr>
-            <w:tcW w:type="dxa" w:w="1892"/>
-          </w:tcPr>
-          <w:p>
-            <w:r/>
-            <w:r>
-              <w:rPr>
-                <w:sz w:val="13"/>
-              </w:rPr>
-              <w:t>On-Disk-Style Local Index Construc</w:t>
-            </w:r>
-          </w:p>
-        </w:tc>
-        <w:tc>
-          <w:tcPr>
-            <w:tcW w:type="dxa" w:w="1892"/>
-          </w:tcPr>
-          <w:p>
-            <w:r/>
-            <w:r>
-              <w:rPr>
-                <w:sz w:val="13"/>
-              </w:rPr>
-              <w:t>hard</w:t>
-            </w:r>
-          </w:p>
-        </w:tc>
-        <w:tc>
-          <w:tcPr>
-            <w:tcW w:type="dxa" w:w="1892"/>
-          </w:tcPr>
-          <w:p>
-            <w:r/>
-            <w:r>
-              <w:rPr>
-                <w:sz w:val="13"/>
-              </w:rPr>
-              <w:t>–</w:t>
-            </w:r>
-          </w:p>
-        </w:tc>
-      </w:tr>
-      <w:tr>
-        <w:tc>
-          <w:tcPr>
-            <w:tcW w:type="dxa" w:w="1892"/>
-          </w:tcPr>
-          <w:p>
-            <w:r/>
-            <w:r>
-              <w:rPr>
-                <w:b/>
-                <w:sz w:val="13"/>
-              </w:rPr>
-              <w:t>SE</w:t>
-            </w:r>
-          </w:p>
-        </w:tc>
-        <w:tc>
-          <w:tcPr>
-            <w:tcW w:type="dxa" w:w="1892"/>
-          </w:tcPr>
-          <w:p>
-            <w:r/>
-            <w:r>
-              <w:rPr>
-                <w:sz w:val="13"/>
-              </w:rPr>
-              <w:t>SR-010</w:t>
-            </w:r>
-          </w:p>
-        </w:tc>
-        <w:tc>
-          <w:tcPr>
-            <w:tcW w:type="dxa" w:w="1892"/>
-          </w:tcPr>
-          <w:p>
-            <w:r/>
-            <w:r>
-              <w:rPr>
-                <w:sz w:val="13"/>
-              </w:rPr>
-              <w:t>BM25-Style Ranked Retrieval</w:t>
-            </w:r>
-          </w:p>
-        </w:tc>
-        <w:tc>
-          <w:tcPr>
-            <w:tcW w:type="dxa" w:w="1892"/>
-          </w:tcPr>
-          <w:p>
-            <w:r/>
-            <w:r>
-              <w:rPr>
-                <w:sz w:val="13"/>
-              </w:rPr>
-              <w:t>medium</w:t>
-            </w:r>
-          </w:p>
-        </w:tc>
-        <w:tc>
-          <w:tcPr>
-            <w:tcW w:type="dxa" w:w="1892"/>
-          </w:tcPr>
-          <w:p>
-            <w:r/>
-            <w:r>
-              <w:rPr>
-                <w:sz w:val="13"/>
-              </w:rPr>
-              <w:t>–</w:t>
-            </w:r>
-          </w:p>
-        </w:tc>
-      </w:tr>
-      <w:tr>
-        <w:tc>
-          <w:tcPr>
-            <w:tcW w:type="dxa" w:w="1892"/>
-          </w:tcPr>
-          <w:p>
-            <w:r/>
-            <w:r>
-              <w:rPr>
-                <w:b/>
-                <w:sz w:val="13"/>
-              </w:rPr>
-              <w:t>SE</w:t>
-            </w:r>
-          </w:p>
-        </w:tc>
-        <w:tc>
-          <w:tcPr>
-            <w:tcW w:type="dxa" w:w="1892"/>
-          </w:tcPr>
-          <w:p>
-            <w:r/>
-            <w:r>
-              <w:rPr>
-                <w:sz w:val="13"/>
-              </w:rPr>
-              <w:t>SR-011</w:t>
-            </w:r>
-          </w:p>
-        </w:tc>
-        <w:tc>
-          <w:tcPr>
-            <w:tcW w:type="dxa" w:w="1892"/>
-          </w:tcPr>
-          <w:p>
-            <w:r/>
-            <w:r>
-              <w:rPr>
-                <w:sz w:val="13"/>
-              </w:rPr>
-              <w:t>Metadata Tag Search over Media Lib</w:t>
-            </w:r>
-          </w:p>
-        </w:tc>
-        <w:tc>
-          <w:tcPr>
-            <w:tcW w:type="dxa" w:w="1892"/>
-          </w:tcPr>
-          <w:p>
-            <w:r/>
-            <w:r>
-              <w:rPr>
-                <w:sz w:val="13"/>
-              </w:rPr>
-              <w:t>medium</w:t>
-            </w:r>
-          </w:p>
-        </w:tc>
-        <w:tc>
-          <w:tcPr>
-            <w:tcW w:type="dxa" w:w="1892"/>
-          </w:tcPr>
-          <w:p>
-            <w:r/>
-            <w:r>
-              <w:rPr>
-                <w:sz w:val="13"/>
-              </w:rPr>
-              <w:t>–</w:t>
-            </w:r>
-          </w:p>
-        </w:tc>
-      </w:tr>
-      <w:tr>
-        <w:tc>
-          <w:tcPr>
-            <w:tcW w:type="dxa" w:w="1892"/>
-          </w:tcPr>
-          <w:p>
-            <w:r/>
-            <w:r>
-              <w:rPr>
-                <w:b/>
-                <w:sz w:val="13"/>
-              </w:rPr>
-              <w:t>SE</w:t>
-            </w:r>
-          </w:p>
-        </w:tc>
-        <w:tc>
-          <w:tcPr>
-            <w:tcW w:type="dxa" w:w="1892"/>
-          </w:tcPr>
-          <w:p>
-            <w:r/>
-            <w:r>
-              <w:rPr>
-                <w:sz w:val="13"/>
-              </w:rPr>
-              <w:t>SR-012</w:t>
-            </w:r>
-          </w:p>
-        </w:tc>
-        <w:tc>
-          <w:tcPr>
-            <w:tcW w:type="dxa" w:w="1892"/>
-          </w:tcPr>
-          <w:p>
-            <w:r/>
-            <w:r>
-              <w:rPr>
-                <w:sz w:val="13"/>
-              </w:rPr>
-              <w:t>Batch Processing of Multiple Indep</w:t>
-            </w:r>
-          </w:p>
-        </w:tc>
-        <w:tc>
-          <w:tcPr>
-            <w:tcW w:type="dxa" w:w="1892"/>
-          </w:tcPr>
-          <w:p>
-            <w:r/>
-            <w:r>
-              <w:rPr>
-                <w:sz w:val="13"/>
-              </w:rPr>
-              <w:t>hard</w:t>
-            </w:r>
-          </w:p>
-        </w:tc>
-        <w:tc>
-          <w:tcPr>
-            <w:tcW w:type="dxa" w:w="1892"/>
-          </w:tcPr>
-          <w:p>
-            <w:r/>
-            <w:r>
-              <w:rPr>
-                <w:sz w:val="13"/>
-              </w:rPr>
-              <w:t>–</w:t>
-            </w:r>
-          </w:p>
-        </w:tc>
-      </w:tr>
-      <w:tr>
-        <w:tc>
-          <w:tcPr>
-            <w:tcW w:type="dxa" w:w="1892"/>
-          </w:tcPr>
-          <w:p>
-            <w:r/>
-            <w:r>
-              <w:rPr>
-                <w:b/>
-                <w:sz w:val="13"/>
-              </w:rPr>
-              <w:t>SE</w:t>
-            </w:r>
-          </w:p>
-        </w:tc>
-        <w:tc>
-          <w:tcPr>
-            <w:tcW w:type="dxa" w:w="1892"/>
-          </w:tcPr>
-          <w:p>
-            <w:r/>
-            <w:r>
-              <w:rPr>
-                <w:sz w:val="13"/>
-              </w:rPr>
-              <w:t>SR-013</w:t>
-            </w:r>
-          </w:p>
-        </w:tc>
-        <w:tc>
-          <w:tcPr>
-            <w:tcW w:type="dxa" w:w="1892"/>
-          </w:tcPr>
-          <w:p>
-            <w:r/>
-            <w:r>
-              <w:rPr>
-                <w:sz w:val="13"/>
-              </w:rPr>
-              <w:t>Numeric Range Query via Sorted Ind</w:t>
-            </w:r>
-          </w:p>
-        </w:tc>
-        <w:tc>
-          <w:tcPr>
-            <w:tcW w:type="dxa" w:w="1892"/>
-          </w:tcPr>
-          <w:p>
-            <w:r/>
-            <w:r>
-              <w:rPr>
-                <w:sz w:val="13"/>
-              </w:rPr>
-              <w:t>medium</w:t>
-            </w:r>
-          </w:p>
-        </w:tc>
-        <w:tc>
-          <w:tcPr>
-            <w:tcW w:type="dxa" w:w="1892"/>
-          </w:tcPr>
-          <w:p>
-            <w:r/>
-            <w:r>
-              <w:rPr>
-                <w:sz w:val="13"/>
-              </w:rPr>
-              <w:t>–</w:t>
-            </w:r>
-          </w:p>
-        </w:tc>
-      </w:tr>
-      <w:tr>
-        <w:tc>
-          <w:tcPr>
-            <w:tcW w:type="dxa" w:w="1892"/>
-          </w:tcPr>
-          <w:p>
-            <w:r/>
-            <w:r>
-              <w:rPr>
-                <w:b/>
-                <w:sz w:val="13"/>
-              </w:rPr>
-              <w:t>SE</w:t>
-            </w:r>
-          </w:p>
-        </w:tc>
-        <w:tc>
-          <w:tcPr>
-            <w:tcW w:type="dxa" w:w="1892"/>
-          </w:tcPr>
-          <w:p>
-            <w:r/>
-            <w:r>
-              <w:rPr>
-                <w:sz w:val="13"/>
-              </w:rPr>
-              <w:t>SR-014</w:t>
-            </w:r>
-          </w:p>
-        </w:tc>
-        <w:tc>
-          <w:tcPr>
-            <w:tcW w:type="dxa" w:w="1892"/>
-          </w:tcPr>
-          <w:p>
-            <w:r/>
-            <w:r>
-              <w:rPr>
-                <w:sz w:val="13"/>
-              </w:rPr>
-              <w:t>Multi-Document Substring Search</w:t>
-            </w:r>
-          </w:p>
-        </w:tc>
-        <w:tc>
-          <w:tcPr>
-            <w:tcW w:type="dxa" w:w="1892"/>
-          </w:tcPr>
-          <w:p>
-            <w:r/>
-            <w:r>
-              <w:rPr>
-                <w:sz w:val="13"/>
-              </w:rPr>
-              <w:t>medium</w:t>
-            </w:r>
-          </w:p>
-        </w:tc>
-        <w:tc>
-          <w:tcPr>
-            <w:tcW w:type="dxa" w:w="1892"/>
-          </w:tcPr>
-          <w:p>
-            <w:r/>
-            <w:r>
-              <w:rPr>
-                <w:sz w:val="13"/>
-              </w:rPr>
-              <w:t>–</w:t>
-            </w:r>
-          </w:p>
-        </w:tc>
-      </w:tr>
-      <w:tr>
-        <w:tc>
-          <w:tcPr>
-            <w:tcW w:type="dxa" w:w="1892"/>
-          </w:tcPr>
-          <w:p>
-            <w:r/>
-            <w:r>
-              <w:rPr>
-                <w:b/>
-                <w:sz w:val="13"/>
-              </w:rPr>
-              <w:t>SE</w:t>
-            </w:r>
-          </w:p>
-        </w:tc>
-        <w:tc>
-          <w:tcPr>
-            <w:tcW w:type="dxa" w:w="1892"/>
-          </w:tcPr>
-          <w:p>
-            <w:r/>
-            <w:r>
-              <w:rPr>
-                <w:sz w:val="13"/>
-              </w:rPr>
-              <w:t>SR-015</w:t>
-            </w:r>
-          </w:p>
-        </w:tc>
-        <w:tc>
-          <w:tcPr>
-            <w:tcW w:type="dxa" w:w="1892"/>
-          </w:tcPr>
-          <w:p>
-            <w:r/>
-            <w:r>
-              <w:rPr>
-                <w:sz w:val="13"/>
-              </w:rPr>
-              <w:t>Autocomplete Suggestion Ranking</w:t>
-            </w:r>
-          </w:p>
-        </w:tc>
-        <w:tc>
-          <w:tcPr>
-            <w:tcW w:type="dxa" w:w="1892"/>
-          </w:tcPr>
-          <w:p>
-            <w:r/>
-            <w:r>
-              <w:rPr>
-                <w:sz w:val="13"/>
-              </w:rPr>
-              <w:t>hard</w:t>
-            </w:r>
-          </w:p>
-        </w:tc>
-        <w:tc>
-          <w:tcPr>
-            <w:tcW w:type="dxa" w:w="1892"/>
-          </w:tcPr>
-          <w:p>
-            <w:r/>
-            <w:r>
-              <w:rPr>
-                <w:sz w:val="13"/>
-              </w:rPr>
-              <w:t>–</w:t>
-            </w:r>
-          </w:p>
-        </w:tc>
-      </w:tr>
-      <w:tr>
-        <w:tc>
-          <w:tcPr>
-            <w:tcW w:type="dxa" w:w="1892"/>
-          </w:tcPr>
-          <w:p>
-            <w:r/>
-            <w:r>
-              <w:rPr>
-                <w:b/>
-                <w:sz w:val="13"/>
-              </w:rPr>
-              <w:t>SE</w:t>
-            </w:r>
-          </w:p>
-        </w:tc>
-        <w:tc>
-          <w:tcPr>
-            <w:tcW w:type="dxa" w:w="1892"/>
-          </w:tcPr>
-          <w:p>
-            <w:r/>
-            <w:r>
-              <w:rPr>
-                <w:sz w:val="13"/>
-              </w:rPr>
-              <w:t>SR-016</w:t>
-            </w:r>
-          </w:p>
-        </w:tc>
-        <w:tc>
-          <w:tcPr>
-            <w:tcW w:type="dxa" w:w="1892"/>
-          </w:tcPr>
-          <w:p>
-            <w:r/>
-            <w:r>
-              <w:rPr>
-                <w:sz w:val="13"/>
-              </w:rPr>
-              <w:t xml:space="preserve">Near-Duplicate Document Detection </w:t>
-            </w:r>
-          </w:p>
-        </w:tc>
-        <w:tc>
-          <w:tcPr>
-            <w:tcW w:type="dxa" w:w="1892"/>
-          </w:tcPr>
-          <w:p>
-            <w:r/>
-            <w:r>
-              <w:rPr>
-                <w:sz w:val="13"/>
-              </w:rPr>
-              <w:t>medium</w:t>
-            </w:r>
-          </w:p>
-        </w:tc>
-        <w:tc>
-          <w:tcPr>
-            <w:tcW w:type="dxa" w:w="1892"/>
-          </w:tcPr>
-          <w:p>
-            <w:r/>
-            <w:r>
-              <w:rPr>
-                <w:sz w:val="13"/>
-              </w:rPr>
-              <w:t>–</w:t>
-            </w:r>
-          </w:p>
-        </w:tc>
-      </w:tr>
-      <w:tr>
-        <w:tc>
-          <w:tcPr>
-            <w:tcW w:type="dxa" w:w="1892"/>
-          </w:tcPr>
-          <w:p>
-            <w:r/>
-            <w:r>
-              <w:rPr>
-                <w:b/>
-                <w:sz w:val="13"/>
-              </w:rPr>
-              <w:t>SE</w:t>
-            </w:r>
-          </w:p>
-        </w:tc>
-        <w:tc>
-          <w:tcPr>
-            <w:tcW w:type="dxa" w:w="1892"/>
-          </w:tcPr>
-          <w:p>
-            <w:r/>
-            <w:r>
-              <w:rPr>
-                <w:sz w:val="13"/>
-              </w:rPr>
-              <w:t>SR-017</w:t>
-            </w:r>
-          </w:p>
-        </w:tc>
-        <w:tc>
-          <w:tcPr>
-            <w:tcW w:type="dxa" w:w="1892"/>
-          </w:tcPr>
-          <w:p>
-            <w:r/>
-            <w:r>
-              <w:rPr>
-                <w:sz w:val="13"/>
-              </w:rPr>
-              <w:t>Multi-Keyword Search with Mixed AN</w:t>
-            </w:r>
-          </w:p>
-        </w:tc>
-        <w:tc>
-          <w:tcPr>
-            <w:tcW w:type="dxa" w:w="1892"/>
-          </w:tcPr>
-          <w:p>
-            <w:r/>
-            <w:r>
-              <w:rPr>
-                <w:sz w:val="13"/>
-              </w:rPr>
-              <w:t>medium</w:t>
-            </w:r>
-          </w:p>
-        </w:tc>
-        <w:tc>
-          <w:tcPr>
-            <w:tcW w:type="dxa" w:w="1892"/>
-          </w:tcPr>
-          <w:p>
-            <w:r/>
-            <w:r>
-              <w:rPr>
-                <w:sz w:val="13"/>
-              </w:rPr>
-              <w:t>–</w:t>
-            </w:r>
-          </w:p>
-        </w:tc>
-      </w:tr>
-      <w:tr>
-        <w:tc>
-          <w:tcPr>
-            <w:tcW w:type="dxa" w:w="1892"/>
-          </w:tcPr>
-          <w:p>
-            <w:r/>
-            <w:r>
-              <w:rPr>
-                <w:b/>
-                <w:sz w:val="13"/>
-              </w:rPr>
-              <w:t>SE</w:t>
-            </w:r>
-          </w:p>
-        </w:tc>
-        <w:tc>
-          <w:tcPr>
-            <w:tcW w:type="dxa" w:w="1892"/>
-          </w:tcPr>
-          <w:p>
-            <w:r/>
-            <w:r>
-              <w:rPr>
-                <w:sz w:val="13"/>
-              </w:rPr>
-              <w:t>SR-018</w:t>
-            </w:r>
-          </w:p>
-        </w:tc>
-        <w:tc>
-          <w:tcPr>
-            <w:tcW w:type="dxa" w:w="1892"/>
-          </w:tcPr>
-          <w:p>
-            <w:r/>
-            <w:r>
-              <w:rPr>
-                <w:sz w:val="13"/>
-              </w:rPr>
-              <w:t>Application Log Search by Timestam</w:t>
-            </w:r>
-          </w:p>
-        </w:tc>
-        <w:tc>
-          <w:tcPr>
-            <w:tcW w:type="dxa" w:w="1892"/>
-          </w:tcPr>
-          <w:p>
-            <w:r/>
-            <w:r>
-              <w:rPr>
-                <w:sz w:val="13"/>
-              </w:rPr>
-              <w:t>hard</w:t>
-            </w:r>
-          </w:p>
-        </w:tc>
-        <w:tc>
-          <w:tcPr>
-            <w:tcW w:type="dxa" w:w="1892"/>
-          </w:tcPr>
-          <w:p>
-            <w:r/>
-            <w:r>
-              <w:rPr>
-                <w:sz w:val="13"/>
-              </w:rPr>
-              <w:t>–</w:t>
-            </w:r>
-          </w:p>
-        </w:tc>
-      </w:tr>
-      <w:tr>
-        <w:tc>
-          <w:tcPr>
-            <w:tcW w:type="dxa" w:w="1892"/>
-          </w:tcPr>
-          <w:p>
-            <w:r/>
-            <w:r>
-              <w:rPr>
-                <w:b/>
-                <w:sz w:val="13"/>
-              </w:rPr>
-              <w:t>SE</w:t>
-            </w:r>
-          </w:p>
-        </w:tc>
-        <w:tc>
-          <w:tcPr>
-            <w:tcW w:type="dxa" w:w="1892"/>
-          </w:tcPr>
-          <w:p>
-            <w:r/>
-            <w:r>
-              <w:rPr>
-                <w:sz w:val="13"/>
-              </w:rPr>
-              <w:t>SR-019</w:t>
-            </w:r>
-          </w:p>
-        </w:tc>
-        <w:tc>
-          <w:tcPr>
-            <w:tcW w:type="dxa" w:w="1892"/>
-          </w:tcPr>
-          <w:p>
-            <w:r/>
-            <w:r>
-              <w:rPr>
-                <w:sz w:val="13"/>
-              </w:rPr>
-              <w:t xml:space="preserve">E-Commerce Product Catalog Search </w:t>
-            </w:r>
-          </w:p>
-        </w:tc>
-        <w:tc>
-          <w:tcPr>
-            <w:tcW w:type="dxa" w:w="1892"/>
-          </w:tcPr>
-          <w:p>
-            <w:r/>
-            <w:r>
-              <w:rPr>
-                <w:sz w:val="13"/>
-              </w:rPr>
-              <w:t>medium</w:t>
-            </w:r>
-          </w:p>
-        </w:tc>
-        <w:tc>
-          <w:tcPr>
-            <w:tcW w:type="dxa" w:w="1892"/>
-          </w:tcPr>
-          <w:p>
-            <w:r/>
-            <w:r>
-              <w:rPr>
-                <w:sz w:val="13"/>
-              </w:rPr>
-              <w:t>–</w:t>
-            </w:r>
-          </w:p>
-        </w:tc>
-      </w:tr>
-      <w:tr>
-        <w:tc>
-          <w:tcPr>
-            <w:tcW w:type="dxa" w:w="1892"/>
-          </w:tcPr>
-          <w:p>
-            <w:r/>
-            <w:r>
-              <w:rPr>
-                <w:b/>
-                <w:sz w:val="13"/>
-              </w:rPr>
-              <w:t>SE</w:t>
-            </w:r>
-          </w:p>
-        </w:tc>
-        <w:tc>
-          <w:tcPr>
-            <w:tcW w:type="dxa" w:w="1892"/>
-          </w:tcPr>
-          <w:p>
-            <w:r/>
-            <w:r>
-              <w:rPr>
-                <w:sz w:val="13"/>
-              </w:rPr>
-              <w:t>SR-020</w:t>
-            </w:r>
-          </w:p>
-        </w:tc>
-        <w:tc>
-          <w:tcPr>
-            <w:tcW w:type="dxa" w:w="1892"/>
-          </w:tcPr>
-          <w:p>
-            <w:r/>
-            <w:r>
-              <w:rPr>
-                <w:sz w:val="13"/>
-              </w:rPr>
-              <w:t>Spelling Correction Candidate Retr</w:t>
-            </w:r>
-          </w:p>
-        </w:tc>
-        <w:tc>
-          <w:tcPr>
-            <w:tcW w:type="dxa" w:w="1892"/>
-          </w:tcPr>
-          <w:p>
-            <w:r/>
-            <w:r>
-              <w:rPr>
-                <w:sz w:val="13"/>
-              </w:rPr>
-              <w:t>medium</w:t>
-            </w:r>
-          </w:p>
-        </w:tc>
-        <w:tc>
-          <w:tcPr>
-            <w:tcW w:type="dxa" w:w="1892"/>
-          </w:tcPr>
-          <w:p>
-            <w:r/>
-            <w:r>
-              <w:rPr>
-                <w:sz w:val="13"/>
-              </w:rPr>
-              <w:t>–</w:t>
-            </w:r>
-          </w:p>
-        </w:tc>
-      </w:tr>
-      <w:tr>
-        <w:tc>
-          <w:tcPr>
-            <w:tcW w:type="dxa" w:w="1892"/>
-          </w:tcPr>
-          <w:p>
-            <w:r/>
-            <w:r>
-              <w:rPr>
-                <w:b/>
-                <w:sz w:val="13"/>
-              </w:rPr>
-              <w:t>SE</w:t>
-            </w:r>
-          </w:p>
-        </w:tc>
-        <w:tc>
-          <w:tcPr>
-            <w:tcW w:type="dxa" w:w="1892"/>
-          </w:tcPr>
-          <w:p>
-            <w:r/>
-            <w:r>
-              <w:rPr>
-                <w:sz w:val="13"/>
-              </w:rPr>
-              <w:t>SR-021</w:t>
-            </w:r>
-          </w:p>
-        </w:tc>
-        <w:tc>
-          <w:tcPr>
-            <w:tcW w:type="dxa" w:w="1892"/>
-          </w:tcPr>
-          <w:p>
-            <w:r/>
-            <w:r>
-              <w:rPr>
-                <w:sz w:val="13"/>
-              </w:rPr>
-              <w:t>Grid-Bucketed Nearest Point Search</w:t>
-            </w:r>
-          </w:p>
-        </w:tc>
-        <w:tc>
-          <w:tcPr>
-            <w:tcW w:type="dxa" w:w="1892"/>
-          </w:tcPr>
-          <w:p>
-            <w:r/>
-            <w:r>
-              <w:rPr>
-                <w:sz w:val="13"/>
-              </w:rPr>
-              <w:t>hard</w:t>
-            </w:r>
-          </w:p>
-        </w:tc>
-        <w:tc>
-          <w:tcPr>
-            <w:tcW w:type="dxa" w:w="1892"/>
-          </w:tcPr>
-          <w:p>
-            <w:r/>
-            <w:r>
-              <w:rPr>
-                <w:sz w:val="13"/>
-              </w:rPr>
-              <w:t>–</w:t>
-            </w:r>
-          </w:p>
-        </w:tc>
-      </w:tr>
-      <w:tr>
-        <w:tc>
-          <w:tcPr>
-            <w:tcW w:type="dxa" w:w="1892"/>
-          </w:tcPr>
-          <w:p>
-            <w:r/>
-            <w:r>
-              <w:rPr>
-                <w:b/>
-                <w:sz w:val="13"/>
-              </w:rPr>
-              <w:t>SE</w:t>
-            </w:r>
-          </w:p>
-        </w:tc>
-        <w:tc>
-          <w:tcPr>
-            <w:tcW w:type="dxa" w:w="1892"/>
-          </w:tcPr>
-          <w:p>
-            <w:r/>
-            <w:r>
-              <w:rPr>
-                <w:sz w:val="13"/>
-              </w:rPr>
-              <w:t>SR-022</w:t>
-            </w:r>
-          </w:p>
-        </w:tc>
-        <w:tc>
-          <w:tcPr>
-            <w:tcW w:type="dxa" w:w="1892"/>
-          </w:tcPr>
-          <w:p>
-            <w:r/>
-            <w:r>
-              <w:rPr>
-                <w:sz w:val="13"/>
-              </w:rPr>
-              <w:t>Contact Directory Reverse Lookup b</w:t>
-            </w:r>
-          </w:p>
-        </w:tc>
-        <w:tc>
-          <w:tcPr>
-            <w:tcW w:type="dxa" w:w="1892"/>
-          </w:tcPr>
-          <w:p>
-            <w:r/>
-            <w:r>
-              <w:rPr>
-                <w:sz w:val="13"/>
-              </w:rPr>
-              <w:t>medium</w:t>
-            </w:r>
-          </w:p>
-        </w:tc>
-        <w:tc>
-          <w:tcPr>
-            <w:tcW w:type="dxa" w:w="1892"/>
-          </w:tcPr>
-          <w:p>
-            <w:r/>
-            <w:r>
-              <w:rPr>
-                <w:sz w:val="13"/>
-              </w:rPr>
-              <w:t>–</w:t>
-            </w:r>
-          </w:p>
-        </w:tc>
-      </w:tr>
-      <w:tr>
-        <w:tc>
-          <w:tcPr>
-            <w:tcW w:type="dxa" w:w="1892"/>
-          </w:tcPr>
-          <w:p>
-            <w:r/>
-            <w:r>
-              <w:rPr>
-                <w:b/>
-                <w:sz w:val="13"/>
-              </w:rPr>
-              <w:t>SE</w:t>
-            </w:r>
-          </w:p>
-        </w:tc>
-        <w:tc>
-          <w:tcPr>
-            <w:tcW w:type="dxa" w:w="1892"/>
-          </w:tcPr>
-          <w:p>
-            <w:r/>
-            <w:r>
-              <w:rPr>
-                <w:sz w:val="13"/>
-              </w:rPr>
-              <w:t>SR-023</w:t>
-            </w:r>
-          </w:p>
-        </w:tc>
-        <w:tc>
-          <w:tcPr>
-            <w:tcW w:type="dxa" w:w="1892"/>
-          </w:tcPr>
-          <w:p>
-            <w:r/>
-            <w:r>
-              <w:rPr>
-                <w:sz w:val="13"/>
-              </w:rPr>
-              <w:t>Email Domain Grouping and Domain S</w:t>
-            </w:r>
-          </w:p>
-        </w:tc>
-        <w:tc>
-          <w:tcPr>
-            <w:tcW w:type="dxa" w:w="1892"/>
-          </w:tcPr>
-          <w:p>
-            <w:r/>
-            <w:r>
-              <w:rPr>
-                <w:sz w:val="13"/>
-              </w:rPr>
-              <w:t>medium</w:t>
-            </w:r>
-          </w:p>
-        </w:tc>
-        <w:tc>
-          <w:tcPr>
-            <w:tcW w:type="dxa" w:w="1892"/>
-          </w:tcPr>
-          <w:p>
-            <w:r/>
-            <w:r>
-              <w:rPr>
-                <w:sz w:val="13"/>
-              </w:rPr>
-              <w:t>–</w:t>
-            </w:r>
-          </w:p>
-        </w:tc>
-      </w:tr>
-      <w:tr>
-        <w:tc>
-          <w:tcPr>
-            <w:tcW w:type="dxa" w:w="1892"/>
-          </w:tcPr>
-          <w:p>
-            <w:r/>
-            <w:r>
-              <w:rPr>
-                <w:b/>
-                <w:sz w:val="13"/>
-              </w:rPr>
-              <w:t>SE</w:t>
-            </w:r>
-          </w:p>
-        </w:tc>
-        <w:tc>
-          <w:tcPr>
-            <w:tcW w:type="dxa" w:w="1892"/>
-          </w:tcPr>
-          <w:p>
-            <w:r/>
-            <w:r>
-              <w:rPr>
-                <w:sz w:val="13"/>
-              </w:rPr>
-              <w:t>SR-024</w:t>
-            </w:r>
-          </w:p>
-        </w:tc>
-        <w:tc>
-          <w:tcPr>
-            <w:tcW w:type="dxa" w:w="1892"/>
-          </w:tcPr>
-          <w:p>
-            <w:r/>
-            <w:r>
-              <w:rPr>
-                <w:sz w:val="13"/>
-              </w:rPr>
-              <w:t>Citation Reference Matching Across</w:t>
-            </w:r>
-          </w:p>
-        </w:tc>
-        <w:tc>
-          <w:tcPr>
-            <w:tcW w:type="dxa" w:w="1892"/>
-          </w:tcPr>
-          <w:p>
-            <w:r/>
-            <w:r>
-              <w:rPr>
-                <w:sz w:val="13"/>
-              </w:rPr>
-              <w:t>hard</w:t>
-            </w:r>
-          </w:p>
-        </w:tc>
-        <w:tc>
-          <w:tcPr>
-            <w:tcW w:type="dxa" w:w="1892"/>
-          </w:tcPr>
-          <w:p>
-            <w:r/>
-            <w:r>
-              <w:rPr>
-                <w:sz w:val="13"/>
-              </w:rPr>
-              <w:t>–</w:t>
-            </w:r>
-          </w:p>
-        </w:tc>
-      </w:tr>
-      <w:tr>
-        <w:tc>
-          <w:tcPr>
-            <w:tcW w:type="dxa" w:w="1892"/>
-          </w:tcPr>
-          <w:p>
-            <w:r/>
-            <w:r>
-              <w:rPr>
-                <w:b/>
-                <w:sz w:val="13"/>
-              </w:rPr>
-              <w:t>SE</w:t>
-            </w:r>
-          </w:p>
-        </w:tc>
-        <w:tc>
-          <w:tcPr>
-            <w:tcW w:type="dxa" w:w="1892"/>
-          </w:tcPr>
-          <w:p>
-            <w:r/>
-            <w:r>
-              <w:rPr>
-                <w:sz w:val="13"/>
-              </w:rPr>
-              <w:t>SR-025</w:t>
-            </w:r>
-          </w:p>
-        </w:tc>
-        <w:tc>
-          <w:tcPr>
-            <w:tcW w:type="dxa" w:w="1892"/>
-          </w:tcPr>
-          <w:p>
-            <w:r/>
-            <w:r>
-              <w:rPr>
-                <w:sz w:val="13"/>
-              </w:rPr>
-              <w:t>Word Frequency Ranked Search Index</w:t>
-            </w:r>
-          </w:p>
-        </w:tc>
-        <w:tc>
-          <w:tcPr>
-            <w:tcW w:type="dxa" w:w="1892"/>
-          </w:tcPr>
-          <w:p>
-            <w:r/>
-            <w:r>
-              <w:rPr>
-                <w:sz w:val="13"/>
-              </w:rPr>
-              <w:t>medium</w:t>
-            </w:r>
-          </w:p>
-        </w:tc>
-        <w:tc>
-          <w:tcPr>
-            <w:tcW w:type="dxa" w:w="1892"/>
-          </w:tcPr>
-          <w:p>
-            <w:r/>
-            <w:r>
-              <w:rPr>
-                <w:sz w:val="13"/>
-              </w:rPr>
-              <w:t>–</w:t>
             </w:r>
           </w:p>
         </w:tc>
@@ -23142,7 +21176,7 @@
               <w:rPr>
                 <w:sz w:val="16"/>
               </w:rPr>
-              <w:t>302</w:t>
+              <w:t>292</w:t>
             </w:r>
           </w:p>
         </w:tc>
@@ -23156,7 +21190,7 @@
               <w:rPr>
                 <w:sz w:val="16"/>
               </w:rPr>
-              <w:t>58.0</w:t>
+              <w:t>57.5</w:t>
             </w:r>
           </w:p>
         </w:tc>
@@ -23197,7 +21231,7 @@
               <w:rPr>
                 <w:sz w:val="16"/>
               </w:rPr>
-              <w:t>14.0</w:t>
+              <w:t>13.0</w:t>
             </w:r>
           </w:p>
         </w:tc>
@@ -23269,7 +21303,7 @@
               <w:rPr>
                 <w:sz w:val="16"/>
               </w:rPr>
-              <w:t>297</w:t>
+              <w:t>284</w:t>
             </w:r>
           </w:p>
         </w:tc>
@@ -23283,7 +21317,7 @@
               <w:rPr>
                 <w:sz w:val="16"/>
               </w:rPr>
-              <w:t>63.0</w:t>
+              <w:t>62.0</w:t>
             </w:r>
           </w:p>
         </w:tc>
@@ -23324,7 +21358,7 @@
               <w:rPr>
                 <w:sz w:val="16"/>
               </w:rPr>
-              <w:t>15.0</w:t>
+              <w:t>14.0</w:t>
             </w:r>
           </w:p>
         </w:tc>
@@ -23352,7 +21386,7 @@
               <w:rPr>
                 <w:sz w:val="16"/>
               </w:rPr>
-              <w:t>3.4</w:t>
+              <w:t>3.5</w:t>
             </w:r>
           </w:p>
         </w:tc>
@@ -23396,7 +21430,7 @@
               <w:rPr>
                 <w:sz w:val="16"/>
               </w:rPr>
-              <w:t>296</w:t>
+              <w:t>281</w:t>
             </w:r>
           </w:p>
         </w:tc>
@@ -23410,7 +21444,7 @@
               <w:rPr>
                 <w:sz w:val="16"/>
               </w:rPr>
-              <w:t>82.0</w:t>
+              <w:t>81.0</w:t>
             </w:r>
           </w:p>
         </w:tc>
@@ -23479,7 +21513,7 @@
               <w:rPr>
                 <w:sz w:val="16"/>
               </w:rPr>
-              <w:t>3.8</w:t>
+              <w:t>3.9</w:t>
             </w:r>
           </w:p>
         </w:tc>
@@ -23523,7 +21557,7 @@
               <w:rPr>
                 <w:sz w:val="16"/>
               </w:rPr>
-              <w:t>295</w:t>
+              <w:t>283</w:t>
             </w:r>
           </w:p>
         </w:tc>
@@ -23606,7 +21640,7 @@
               <w:rPr>
                 <w:sz w:val="16"/>
               </w:rPr>
-              <w:t>5.1</w:t>
+              <w:t>5.3</w:t>
             </w:r>
           </w:p>
         </w:tc>
@@ -23650,7 +21684,7 @@
               <w:rPr>
                 <w:sz w:val="16"/>
               </w:rPr>
-              <w:t>295</w:t>
+              <w:t>278</w:t>
             </w:r>
           </w:p>
         </w:tc>
@@ -23733,7 +21767,7 @@
               <w:rPr>
                 <w:sz w:val="16"/>
               </w:rPr>
-              <w:t>3.1</w:t>
+              <w:t>3.2</w:t>
             </w:r>
           </w:p>
         </w:tc>
@@ -24397,360 +22431,6 @@
           </w:p>
         </w:tc>
       </w:tr>
-      <w:tr>
-        <w:tc>
-          <w:tcPr>
-            <w:tcW w:type="dxa" w:w="2365"/>
-          </w:tcPr>
-          <w:p>
-            <w:r/>
-            <w:r>
-              <w:rPr>
-                <w:b/>
-                <w:sz w:val="16"/>
-              </w:rPr>
-              <w:t>CLI_ARGS</w:t>
-            </w:r>
-          </w:p>
-        </w:tc>
-        <w:tc>
-          <w:tcPr>
-            <w:tcW w:type="dxa" w:w="2365"/>
-          </w:tcPr>
-          <w:p>
-            <w:r/>
-            <w:r>
-              <w:rPr>
-                <w:sz w:val="16"/>
-              </w:rPr>
-              <w:t>20</w:t>
-            </w:r>
-          </w:p>
-        </w:tc>
-        <w:tc>
-          <w:tcPr>
-            <w:tcW w:type="dxa" w:w="2365"/>
-          </w:tcPr>
-          <w:p>
-            <w:r/>
-            <w:r>
-              <w:rPr>
-                <w:sz w:val="16"/>
-              </w:rPr>
-              <w:t>No invocation produced exit 0</w:t>
-            </w:r>
-          </w:p>
-        </w:tc>
-        <w:tc>
-          <w:tcPr>
-            <w:tcW w:type="dxa" w:w="2365"/>
-          </w:tcPr>
-          <w:p>
-            <w:r/>
-            <w:r>
-              <w:rPr>
-                <w:sz w:val="16"/>
-              </w:rPr>
-              <w:t>Sometimes</w:t>
-            </w:r>
-          </w:p>
-        </w:tc>
-      </w:tr>
-      <w:tr>
-        <w:tc>
-          <w:tcPr>
-            <w:tcW w:type="dxa" w:w="2365"/>
-          </w:tcPr>
-          <w:p>
-            <w:r/>
-            <w:r>
-              <w:rPr>
-                <w:b/>
-                <w:sz w:val="16"/>
-              </w:rPr>
-              <w:t>NOT_PYTHON</w:t>
-            </w:r>
-          </w:p>
-        </w:tc>
-        <w:tc>
-          <w:tcPr>
-            <w:tcW w:type="dxa" w:w="2365"/>
-          </w:tcPr>
-          <w:p>
-            <w:r/>
-            <w:r>
-              <w:rPr>
-                <w:sz w:val="16"/>
-              </w:rPr>
-              <w:t>14</w:t>
-            </w:r>
-          </w:p>
-        </w:tc>
-        <w:tc>
-          <w:tcPr>
-            <w:tcW w:type="dxa" w:w="2365"/>
-          </w:tcPr>
-          <w:p>
-            <w:r/>
-            <w:r>
-              <w:rPr>
-                <w:sz w:val="16"/>
-              </w:rPr>
-              <w:t>Prose/truncated, not Python</w:t>
-            </w:r>
-          </w:p>
-        </w:tc>
-        <w:tc>
-          <w:tcPr>
-            <w:tcW w:type="dxa" w:w="2365"/>
-          </w:tcPr>
-          <w:p>
-            <w:r/>
-            <w:r>
-              <w:rPr>
-                <w:sz w:val="16"/>
-              </w:rPr>
-              <w:t>No</w:t>
-            </w:r>
-          </w:p>
-        </w:tc>
-      </w:tr>
-      <w:tr>
-        <w:tc>
-          <w:tcPr>
-            <w:tcW w:type="dxa" w:w="2365"/>
-          </w:tcPr>
-          <w:p>
-            <w:r/>
-            <w:r>
-              <w:rPr>
-                <w:b/>
-                <w:sz w:val="16"/>
-              </w:rPr>
-              <w:t>SILENT_RC1</w:t>
-            </w:r>
-          </w:p>
-        </w:tc>
-        <w:tc>
-          <w:tcPr>
-            <w:tcW w:type="dxa" w:w="2365"/>
-          </w:tcPr>
-          <w:p>
-            <w:r/>
-            <w:r>
-              <w:rPr>
-                <w:sz w:val="16"/>
-              </w:rPr>
-              <w:t>12</w:t>
-            </w:r>
-          </w:p>
-        </w:tc>
-        <w:tc>
-          <w:tcPr>
-            <w:tcW w:type="dxa" w:w="2365"/>
-          </w:tcPr>
-          <w:p>
-            <w:r/>
-            <w:r>
-              <w:rPr>
-                <w:sz w:val="16"/>
-              </w:rPr>
-              <w:t>Non-zero exit without output</w:t>
-            </w:r>
-          </w:p>
-        </w:tc>
-        <w:tc>
-          <w:tcPr>
-            <w:tcW w:type="dxa" w:w="2365"/>
-          </w:tcPr>
-          <w:p>
-            <w:r/>
-            <w:r>
-              <w:rPr>
-                <w:sz w:val="16"/>
-              </w:rPr>
-              <w:t>Sometimes</w:t>
-            </w:r>
-          </w:p>
-        </w:tc>
-      </w:tr>
-      <w:tr>
-        <w:tc>
-          <w:tcPr>
-            <w:tcW w:type="dxa" w:w="2365"/>
-          </w:tcPr>
-          <w:p>
-            <w:r/>
-            <w:r>
-              <w:rPr>
-                <w:b/>
-                <w:sz w:val="16"/>
-              </w:rPr>
-              <w:t>OTHER</w:t>
-            </w:r>
-          </w:p>
-        </w:tc>
-        <w:tc>
-          <w:tcPr>
-            <w:tcW w:type="dxa" w:w="2365"/>
-          </w:tcPr>
-          <w:p>
-            <w:r/>
-            <w:r>
-              <w:rPr>
-                <w:sz w:val="16"/>
-              </w:rPr>
-              <w:t>11</w:t>
-            </w:r>
-          </w:p>
-        </w:tc>
-        <w:tc>
-          <w:tcPr>
-            <w:tcW w:type="dxa" w:w="2365"/>
-          </w:tcPr>
-          <w:p>
-            <w:r/>
-            <w:r>
-              <w:rPr>
-                <w:sz w:val="16"/>
-              </w:rPr>
-              <w:t>Other launch failure</w:t>
-            </w:r>
-          </w:p>
-        </w:tc>
-        <w:tc>
-          <w:tcPr>
-            <w:tcW w:type="dxa" w:w="2365"/>
-          </w:tcPr>
-          <w:p>
-            <w:r/>
-            <w:r>
-              <w:rPr>
-                <w:sz w:val="16"/>
-              </w:rPr>
-              <w:t>Sometimes</w:t>
-            </w:r>
-          </w:p>
-        </w:tc>
-      </w:tr>
-      <w:tr>
-        <w:tc>
-          <w:tcPr>
-            <w:tcW w:type="dxa" w:w="2365"/>
-          </w:tcPr>
-          <w:p>
-            <w:r/>
-            <w:r>
-              <w:rPr>
-                <w:b/>
-                <w:sz w:val="16"/>
-              </w:rPr>
-              <w:t>MISSING_DEP</w:t>
-            </w:r>
-          </w:p>
-        </w:tc>
-        <w:tc>
-          <w:tcPr>
-            <w:tcW w:type="dxa" w:w="2365"/>
-          </w:tcPr>
-          <w:p>
-            <w:r/>
-            <w:r>
-              <w:rPr>
-                <w:sz w:val="16"/>
-              </w:rPr>
-              <w:t>5</w:t>
-            </w:r>
-          </w:p>
-        </w:tc>
-        <w:tc>
-          <w:tcPr>
-            <w:tcW w:type="dxa" w:w="2365"/>
-          </w:tcPr>
-          <w:p>
-            <w:r/>
-            <w:r>
-              <w:rPr>
-                <w:sz w:val="16"/>
-              </w:rPr>
-              <w:t>Unavailable third-party import</w:t>
-            </w:r>
-          </w:p>
-        </w:tc>
-        <w:tc>
-          <w:tcPr>
-            <w:tcW w:type="dxa" w:w="2365"/>
-          </w:tcPr>
-          <w:p>
-            <w:r/>
-            <w:r>
-              <w:rPr>
-                <w:sz w:val="16"/>
-              </w:rPr>
-              <w:t>No</w:t>
-            </w:r>
-          </w:p>
-        </w:tc>
-      </w:tr>
-      <w:tr>
-        <w:tc>
-          <w:tcPr>
-            <w:tcW w:type="dxa" w:w="2365"/>
-          </w:tcPr>
-          <w:p>
-            <w:r/>
-            <w:r>
-              <w:rPr>
-                <w:b/>
-                <w:sz w:val="16"/>
-              </w:rPr>
-              <w:t>MISSING_FILE</w:t>
-            </w:r>
-          </w:p>
-        </w:tc>
-        <w:tc>
-          <w:tcPr>
-            <w:tcW w:type="dxa" w:w="2365"/>
-          </w:tcPr>
-          <w:p>
-            <w:r/>
-            <w:r>
-              <w:rPr>
-                <w:sz w:val="16"/>
-              </w:rPr>
-              <w:t>3</w:t>
-            </w:r>
-          </w:p>
-        </w:tc>
-        <w:tc>
-          <w:tcPr>
-            <w:tcW w:type="dxa" w:w="2365"/>
-          </w:tcPr>
-          <w:p>
-            <w:r/>
-            <w:r>
-              <w:rPr>
-                <w:sz w:val="16"/>
-              </w:rPr>
-              <w:t>Reads a file outside workload</w:t>
-            </w:r>
-          </w:p>
-        </w:tc>
-        <w:tc>
-          <w:tcPr>
-            <w:tcW w:type="dxa" w:w="2365"/>
-          </w:tcPr>
-          <w:p>
-            <w:r/>
-            <w:r>
-              <w:rPr>
-                <w:sz w:val="16"/>
-              </w:rPr>
-              <w:t>Yes</w:t>
-            </w:r>
-          </w:p>
-        </w:tc>
-      </w:tr>
     </w:tbl>
     <w:p>
       <w:r>
@@ -24948,7 +22628,7 @@
         <w:rPr>
           <w:sz w:val="19"/>
         </w:rPr>
-        <w:t xml:space="preserve">Dataset coverage (1485 finals, 1309 measured) — §4.1</w:t>
+        <w:t xml:space="preserve">Dataset coverage (1418 finals in scope, 1307 measured) — §4.1</w:t>
       </w:r>
     </w:p>
     <w:p>

--- a/docx/green-code-interaction-benchmark.docx
+++ b/docx/green-code-interaction-benchmark.docx
@@ -245,7 +245,7 @@
               <w:rPr>
                 <w:sz w:val="18"/>
               </w:rPr>
-              <w:t>Md Khaled Hasan Milu (0112230104) · Md Nurul Huda (0112230303) · Sumiya Akter Subarna (0112231053) · Atkiya Fyrose Prity (0112230101) · Tanjila Tafrin Priyonta (0112230111) · Minhazul Islam Sizan (0112230301)</w:t>
+              <w:t>MD. Nurul Huda (0112230303) · MD. Khaled Hasan Milu (0112230104) · Ar-Rafi Hossain Isty (0112230793) · Atkia Fayrose Prity (0112230101) · Tanjila Tafrim Priyonta (0112230111) · Sumiya Akter Subarna (0112231053) — Dept. of CSE, United International University</w:t>
             </w:r>
           </w:p>
         </w:tc>

--- a/docx/green-code-interaction-benchmark.docx
+++ b/docx/green-code-interaction-benchmark.docx
@@ -245,7 +245,7 @@
               <w:rPr>
                 <w:sz w:val="18"/>
               </w:rPr>
-              <w:t>MD. Nurul Huda (0112230303) · MD. Khaled Hasan Milu (0112230104) · Ar-Rafi Hossain Isty (0112230793) · Atkia Fayrose Prity (0112230101) · Tanjila Tafrim Priyonta (0112230111) · Sumiya Akter Subarna (0112231053) — Dept. of CSE, United International University</w:t>
+              <w:t>MD. Nurul Huda (0112230303) · MD. Khaled Hasan Milu (0112230104) · MD. Minhazul Islam (0112230301) · Atkia Fayrose Prity (0112230101) · Tanjila Tafrim Priyonta (0112230111) · Sumiya Akter Subarna (0112231053) — Dept. of CSE, United International University</w:t>
             </w:r>
           </w:p>
         </w:tc>

--- a/docx/green-code-interaction-benchmark.docx
+++ b/docx/green-code-interaction-benchmark.docx
@@ -47,6 +47,329 @@
         <w:t>A benchmark study of one-shot versus multi-turn AI-assisted programming — 1418 final programs in scope, RAPL energy measurement, static + empirical complexity analysis</w:t>
       </w:r>
     </w:p>
+    <w:tbl>
+      <w:tblPr>
+        <w:tblW w:type="auto" w:w="0"/>
+        <w:jc w:val="center"/>
+        <w:tblLook w:firstColumn="1" w:firstRow="1" w:lastColumn="0" w:lastRow="0" w:noHBand="0" w:noVBand="1" w:val="04A0"/>
+      </w:tblPr>
+      <w:tblGrid>
+        <w:gridCol w:w="3154"/>
+        <w:gridCol w:w="3154"/>
+        <w:gridCol w:w="3154"/>
+      </w:tblGrid>
+      <w:tr>
+        <w:tc>
+          <w:tcPr>
+            <w:tcW w:type="dxa" w:w="3154"/>
+          </w:tcPr>
+          <w:p>
+            <w:pPr>
+              <w:jc w:val="center"/>
+            </w:pPr>
+            <w:r/>
+            <w:r>
+              <w:rPr>
+                <w:b/>
+                <w:sz w:val="20"/>
+              </w:rPr>
+              <w:t>MD. Nurul Huda</w:t>
+            </w:r>
+          </w:p>
+          <w:p>
+            <w:pPr>
+              <w:jc w:val="center"/>
+            </w:pPr>
+            <w:r>
+              <w:rPr>
+                <w:sz w:val="17"/>
+              </w:rPr>
+              <w:t>Dept. of CSE</w:t>
+            </w:r>
+          </w:p>
+          <w:p>
+            <w:pPr>
+              <w:jc w:val="center"/>
+            </w:pPr>
+            <w:r>
+              <w:rPr>
+                <w:sz w:val="17"/>
+              </w:rPr>
+              <w:t>United International University</w:t>
+            </w:r>
+          </w:p>
+          <w:p>
+            <w:pPr>
+              <w:jc w:val="center"/>
+            </w:pPr>
+            <w:r>
+              <w:rPr>
+                <w:sz w:val="17"/>
+              </w:rPr>
+              <w:t>mhuda223303@bscse.uiu.ac.bd</w:t>
+            </w:r>
+          </w:p>
+        </w:tc>
+        <w:tc>
+          <w:tcPr>
+            <w:tcW w:type="dxa" w:w="3154"/>
+          </w:tcPr>
+          <w:p>
+            <w:pPr>
+              <w:jc w:val="center"/>
+            </w:pPr>
+            <w:r/>
+            <w:r>
+              <w:rPr>
+                <w:b/>
+                <w:sz w:val="20"/>
+              </w:rPr>
+              <w:t>MD. Khaled Hasan Milu</w:t>
+            </w:r>
+          </w:p>
+          <w:p>
+            <w:pPr>
+              <w:jc w:val="center"/>
+            </w:pPr>
+            <w:r>
+              <w:rPr>
+                <w:sz w:val="17"/>
+              </w:rPr>
+              <w:t>Dept. of CSE</w:t>
+            </w:r>
+          </w:p>
+          <w:p>
+            <w:pPr>
+              <w:jc w:val="center"/>
+            </w:pPr>
+            <w:r>
+              <w:rPr>
+                <w:sz w:val="17"/>
+              </w:rPr>
+              <w:t>United International University</w:t>
+            </w:r>
+          </w:p>
+          <w:p>
+            <w:pPr>
+              <w:jc w:val="center"/>
+            </w:pPr>
+            <w:r>
+              <w:rPr>
+                <w:sz w:val="17"/>
+              </w:rPr>
+              <w:t>mmilu223104@bscse.uiu.ac.bd</w:t>
+            </w:r>
+          </w:p>
+        </w:tc>
+        <w:tc>
+          <w:tcPr>
+            <w:tcW w:type="dxa" w:w="3154"/>
+          </w:tcPr>
+          <w:p>
+            <w:pPr>
+              <w:jc w:val="center"/>
+            </w:pPr>
+            <w:r/>
+            <w:r>
+              <w:rPr>
+                <w:b/>
+                <w:sz w:val="20"/>
+              </w:rPr>
+              <w:t>MD. Minhazul Islam</w:t>
+            </w:r>
+          </w:p>
+          <w:p>
+            <w:pPr>
+              <w:jc w:val="center"/>
+            </w:pPr>
+            <w:r>
+              <w:rPr>
+                <w:sz w:val="17"/>
+              </w:rPr>
+              <w:t>Dept. of CSE</w:t>
+            </w:r>
+          </w:p>
+          <w:p>
+            <w:pPr>
+              <w:jc w:val="center"/>
+            </w:pPr>
+            <w:r>
+              <w:rPr>
+                <w:sz w:val="17"/>
+              </w:rPr>
+              <w:t>United International University</w:t>
+            </w:r>
+          </w:p>
+          <w:p>
+            <w:pPr>
+              <w:jc w:val="center"/>
+            </w:pPr>
+            <w:r>
+              <w:rPr>
+                <w:sz w:val="17"/>
+              </w:rPr>
+              <w:t>mislam223301@bscse.uiu.ac.bd</w:t>
+            </w:r>
+          </w:p>
+        </w:tc>
+      </w:tr>
+      <w:tr>
+        <w:tc>
+          <w:tcPr>
+            <w:tcW w:type="dxa" w:w="3154"/>
+          </w:tcPr>
+          <w:p>
+            <w:pPr>
+              <w:jc w:val="center"/>
+            </w:pPr>
+            <w:r/>
+            <w:r>
+              <w:rPr>
+                <w:b/>
+                <w:sz w:val="20"/>
+              </w:rPr>
+              <w:t>Atkia Fayrose Prity</w:t>
+            </w:r>
+          </w:p>
+          <w:p>
+            <w:pPr>
+              <w:jc w:val="center"/>
+            </w:pPr>
+            <w:r>
+              <w:rPr>
+                <w:sz w:val="17"/>
+              </w:rPr>
+              <w:t>Dept. of CSE</w:t>
+            </w:r>
+          </w:p>
+          <w:p>
+            <w:pPr>
+              <w:jc w:val="center"/>
+            </w:pPr>
+            <w:r>
+              <w:rPr>
+                <w:sz w:val="17"/>
+              </w:rPr>
+              <w:t>United International University</w:t>
+            </w:r>
+          </w:p>
+          <w:p>
+            <w:pPr>
+              <w:jc w:val="center"/>
+            </w:pPr>
+            <w:r>
+              <w:rPr>
+                <w:sz w:val="17"/>
+              </w:rPr>
+              <w:t>aprity223101@bscse.uiu.ac.bd</w:t>
+            </w:r>
+          </w:p>
+        </w:tc>
+        <w:tc>
+          <w:tcPr>
+            <w:tcW w:type="dxa" w:w="3154"/>
+          </w:tcPr>
+          <w:p>
+            <w:pPr>
+              <w:jc w:val="center"/>
+            </w:pPr>
+            <w:r/>
+            <w:r>
+              <w:rPr>
+                <w:b/>
+                <w:sz w:val="20"/>
+              </w:rPr>
+              <w:t>Tanjila Tafrim Priyonta</w:t>
+            </w:r>
+          </w:p>
+          <w:p>
+            <w:pPr>
+              <w:jc w:val="center"/>
+            </w:pPr>
+            <w:r>
+              <w:rPr>
+                <w:sz w:val="17"/>
+              </w:rPr>
+              <w:t>Dept. of CSE</w:t>
+            </w:r>
+          </w:p>
+          <w:p>
+            <w:pPr>
+              <w:jc w:val="center"/>
+            </w:pPr>
+            <w:r>
+              <w:rPr>
+                <w:sz w:val="17"/>
+              </w:rPr>
+              <w:t>United International University</w:t>
+            </w:r>
+          </w:p>
+          <w:p>
+            <w:pPr>
+              <w:jc w:val="center"/>
+            </w:pPr>
+            <w:r>
+              <w:rPr>
+                <w:sz w:val="17"/>
+              </w:rPr>
+              <w:t>tpriyonta223111@bscse.uiu.ac.bd</w:t>
+            </w:r>
+          </w:p>
+        </w:tc>
+        <w:tc>
+          <w:tcPr>
+            <w:tcW w:type="dxa" w:w="3154"/>
+          </w:tcPr>
+          <w:p>
+            <w:pPr>
+              <w:jc w:val="center"/>
+            </w:pPr>
+            <w:r/>
+            <w:r>
+              <w:rPr>
+                <w:b/>
+                <w:sz w:val="20"/>
+              </w:rPr>
+              <w:t>Sumiya Akter Subarna</w:t>
+            </w:r>
+          </w:p>
+          <w:p>
+            <w:pPr>
+              <w:jc w:val="center"/>
+            </w:pPr>
+            <w:r>
+              <w:rPr>
+                <w:sz w:val="17"/>
+              </w:rPr>
+              <w:t>Dept. of CSE</w:t>
+            </w:r>
+          </w:p>
+          <w:p>
+            <w:pPr>
+              <w:jc w:val="center"/>
+            </w:pPr>
+            <w:r>
+              <w:rPr>
+                <w:sz w:val="17"/>
+              </w:rPr>
+              <w:t>United International University</w:t>
+            </w:r>
+          </w:p>
+          <w:p>
+            <w:pPr>
+              <w:jc w:val="center"/>
+            </w:pPr>
+            <w:r>
+              <w:rPr>
+                <w:sz w:val="17"/>
+              </w:rPr>
+              <w:t>ssubarna2231053@bscse.uiu.ac.bd</w:t>
+            </w:r>
+          </w:p>
+        </w:tc>
+      </w:tr>
+    </w:tbl>
+    <w:p/>
     <w:tbl>
       <w:tblPr>
         <w:tblStyle w:val="TableGrid"/>
